--- a/RG_Enterprise_Consulting_BRD_v2.3.docx
+++ b/RG_Enterprise_Consulting_BRD_v2.3.docx
@@ -14232,6 +14232,4160 @@
     </w:p>
     <w:p>
       <w:pPr>
+        <w:pageBreakBefore/>
+      </w:pPr>
+    </w:p>
+    <w:p>
+      <w:pPr>
+        <w:shd w:val="clear" w:color="auto" w:fill="1B2A4A"/>
+        <w:spacing w:before="360" w:after="80"/>
+      </w:pPr>
+      <w:r>
+        <w:rPr>
+          <w:b/>
+          <w:color w:val="E8C96A"/>
+          <w:sz w:val="18"/>
+          <w:szCs w:val="18"/>
+          <w:caps/>
+        </w:rPr>
+        <w:t xml:space="preserve">  Section 10  </w:t>
+      </w:r>
+    </w:p>
+    <w:p>
+      <w:pPr>
+        <w:pStyle w:val="Heading1"/>
+        <w:spacing w:before="400" w:after="160"/>
+        <w:outlineLvl w:val="0"/>
+      </w:pPr>
+      <w:r>
+        <w:rPr>
+          <w:b/>
+          <w:color w:val="1B2A4A"/>
+          <w:sz w:val="36"/>
+          <w:szCs w:val="36"/>
+        </w:rPr>
+        <w:t>10. Phase 1 Build Log — Decisions &amp; Completed Work</w:t>
+      </w:r>
+    </w:p>
+    <w:p>
+      <w:pPr>
+        <w:spacing w:before="80" w:after="80"/>
+      </w:pPr>
+      <w:r>
+        <w:rPr>
+          <w:color w:val="4A5568"/>
+          <w:sz w:val="22"/>
+        </w:rPr>
+        <w:t>This section documents all decisions finalized and work completed during Phase 1 (June 2026). All original BRD content above remains unchanged. This section adds to it.</w:t>
+      </w:r>
+    </w:p>
+    <w:p>
+      <w:pPr>
+        <w:pStyle w:val="Heading2"/>
+        <w:spacing w:before="280" w:after="120"/>
+      </w:pPr>
+      <w:r>
+        <w:rPr>
+          <w:b/>
+          <w:color w:val="1B2A4A"/>
+          <w:sz w:val="28"/>
+        </w:rPr>
+        <w:t>10.1 All Open Questions — Now Resolved</w:t>
+      </w:r>
+    </w:p>
+    <w:p>
+      <w:pPr>
+        <w:spacing w:before="80" w:after="80"/>
+      </w:pPr>
+      <w:r>
+        <w:rPr>
+          <w:color w:val="4A5568"/>
+          <w:sz w:val="22"/>
+        </w:rPr>
+        <w:t>All 10 open questions from Section 8 have been answered by Rogerio. The table below is the authoritative record.</w:t>
+      </w:r>
+    </w:p>
+    <w:tbl>
+      <w:tblPr>
+        <w:tblW w:w="9360" w:type="dxa"/>
+        <w:tblBorders>
+          <w:top w:val="single" w:sz="1" w:space="0" w:color="E2E8F0"/>
+          <w:left w:val="single" w:sz="1" w:space="0" w:color="E2E8F0"/>
+          <w:bottom w:val="single" w:sz="1" w:space="0" w:color="E2E8F0"/>
+          <w:right w:val="single" w:sz="1" w:space="0" w:color="E2E8F0"/>
+          <w:insideH w:val="single" w:sz="1" w:space="0" w:color="E2E8F0"/>
+          <w:insideV w:val="single" w:sz="1" w:space="0" w:color="E2E8F0"/>
+        </w:tblBorders>
+      </w:tblPr>
+      <w:tblGrid>
+        <w:gridCol w:w="468"/>
+        <w:gridCol w:w="1404"/>
+        <w:gridCol w:w="2808"/>
+        <w:gridCol w:w="4680"/>
+      </w:tblGrid>
+      <w:tr>
+        <w:trPr>
+          <w:tblHeader/>
+        </w:trPr>
+        <w:tc>
+          <w:tcPr>
+            <w:tcW w:w="468" w:type="dxa"/>
+            <w:shd w:val="clear" w:color="auto" w:fill="1B2A4A"/>
+          </w:tcPr>
+          <w:p>
+            <w:pPr>
+              <w:spacing w:before="100" w:after="100"/>
+              <w:ind w:left="120" w:right="120"/>
+            </w:pPr>
+            <w:r>
+              <w:rPr>
+                <w:b/>
+                <w:color w:val="FFFFFF"/>
+                <w:sz w:val="20"/>
+              </w:rPr>
+              <w:t>#</w:t>
+            </w:r>
+          </w:p>
+        </w:tc>
+        <w:tc>
+          <w:tcPr>
+            <w:tcW w:w="1404" w:type="dxa"/>
+            <w:shd w:val="clear" w:color="auto" w:fill="1B2A4A"/>
+          </w:tcPr>
+          <w:p>
+            <w:pPr>
+              <w:spacing w:before="100" w:after="100"/>
+              <w:ind w:left="120" w:right="120"/>
+            </w:pPr>
+            <w:r>
+              <w:rPr>
+                <w:b/>
+                <w:color w:val="FFFFFF"/>
+                <w:sz w:val="20"/>
+              </w:rPr>
+              <w:t>Item</w:t>
+            </w:r>
+          </w:p>
+        </w:tc>
+        <w:tc>
+          <w:tcPr>
+            <w:tcW w:w="2808" w:type="dxa"/>
+            <w:shd w:val="clear" w:color="auto" w:fill="1B2A4A"/>
+          </w:tcPr>
+          <w:p>
+            <w:pPr>
+              <w:spacing w:before="100" w:after="100"/>
+              <w:ind w:left="120" w:right="120"/>
+            </w:pPr>
+            <w:r>
+              <w:rPr>
+                <w:b/>
+                <w:color w:val="FFFFFF"/>
+                <w:sz w:val="20"/>
+              </w:rPr>
+              <w:t>Decision</w:t>
+            </w:r>
+          </w:p>
+        </w:tc>
+        <w:tc>
+          <w:tcPr>
+            <w:tcW w:w="4680" w:type="dxa"/>
+            <w:shd w:val="clear" w:color="auto" w:fill="1B2A4A"/>
+          </w:tcPr>
+          <w:p>
+            <w:pPr>
+              <w:spacing w:before="100" w:after="100"/>
+              <w:ind w:left="120" w:right="120"/>
+            </w:pPr>
+            <w:r>
+              <w:rPr>
+                <w:b/>
+                <w:color w:val="FFFFFF"/>
+                <w:sz w:val="20"/>
+              </w:rPr>
+              <w:t>Detail</w:t>
+            </w:r>
+          </w:p>
+        </w:tc>
+      </w:tr>
+      <w:tr>
+        <w:tc>
+          <w:tcPr>
+            <w:tcW w:w="468" w:type="dxa"/>
+            <w:shd w:val="clear" w:color="auto" w:fill="DCFCE7"/>
+          </w:tcPr>
+          <w:p>
+            <w:pPr>
+              <w:spacing w:before="80" w:after="80"/>
+              <w:ind w:left="120" w:right="120"/>
+            </w:pPr>
+            <w:r>
+              <w:rPr>
+                <w:color w:val="4A5568"/>
+                <w:sz w:val="20"/>
+              </w:rPr>
+              <w:t>Q1</w:t>
+            </w:r>
+          </w:p>
+        </w:tc>
+        <w:tc>
+          <w:tcPr>
+            <w:tcW w:w="1404" w:type="dxa"/>
+          </w:tcPr>
+          <w:p>
+            <w:pPr>
+              <w:spacing w:before="80" w:after="80"/>
+              <w:ind w:left="120" w:right="120"/>
+            </w:pPr>
+            <w:r>
+              <w:rPr>
+                <w:color w:val="4A5568"/>
+                <w:sz w:val="20"/>
+              </w:rPr>
+              <w:t>Brand Colors</w:t>
+            </w:r>
+          </w:p>
+        </w:tc>
+        <w:tc>
+          <w:tcPr>
+            <w:tcW w:w="2808" w:type="dxa"/>
+            <w:shd w:val="clear" w:color="auto" w:fill="DCFCE7"/>
+          </w:tcPr>
+          <w:p>
+            <w:pPr>
+              <w:spacing w:before="80" w:after="80"/>
+              <w:ind w:left="120" w:right="120"/>
+            </w:pPr>
+            <w:r>
+              <w:rPr>
+                <w:color w:val="4A5568"/>
+                <w:sz w:val="20"/>
+              </w:rPr>
+              <w:t>Navy + Gold on white</w:t>
+            </w:r>
+          </w:p>
+        </w:tc>
+        <w:tc>
+          <w:tcPr>
+            <w:tcW w:w="4680" w:type="dxa"/>
+          </w:tcPr>
+          <w:p>
+            <w:pPr>
+              <w:spacing w:before="80" w:after="80"/>
+              <w:ind w:left="120" w:right="120"/>
+            </w:pPr>
+            <w:r>
+              <w:rPr>
+                <w:color w:val="4A5568"/>
+                <w:sz w:val="20"/>
+              </w:rPr>
+              <w:t xml:space="preserve">Primary: #1B2A4A | Accent: #C8A84B | BG: #FFFFFF | Alt BG: #F7F8FC | Cream: #FDFAF3 | Footer: #111D33. Rejected: Navy+Teal, Navy+Blue, dark-only theme.</w:t>
+            </w:r>
+          </w:p>
+        </w:tc>
+      </w:tr>
+      <w:tr>
+        <w:tc>
+          <w:tcPr>
+            <w:tcW w:w="468" w:type="dxa"/>
+            <w:shd w:val="clear" w:color="auto" w:fill="DCFCE7"/>
+          </w:tcPr>
+          <w:p>
+            <w:pPr>
+              <w:spacing w:before="80" w:after="80"/>
+              <w:ind w:left="120" w:right="120"/>
+            </w:pPr>
+            <w:r>
+              <w:rPr>
+                <w:color w:val="4A5568"/>
+                <w:sz w:val="20"/>
+              </w:rPr>
+              <w:t>Q2</w:t>
+            </w:r>
+          </w:p>
+        </w:tc>
+        <w:tc>
+          <w:tcPr>
+            <w:tcW w:w="1404" w:type="dxa"/>
+          </w:tcPr>
+          <w:p>
+            <w:pPr>
+              <w:spacing w:before="80" w:after="80"/>
+              <w:ind w:left="120" w:right="120"/>
+            </w:pPr>
+            <w:r>
+              <w:rPr>
+                <w:color w:val="4A5568"/>
+                <w:sz w:val="20"/>
+              </w:rPr>
+              <w:t>Typography</w:t>
+            </w:r>
+          </w:p>
+        </w:tc>
+        <w:tc>
+          <w:tcPr>
+            <w:tcW w:w="2808" w:type="dxa"/>
+            <w:shd w:val="clear" w:color="auto" w:fill="DCFCE7"/>
+          </w:tcPr>
+          <w:p>
+            <w:pPr>
+              <w:spacing w:before="80" w:after="80"/>
+              <w:ind w:left="120" w:right="120"/>
+            </w:pPr>
+            <w:r>
+              <w:rPr>
+                <w:color w:val="4A5568"/>
+                <w:sz w:val="20"/>
+              </w:rPr>
+              <w:t>Montserrat 800 + Inter</w:t>
+            </w:r>
+          </w:p>
+        </w:tc>
+        <w:tc>
+          <w:tcPr>
+            <w:tcW w:w="4680" w:type="dxa"/>
+          </w:tcPr>
+          <w:p>
+            <w:pPr>
+              <w:spacing w:before="80" w:after="80"/>
+              <w:ind w:left="120" w:right="120"/>
+            </w:pPr>
+            <w:r>
+              <w:rPr>
+                <w:color w:val="4A5568"/>
+                <w:sz w:val="20"/>
+              </w:rPr>
+              <w:t xml:space="preserve">Headings: Montserrat ExtraBold 800. Body: Inter 400/500/600. Playfair Display rejected as 'too 80s / Times New Roman feel'. Selected from 4-option visual comparison (vs Plus Jakarta Sans, Raleway, DM Sans).</w:t>
+            </w:r>
+          </w:p>
+        </w:tc>
+      </w:tr>
+      <w:tr>
+        <w:tc>
+          <w:tcPr>
+            <w:tcW w:w="468" w:type="dxa"/>
+            <w:shd w:val="clear" w:color="auto" w:fill="DCFCE7"/>
+          </w:tcPr>
+          <w:p>
+            <w:pPr>
+              <w:spacing w:before="80" w:after="80"/>
+              <w:ind w:left="120" w:right="120"/>
+            </w:pPr>
+            <w:r>
+              <w:rPr>
+                <w:color w:val="4A5568"/>
+                <w:sz w:val="20"/>
+              </w:rPr>
+              <w:t>Q3</w:t>
+            </w:r>
+          </w:p>
+        </w:tc>
+        <w:tc>
+          <w:tcPr>
+            <w:tcW w:w="1404" w:type="dxa"/>
+          </w:tcPr>
+          <w:p>
+            <w:pPr>
+              <w:spacing w:before="80" w:after="80"/>
+              <w:ind w:left="120" w:right="120"/>
+            </w:pPr>
+            <w:r>
+              <w:rPr>
+                <w:color w:val="4A5568"/>
+                <w:sz w:val="20"/>
+              </w:rPr>
+              <w:t>Testimonials</w:t>
+            </w:r>
+          </w:p>
+        </w:tc>
+        <w:tc>
+          <w:tcPr>
+            <w:tcW w:w="2808" w:type="dxa"/>
+            <w:shd w:val="clear" w:color="auto" w:fill="DCFCE7"/>
+          </w:tcPr>
+          <w:p>
+            <w:pPr>
+              <w:spacing w:before="80" w:after="80"/>
+              <w:ind w:left="120" w:right="120"/>
+            </w:pPr>
+            <w:r>
+              <w:rPr>
+                <w:color w:val="4A5568"/>
+                <w:sz w:val="20"/>
+              </w:rPr>
+              <w:t>Realistic placeholders</w:t>
+            </w:r>
+          </w:p>
+        </w:tc>
+        <w:tc>
+          <w:tcPr>
+            <w:tcW w:w="4680" w:type="dxa"/>
+          </w:tcPr>
+          <w:p>
+            <w:pPr>
+              <w:spacing w:before="80" w:after="80"/>
+              <w:ind w:left="120" w:right="120"/>
+            </w:pPr>
+            <w:r>
+              <w:rPr>
+                <w:color w:val="4A5568"/>
+                <w:sz w:val="20"/>
+              </w:rPr>
+              <w:t xml:space="preserve">3 anonymized placeholder quotes written and live on homepage. Replace with real client quotes when obtained. Fake 'Jane Doe' removed.</w:t>
+            </w:r>
+          </w:p>
+        </w:tc>
+      </w:tr>
+      <w:tr>
+        <w:tc>
+          <w:tcPr>
+            <w:tcW w:w="468" w:type="dxa"/>
+            <w:shd w:val="clear" w:color="auto" w:fill="DCFCE7"/>
+          </w:tcPr>
+          <w:p>
+            <w:pPr>
+              <w:spacing w:before="80" w:after="80"/>
+              <w:ind w:left="120" w:right="120"/>
+            </w:pPr>
+            <w:r>
+              <w:rPr>
+                <w:color w:val="4A5568"/>
+                <w:sz w:val="20"/>
+              </w:rPr>
+              <w:t>Q4</w:t>
+            </w:r>
+          </w:p>
+        </w:tc>
+        <w:tc>
+          <w:tcPr>
+            <w:tcW w:w="1404" w:type="dxa"/>
+          </w:tcPr>
+          <w:p>
+            <w:pPr>
+              <w:spacing w:before="80" w:after="80"/>
+              <w:ind w:left="120" w:right="120"/>
+            </w:pPr>
+            <w:r>
+              <w:rPr>
+                <w:color w:val="4A5568"/>
+                <w:sz w:val="20"/>
+              </w:rPr>
+              <w:t>Case Study Naming</w:t>
+            </w:r>
+          </w:p>
+        </w:tc>
+        <w:tc>
+          <w:tcPr>
+            <w:tcW w:w="2808" w:type="dxa"/>
+            <w:shd w:val="clear" w:color="auto" w:fill="DCFCE7"/>
+          </w:tcPr>
+          <w:p>
+            <w:pPr>
+              <w:spacing w:before="80" w:after="80"/>
+              <w:ind w:left="120" w:right="120"/>
+            </w:pPr>
+            <w:r>
+              <w:rPr>
+                <w:color w:val="4A5568"/>
+                <w:sz w:val="20"/>
+              </w:rPr>
+              <w:t>Anonymized by industry + size</w:t>
+            </w:r>
+          </w:p>
+        </w:tc>
+        <w:tc>
+          <w:tcPr>
+            <w:tcW w:w="4680" w:type="dxa"/>
+          </w:tcPr>
+          <w:p>
+            <w:pPr>
+              <w:spacing w:before="80" w:after="80"/>
+              <w:ind w:left="120" w:right="120"/>
+            </w:pPr>
+            <w:r>
+              <w:rPr>
+                <w:color w:val="4A5568"/>
+                <w:sz w:val="20"/>
+              </w:rPr>
+              <w:t xml:space="preserve">No company names in case studies. Describe by sector, revenue tier, and geography. Zero fabrication — only data verifiable from Rogerio's resume. Trusted By bar uses real company names and logos (see Q4b).</w:t>
+            </w:r>
+          </w:p>
+        </w:tc>
+      </w:tr>
+      <w:tr>
+        <w:tc>
+          <w:tcPr>
+            <w:tcW w:w="468" w:type="dxa"/>
+            <w:shd w:val="clear" w:color="auto" w:fill="DCFCE7"/>
+          </w:tcPr>
+          <w:p>
+            <w:pPr>
+              <w:spacing w:before="80" w:after="80"/>
+              <w:ind w:left="120" w:right="120"/>
+            </w:pPr>
+            <w:r>
+              <w:rPr>
+                <w:color w:val="4A5568"/>
+                <w:sz w:val="20"/>
+              </w:rPr>
+              <w:t>Q4b</w:t>
+            </w:r>
+          </w:p>
+        </w:tc>
+        <w:tc>
+          <w:tcPr>
+            <w:tcW w:w="1404" w:type="dxa"/>
+          </w:tcPr>
+          <w:p>
+            <w:pPr>
+              <w:spacing w:before="80" w:after="80"/>
+              <w:ind w:left="120" w:right="120"/>
+            </w:pPr>
+            <w:r>
+              <w:rPr>
+                <w:color w:val="4A5568"/>
+                <w:sz w:val="20"/>
+              </w:rPr>
+              <w:t>Trusted By Bar</w:t>
+            </w:r>
+          </w:p>
+        </w:tc>
+        <w:tc>
+          <w:tcPr>
+            <w:tcW w:w="2808" w:type="dxa"/>
+            <w:shd w:val="clear" w:color="auto" w:fill="DCFCE7"/>
+          </w:tcPr>
+          <w:p>
+            <w:pPr>
+              <w:spacing w:before="80" w:after="80"/>
+              <w:ind w:left="120" w:right="120"/>
+            </w:pPr>
+            <w:r>
+              <w:rPr>
+                <w:color w:val="4A5568"/>
+                <w:sz w:val="20"/>
+              </w:rPr>
+              <w:t>Real logos — 9 companies</w:t>
+            </w:r>
+          </w:p>
+        </w:tc>
+        <w:tc>
+          <w:tcPr>
+            <w:tcW w:w="4680" w:type="dxa"/>
+          </w:tcPr>
+          <w:p>
+            <w:pPr>
+              <w:spacing w:before="80" w:after="80"/>
+              <w:ind w:left="120" w:right="120"/>
+            </w:pPr>
+            <w:r>
+              <w:rPr>
+                <w:color w:val="4A5568"/>
+                <w:sz w:val="20"/>
+              </w:rPr>
+              <w:t xml:space="preserve">Partners: The Barton Partnership, UST Global, Smart Techlink Solutions. Clients: Vistra Group Asia, Equifax, Datavant, Ciox Health, Boa Vista Servicos, BizLatinHub. All PNG logos uploaded and in /public/logos/.</w:t>
+            </w:r>
+          </w:p>
+        </w:tc>
+      </w:tr>
+      <w:tr>
+        <w:tc>
+          <w:tcPr>
+            <w:tcW w:w="468" w:type="dxa"/>
+            <w:shd w:val="clear" w:color="auto" w:fill="DCFCE7"/>
+          </w:tcPr>
+          <w:p>
+            <w:pPr>
+              <w:spacing w:before="80" w:after="80"/>
+              <w:ind w:left="120" w:right="120"/>
+            </w:pPr>
+            <w:r>
+              <w:rPr>
+                <w:color w:val="4A5568"/>
+                <w:sz w:val="20"/>
+              </w:rPr>
+              <w:t>Q5</w:t>
+            </w:r>
+          </w:p>
+        </w:tc>
+        <w:tc>
+          <w:tcPr>
+            <w:tcW w:w="1404" w:type="dxa"/>
+          </w:tcPr>
+          <w:p>
+            <w:pPr>
+              <w:spacing w:before="80" w:after="80"/>
+              <w:ind w:left="120" w:right="120"/>
+            </w:pPr>
+            <w:r>
+              <w:rPr>
+                <w:color w:val="4A5568"/>
+                <w:sz w:val="20"/>
+              </w:rPr>
+              <w:t>AI Partner Branding</w:t>
+            </w:r>
+          </w:p>
+        </w:tc>
+        <w:tc>
+          <w:tcPr>
+            <w:tcW w:w="2808" w:type="dxa"/>
+            <w:shd w:val="clear" w:color="auto" w:fill="DCFCE7"/>
+          </w:tcPr>
+          <w:p>
+            <w:pPr>
+              <w:spacing w:before="80" w:after="80"/>
+              <w:ind w:left="120" w:right="120"/>
+            </w:pPr>
+            <w:r>
+              <w:rPr>
+                <w:color w:val="4A5568"/>
+                <w:sz w:val="20"/>
+              </w:rPr>
+              <w:t>100% RG brand</w:t>
+            </w:r>
+          </w:p>
+        </w:tc>
+        <w:tc>
+          <w:tcPr>
+            <w:tcW w:w="4680" w:type="dxa"/>
+          </w:tcPr>
+          <w:p>
+            <w:pPr>
+              <w:spacing w:before="80" w:after="80"/>
+              <w:ind w:left="120" w:right="120"/>
+            </w:pPr>
+            <w:r>
+              <w:rPr>
+                <w:color w:val="4A5568"/>
+                <w:sz w:val="20"/>
+              </w:rPr>
+              <w:t xml:space="preserve">Specialist partner not named or co-branded. AI Readiness presented as a full RG Enterprise Consulting service.</w:t>
+            </w:r>
+          </w:p>
+        </w:tc>
+      </w:tr>
+      <w:tr>
+        <w:tc>
+          <w:tcPr>
+            <w:tcW w:w="468" w:type="dxa"/>
+            <w:shd w:val="clear" w:color="auto" w:fill="DCFCE7"/>
+          </w:tcPr>
+          <w:p>
+            <w:pPr>
+              <w:spacing w:before="80" w:after="80"/>
+              <w:ind w:left="120" w:right="120"/>
+            </w:pPr>
+            <w:r>
+              <w:rPr>
+                <w:color w:val="4A5568"/>
+                <w:sz w:val="20"/>
+              </w:rPr>
+              <w:t>Q6</w:t>
+            </w:r>
+          </w:p>
+        </w:tc>
+        <w:tc>
+          <w:tcPr>
+            <w:tcW w:w="1404" w:type="dxa"/>
+          </w:tcPr>
+          <w:p>
+            <w:pPr>
+              <w:spacing w:before="80" w:after="80"/>
+              <w:ind w:left="120" w:right="120"/>
+            </w:pPr>
+            <w:r>
+              <w:rPr>
+                <w:color w:val="4A5568"/>
+                <w:sz w:val="20"/>
+              </w:rPr>
+              <w:t>Calendly</w:t>
+            </w:r>
+          </w:p>
+        </w:tc>
+        <w:tc>
+          <w:tcPr>
+            <w:tcW w:w="2808" w:type="dxa"/>
+            <w:shd w:val="clear" w:color="auto" w:fill="DCFCE7"/>
+          </w:tcPr>
+          <w:p>
+            <w:pPr>
+              <w:spacing w:before="80" w:after="80"/>
+              <w:ind w:left="120" w:right="120"/>
+            </w:pPr>
+            <w:r>
+              <w:rPr>
+                <w:color w:val="4A5568"/>
+                <w:sz w:val="20"/>
+              </w:rPr>
+              <w:t>Confirmed — specific URL</w:t>
+            </w:r>
+          </w:p>
+        </w:tc>
+        <w:tc>
+          <w:tcPr>
+            <w:tcW w:w="4680" w:type="dxa"/>
+          </w:tcPr>
+          <w:p>
+            <w:pPr>
+              <w:spacing w:before="80" w:after="80"/>
+              <w:ind w:left="120" w:right="120"/>
+            </w:pPr>
+            <w:r>
+              <w:rPr>
+                <w:color w:val="4A5568"/>
+                <w:sz w:val="20"/>
+              </w:rPr>
+              <w:t xml:space="preserve">URL: calendly.com/rogerio-rgenterpriseconsulting/1-on-1-with-rogerio. IMPORTANT: Calendly shown ONLY after contact form is submitted — never as primary CTA on homepage.</w:t>
+            </w:r>
+          </w:p>
+        </w:tc>
+      </w:tr>
+      <w:tr>
+        <w:tc>
+          <w:tcPr>
+            <w:tcW w:w="468" w:type="dxa"/>
+            <w:shd w:val="clear" w:color="auto" w:fill="DCFCE7"/>
+          </w:tcPr>
+          <w:p>
+            <w:pPr>
+              <w:spacing w:before="80" w:after="80"/>
+              <w:ind w:left="120" w:right="120"/>
+            </w:pPr>
+            <w:r>
+              <w:rPr>
+                <w:color w:val="4A5568"/>
+                <w:sz w:val="20"/>
+              </w:rPr>
+              <w:t>Q7</w:t>
+            </w:r>
+          </w:p>
+        </w:tc>
+        <w:tc>
+          <w:tcPr>
+            <w:tcW w:w="1404" w:type="dxa"/>
+          </w:tcPr>
+          <w:p>
+            <w:pPr>
+              <w:spacing w:before="80" w:after="80"/>
+              <w:ind w:left="120" w:right="120"/>
+            </w:pPr>
+            <w:r>
+              <w:rPr>
+                <w:color w:val="4A5568"/>
+                <w:sz w:val="20"/>
+              </w:rPr>
+              <w:t>Email Notifications</w:t>
+            </w:r>
+          </w:p>
+        </w:tc>
+        <w:tc>
+          <w:tcPr>
+            <w:tcW w:w="2808" w:type="dxa"/>
+            <w:shd w:val="clear" w:color="auto" w:fill="DCFCE7"/>
+          </w:tcPr>
+          <w:p>
+            <w:pPr>
+              <w:spacing w:before="80" w:after="80"/>
+              <w:ind w:left="120" w:right="120"/>
+            </w:pPr>
+            <w:r>
+              <w:rPr>
+                <w:color w:val="4A5568"/>
+                <w:sz w:val="20"/>
+              </w:rPr>
+              <w:t>SendGrid confirmed</w:t>
+            </w:r>
+          </w:p>
+        </w:tc>
+        <w:tc>
+          <w:tcPr>
+            <w:tcW w:w="4680" w:type="dxa"/>
+          </w:tcPr>
+          <w:p>
+            <w:pPr>
+              <w:spacing w:before="80" w:after="80"/>
+              <w:ind w:left="120" w:right="120"/>
+            </w:pPr>
+            <w:r>
+              <w:rPr>
+                <w:color w:val="4A5568"/>
+                <w:sz w:val="20"/>
+              </w:rPr>
+              <w:t xml:space="preserve">From: leads@rgenterpriseconsulting.com → To: rogerio@rgenterpriseconsulting.com. Domain DNS verification required in SendGrid dashboard before deployment.</w:t>
+            </w:r>
+          </w:p>
+        </w:tc>
+      </w:tr>
+      <w:tr>
+        <w:tc>
+          <w:tcPr>
+            <w:tcW w:w="468" w:type="dxa"/>
+            <w:shd w:val="clear" w:color="auto" w:fill="DCFCE7"/>
+          </w:tcPr>
+          <w:p>
+            <w:pPr>
+              <w:spacing w:before="80" w:after="80"/>
+              <w:ind w:left="120" w:right="120"/>
+            </w:pPr>
+            <w:r>
+              <w:rPr>
+                <w:color w:val="4A5568"/>
+                <w:sz w:val="20"/>
+              </w:rPr>
+              <w:t>Q8</w:t>
+            </w:r>
+          </w:p>
+        </w:tc>
+        <w:tc>
+          <w:tcPr>
+            <w:tcW w:w="1404" w:type="dxa"/>
+          </w:tcPr>
+          <w:p>
+            <w:pPr>
+              <w:spacing w:before="80" w:after="80"/>
+              <w:ind w:left="120" w:right="120"/>
+            </w:pPr>
+            <w:r>
+              <w:rPr>
+                <w:color w:val="4A5568"/>
+                <w:sz w:val="20"/>
+              </w:rPr>
+              <w:t>LinkedIn</w:t>
+            </w:r>
+          </w:p>
+        </w:tc>
+        <w:tc>
+          <w:tcPr>
+            <w:tcW w:w="2808" w:type="dxa"/>
+            <w:shd w:val="clear" w:color="auto" w:fill="DCFCE7"/>
+          </w:tcPr>
+          <w:p>
+            <w:pPr>
+              <w:spacing w:before="80" w:after="80"/>
+              <w:ind w:left="120" w:right="120"/>
+            </w:pPr>
+            <w:r>
+              <w:rPr>
+                <w:color w:val="4A5568"/>
+                <w:sz w:val="20"/>
+              </w:rPr>
+              <w:t>Company page confirmed active</w:t>
+            </w:r>
+          </w:p>
+        </w:tc>
+        <w:tc>
+          <w:tcPr>
+            <w:tcW w:w="4680" w:type="dxa"/>
+          </w:tcPr>
+          <w:p>
+            <w:pPr>
+              <w:spacing w:before="80" w:after="80"/>
+              <w:ind w:left="120" w:right="120"/>
+            </w:pPr>
+            <w:r>
+              <w:rPr>
+                <w:color w:val="4A5568"/>
+                <w:sz w:val="20"/>
+              </w:rPr>
+              <w:t xml:space="preserve">URL: linkedin.com/company/rg-enterprise-consulting. This is the company page. Rogerio's personal LinkedIn (linkedin.com/in/rogeriogomes) used only on About page.</w:t>
+            </w:r>
+          </w:p>
+        </w:tc>
+      </w:tr>
+      <w:tr>
+        <w:tc>
+          <w:tcPr>
+            <w:tcW w:w="468" w:type="dxa"/>
+            <w:shd w:val="clear" w:color="auto" w:fill="DCFCE7"/>
+          </w:tcPr>
+          <w:p>
+            <w:pPr>
+              <w:spacing w:before="80" w:after="80"/>
+              <w:ind w:left="120" w:right="120"/>
+            </w:pPr>
+            <w:r>
+              <w:rPr>
+                <w:color w:val="4A5568"/>
+                <w:sz w:val="20"/>
+              </w:rPr>
+              <w:t>Q9</w:t>
+            </w:r>
+          </w:p>
+        </w:tc>
+        <w:tc>
+          <w:tcPr>
+            <w:tcW w:w="1404" w:type="dxa"/>
+          </w:tcPr>
+          <w:p>
+            <w:pPr>
+              <w:spacing w:before="80" w:after="80"/>
+              <w:ind w:left="120" w:right="120"/>
+            </w:pPr>
+            <w:r>
+              <w:rPr>
+                <w:color w:val="4A5568"/>
+                <w:sz w:val="20"/>
+              </w:rPr>
+              <w:t>WhatsApp</w:t>
+            </w:r>
+          </w:p>
+        </w:tc>
+        <w:tc>
+          <w:tcPr>
+            <w:tcW w:w="2808" w:type="dxa"/>
+            <w:shd w:val="clear" w:color="auto" w:fill="DCFCE7"/>
+          </w:tcPr>
+          <w:p>
+            <w:pPr>
+              <w:spacing w:before="80" w:after="80"/>
+              <w:ind w:left="120" w:right="120"/>
+            </w:pPr>
+            <w:r>
+              <w:rPr>
+                <w:color w:val="4A5568"/>
+                <w:sz w:val="20"/>
+              </w:rPr>
+              <w:t>+1 (310) 430-6698 confirmed</w:t>
+            </w:r>
+          </w:p>
+        </w:tc>
+        <w:tc>
+          <w:tcPr>
+            <w:tcW w:w="4680" w:type="dxa"/>
+          </w:tcPr>
+          <w:p>
+            <w:pPr>
+              <w:spacing w:before="80" w:after="80"/>
+              <w:ind w:left="120" w:right="120"/>
+            </w:pPr>
+            <w:r>
+              <w:rPr>
+                <w:color w:val="4A5568"/>
+                <w:sz w:val="20"/>
+              </w:rPr>
+              <w:t xml:space="preserve">WhatsApp Business number retained as floating button. Future phase: automated greeting, lead qualification bot, appointment booking, multi-language EN/PT/ES.</w:t>
+            </w:r>
+          </w:p>
+        </w:tc>
+      </w:tr>
+      <w:tr>
+        <w:tc>
+          <w:tcPr>
+            <w:tcW w:w="468" w:type="dxa"/>
+            <w:shd w:val="clear" w:color="auto" w:fill="DCFCE7"/>
+          </w:tcPr>
+          <w:p>
+            <w:pPr>
+              <w:spacing w:before="80" w:after="80"/>
+              <w:ind w:left="120" w:right="120"/>
+            </w:pPr>
+            <w:r>
+              <w:rPr>
+                <w:color w:val="4A5568"/>
+                <w:sz w:val="20"/>
+              </w:rPr>
+              <w:t>Q10</w:t>
+            </w:r>
+          </w:p>
+        </w:tc>
+        <w:tc>
+          <w:tcPr>
+            <w:tcW w:w="1404" w:type="dxa"/>
+          </w:tcPr>
+          <w:p>
+            <w:pPr>
+              <w:spacing w:before="80" w:after="80"/>
+              <w:ind w:left="120" w:right="120"/>
+            </w:pPr>
+            <w:r>
+              <w:rPr>
+                <w:color w:val="4A5568"/>
+                <w:sz w:val="20"/>
+              </w:rPr>
+              <w:t>Client Portal</w:t>
+            </w:r>
+          </w:p>
+        </w:tc>
+        <w:tc>
+          <w:tcPr>
+            <w:tcW w:w="2808" w:type="dxa"/>
+            <w:shd w:val="clear" w:color="auto" w:fill="DCFCE7"/>
+          </w:tcPr>
+          <w:p>
+            <w:pPr>
+              <w:spacing w:before="80" w:after="80"/>
+              <w:ind w:left="120" w:right="120"/>
+            </w:pPr>
+            <w:r>
+              <w:rPr>
+                <w:color w:val="4A5568"/>
+                <w:sz w:val="20"/>
+              </w:rPr>
+              <w:t>Rebuild in-house</w:t>
+            </w:r>
+          </w:p>
+        </w:tc>
+        <w:tc>
+          <w:tcPr>
+            <w:tcW w:w="4680" w:type="dxa"/>
+          </w:tcPr>
+          <w:p>
+            <w:pPr>
+              <w:spacing w:before="80" w:after="80"/>
+              <w:ind w:left="120" w:right="120"/>
+            </w:pPr>
+            <w:r>
+              <w:rPr>
+                <w:color w:val="4A5568"/>
+                <w:sz w:val="20"/>
+              </w:rPr>
+              <w:t xml:space="preserve">Firebase Auth + Firestore foundation retained. Full rebuild in Phase 5. Do not replace with third-party tools.</w:t>
+            </w:r>
+          </w:p>
+        </w:tc>
+      </w:tr>
+    </w:tbl>
+    <w:p>
+      <w:pPr>
+        <w:pStyle w:val="Heading2"/>
+        <w:spacing w:before="280" w:after="120"/>
+      </w:pPr>
+      <w:r>
+        <w:rPr>
+          <w:b/>
+          <w:color w:val="1B2A4A"/>
+          <w:sz w:val="28"/>
+        </w:rPr>
+        <w:t>10.2 UX &amp; Content Decisions Made During Build</w:t>
+      </w:r>
+    </w:p>
+    <w:tbl>
+      <w:tblPr>
+        <w:tblW w:w="9360" w:type="dxa"/>
+        <w:tblBorders>
+          <w:top w:val="single" w:sz="1" w:space="0" w:color="E2E8F0"/>
+          <w:left w:val="single" w:sz="1" w:space="0" w:color="E2E8F0"/>
+          <w:bottom w:val="single" w:sz="1" w:space="0" w:color="E2E8F0"/>
+          <w:right w:val="single" w:sz="1" w:space="0" w:color="E2E8F0"/>
+          <w:insideH w:val="single" w:sz="1" w:space="0" w:color="E2E8F0"/>
+          <w:insideV w:val="single" w:sz="1" w:space="0" w:color="E2E8F0"/>
+        </w:tblBorders>
+      </w:tblPr>
+      <w:tblGrid>
+        <w:gridCol w:w="1872"/>
+        <w:gridCol w:w="2340"/>
+        <w:gridCol w:w="5148"/>
+      </w:tblGrid>
+      <w:tr>
+        <w:trPr>
+          <w:tblHeader/>
+        </w:trPr>
+        <w:tc>
+          <w:tcPr>
+            <w:tcW w:w="1872" w:type="dxa"/>
+            <w:shd w:val="clear" w:color="auto" w:fill="1B2A4A"/>
+          </w:tcPr>
+          <w:p>
+            <w:pPr>
+              <w:spacing w:before="100" w:after="100"/>
+              <w:ind w:left="120" w:right="120"/>
+            </w:pPr>
+            <w:r>
+              <w:rPr>
+                <w:b/>
+                <w:color w:val="FFFFFF"/>
+                <w:sz w:val="20"/>
+              </w:rPr>
+              <w:t>Area</w:t>
+            </w:r>
+          </w:p>
+        </w:tc>
+        <w:tc>
+          <w:tcPr>
+            <w:tcW w:w="2340" w:type="dxa"/>
+            <w:shd w:val="clear" w:color="auto" w:fill="1B2A4A"/>
+          </w:tcPr>
+          <w:p>
+            <w:pPr>
+              <w:spacing w:before="100" w:after="100"/>
+              <w:ind w:left="120" w:right="120"/>
+            </w:pPr>
+            <w:r>
+              <w:rPr>
+                <w:b/>
+                <w:color w:val="FFFFFF"/>
+                <w:sz w:val="20"/>
+              </w:rPr>
+              <w:t>Decision</w:t>
+            </w:r>
+          </w:p>
+        </w:tc>
+        <w:tc>
+          <w:tcPr>
+            <w:tcW w:w="5148" w:type="dxa"/>
+            <w:shd w:val="clear" w:color="auto" w:fill="1B2A4A"/>
+          </w:tcPr>
+          <w:p>
+            <w:pPr>
+              <w:spacing w:before="100" w:after="100"/>
+              <w:ind w:left="120" w:right="120"/>
+            </w:pPr>
+            <w:r>
+              <w:rPr>
+                <w:b/>
+                <w:color w:val="FFFFFF"/>
+                <w:sz w:val="20"/>
+              </w:rPr>
+              <w:t>Detail</w:t>
+            </w:r>
+          </w:p>
+        </w:tc>
+      </w:tr>
+      <w:tr>
+        <w:tc>
+          <w:tcPr>
+            <w:tcW w:w="1872" w:type="dxa"/>
+            <w:shd w:val="clear" w:color="auto" w:fill="D5E8F0"/>
+          </w:tcPr>
+          <w:p>
+            <w:pPr>
+              <w:spacing w:before="80" w:after="80"/>
+              <w:ind w:left="120" w:right="120"/>
+            </w:pPr>
+            <w:r>
+              <w:rPr>
+                <w:b/>
+                <w:color w:val="1B2A4A"/>
+                <w:sz w:val="20"/>
+              </w:rPr>
+              <w:t>Lead Flow</w:t>
+            </w:r>
+          </w:p>
+        </w:tc>
+        <w:tc>
+          <w:tcPr>
+            <w:tcW w:w="2340" w:type="dxa"/>
+          </w:tcPr>
+          <w:p>
+            <w:pPr>
+              <w:spacing w:before="80" w:after="80"/>
+              <w:ind w:left="120" w:right="120"/>
+            </w:pPr>
+            <w:r>
+              <w:rPr>
+                <w:color w:val="4A5568"/>
+                <w:sz w:val="20"/>
+              </w:rPr>
+              <w:t>Form first, Calendly second</w:t>
+            </w:r>
+          </w:p>
+        </w:tc>
+        <w:tc>
+          <w:tcPr>
+            <w:tcW w:w="5148" w:type="dxa"/>
+          </w:tcPr>
+          <w:p>
+            <w:pPr>
+              <w:spacing w:before="80" w:after="80"/>
+              <w:ind w:left="120" w:right="120"/>
+            </w:pPr>
+            <w:r>
+              <w:rPr>
+                <w:color w:val="4A5568"/>
+                <w:sz w:val="20"/>
+              </w:rPr>
+              <w:t xml:space="preserve">Primary CTA 'Contact Us' always routes to /contact form. Calendly link shown ONLY on the thank-you confirmation page after successful form submission. Calendly never appears on homepage as a primary action.</w:t>
+            </w:r>
+          </w:p>
+        </w:tc>
+      </w:tr>
+      <w:tr>
+        <w:tc>
+          <w:tcPr>
+            <w:tcW w:w="1872" w:type="dxa"/>
+            <w:shd w:val="clear" w:color="auto" w:fill="D5E8F0"/>
+          </w:tcPr>
+          <w:p>
+            <w:pPr>
+              <w:spacing w:before="80" w:after="80"/>
+              <w:ind w:left="120" w:right="120"/>
+            </w:pPr>
+            <w:r>
+              <w:rPr>
+                <w:b/>
+                <w:color w:val="1B2A4A"/>
+                <w:sz w:val="20"/>
+              </w:rPr>
+              <w:t>CTA Language</w:t>
+            </w:r>
+          </w:p>
+        </w:tc>
+        <w:tc>
+          <w:tcPr>
+            <w:tcW w:w="2340" w:type="dxa"/>
+          </w:tcPr>
+          <w:p>
+            <w:pPr>
+              <w:spacing w:before="80" w:after="80"/>
+              <w:ind w:left="120" w:right="120"/>
+            </w:pPr>
+            <w:r>
+              <w:rPr>
+                <w:color w:val="4A5568"/>
+                <w:sz w:val="20"/>
+              </w:rPr>
+              <w:t>Contact Us / Let us solve your problem</w:t>
+            </w:r>
+          </w:p>
+        </w:tc>
+        <w:tc>
+          <w:tcPr>
+            <w:tcW w:w="5148" w:type="dxa"/>
+          </w:tcPr>
+          <w:p>
+            <w:pPr>
+              <w:spacing w:before="80" w:after="80"/>
+              <w:ind w:left="120" w:right="120"/>
+            </w:pPr>
+            <w:r>
+              <w:rPr>
+                <w:color w:val="4A5568"/>
+                <w:sz w:val="20"/>
+              </w:rPr>
+              <w:t xml:space="preserve">Primary button text: 'Contact Us'. Bottom CTA headline: 'Let us solve your problem.' Rejected: 'Send us a message', 'Schedule a Call' as primary, 'Start With a Form' (unattractive).</w:t>
+            </w:r>
+          </w:p>
+        </w:tc>
+      </w:tr>
+      <w:tr>
+        <w:tc>
+          <w:tcPr>
+            <w:tcW w:w="1872" w:type="dxa"/>
+            <w:shd w:val="clear" w:color="auto" w:fill="D5E8F0"/>
+          </w:tcPr>
+          <w:p>
+            <w:pPr>
+              <w:spacing w:before="80" w:after="80"/>
+              <w:ind w:left="120" w:right="120"/>
+            </w:pPr>
+            <w:r>
+              <w:rPr>
+                <w:b/>
+                <w:color w:val="1B2A4A"/>
+                <w:sz w:val="20"/>
+              </w:rPr>
+              <w:t>Contact Email</w:t>
+            </w:r>
+          </w:p>
+        </w:tc>
+        <w:tc>
+          <w:tcPr>
+            <w:tcW w:w="2340" w:type="dxa"/>
+          </w:tcPr>
+          <w:p>
+            <w:pPr>
+              <w:spacing w:before="80" w:after="80"/>
+              <w:ind w:left="120" w:right="120"/>
+            </w:pPr>
+            <w:r>
+              <w:rPr>
+                <w:color w:val="4A5568"/>
+                <w:sz w:val="20"/>
+              </w:rPr>
+              <w:t>Footer only</w:t>
+            </w:r>
+          </w:p>
+        </w:tc>
+        <w:tc>
+          <w:tcPr>
+            <w:tcW w:w="5148" w:type="dxa"/>
+          </w:tcPr>
+          <w:p>
+            <w:pPr>
+              <w:spacing w:before="80" w:after="80"/>
+              <w:ind w:left="120" w:right="120"/>
+            </w:pPr>
+            <w:r>
+              <w:rPr>
+                <w:color w:val="4A5568"/>
+                <w:sz w:val="20"/>
+              </w:rPr>
+              <w:t xml:space="preserve">contact@rgenterpriseconsulting.com shown in footer ONLY. Not on hero section, not next to CTA buttons, not anywhere else on public pages.</w:t>
+            </w:r>
+          </w:p>
+        </w:tc>
+      </w:tr>
+      <w:tr>
+        <w:tc>
+          <w:tcPr>
+            <w:tcW w:w="1872" w:type="dxa"/>
+            <w:shd w:val="clear" w:color="auto" w:fill="D5E8F0"/>
+          </w:tcPr>
+          <w:p>
+            <w:pPr>
+              <w:spacing w:before="80" w:after="80"/>
+              <w:ind w:left="120" w:right="120"/>
+            </w:pPr>
+            <w:r>
+              <w:rPr>
+                <w:b/>
+                <w:color w:val="1B2A4A"/>
+                <w:sz w:val="20"/>
+              </w:rPr>
+              <w:t>Company Branding</w:t>
+            </w:r>
+          </w:p>
+        </w:tc>
+        <w:tc>
+          <w:tcPr>
+            <w:tcW w:w="2340" w:type="dxa"/>
+          </w:tcPr>
+          <w:p>
+            <w:pPr>
+              <w:spacing w:before="80" w:after="80"/>
+              <w:ind w:left="120" w:right="120"/>
+            </w:pPr>
+            <w:r>
+              <w:rPr>
+                <w:color w:val="4A5568"/>
+                <w:sz w:val="20"/>
+              </w:rPr>
+              <w:t>Company-first throughout</w:t>
+            </w:r>
+          </w:p>
+        </w:tc>
+        <w:tc>
+          <w:tcPr>
+            <w:tcW w:w="5148" w:type="dxa"/>
+          </w:tcPr>
+          <w:p>
+            <w:pPr>
+              <w:spacing w:before="80" w:after="80"/>
+              <w:ind w:left="120" w:right="120"/>
+            </w:pPr>
+            <w:r>
+              <w:rPr>
+                <w:color w:val="4A5568"/>
+                <w:sz w:val="20"/>
+              </w:rPr>
+              <w:t xml:space="preserve">Website promotes RG Enterprise Consulting as a boutique agency. Rogerio is 'Founder &amp; Principal Consultant' — not the primary subject. Personal credentials (Wharton, GT, Stanford) belong on About page only, not in hero.</w:t>
+            </w:r>
+          </w:p>
+        </w:tc>
+      </w:tr>
+      <w:tr>
+        <w:tc>
+          <w:tcPr>
+            <w:tcW w:w="1872" w:type="dxa"/>
+            <w:shd w:val="clear" w:color="auto" w:fill="D5E8F0"/>
+          </w:tcPr>
+          <w:p>
+            <w:pPr>
+              <w:spacing w:before="80" w:after="80"/>
+              <w:ind w:left="120" w:right="120"/>
+            </w:pPr>
+            <w:r>
+              <w:rPr>
+                <w:b/>
+                <w:color w:val="1B2A4A"/>
+                <w:sz w:val="20"/>
+              </w:rPr>
+              <w:t>About Page</w:t>
+            </w:r>
+          </w:p>
+        </w:tc>
+        <w:tc>
+          <w:tcPr>
+            <w:tcW w:w="2340" w:type="dxa"/>
+          </w:tcPr>
+          <w:p>
+            <w:pPr>
+              <w:spacing w:before="80" w:after="80"/>
+              <w:ind w:left="120" w:right="120"/>
+            </w:pPr>
+            <w:r>
+              <w:rPr>
+                <w:color w:val="4A5568"/>
+                <w:sz w:val="20"/>
+              </w:rPr>
+              <w:t>Needs rewrite — TODO Phase 2</w:t>
+            </w:r>
+          </w:p>
+        </w:tc>
+        <w:tc>
+          <w:tcPr>
+            <w:tcW w:w="5148" w:type="dxa"/>
+          </w:tcPr>
+          <w:p>
+            <w:pPr>
+              <w:spacing w:before="80" w:after="80"/>
+              <w:ind w:left="120" w:right="120"/>
+            </w:pPr>
+            <w:r>
+              <w:rPr>
+                <w:color w:val="4A5568"/>
+                <w:sz w:val="20"/>
+              </w:rPr>
+              <w:t xml:space="preserve">Current About page is too resume-focused. Must lead with the firm, not Rogerio's biography. Rewrite in Phase 2: company history, agency model, multilingual capability (EN/PT/ES/IT), Rogerio as proof point.</w:t>
+            </w:r>
+          </w:p>
+        </w:tc>
+      </w:tr>
+      <w:tr>
+        <w:tc>
+          <w:tcPr>
+            <w:tcW w:w="1872" w:type="dxa"/>
+            <w:shd w:val="clear" w:color="auto" w:fill="D5E8F0"/>
+          </w:tcPr>
+          <w:p>
+            <w:pPr>
+              <w:spacing w:before="80" w:after="80"/>
+              <w:ind w:left="120" w:right="120"/>
+            </w:pPr>
+            <w:r>
+              <w:rPr>
+                <w:b/>
+                <w:color w:val="1B2A4A"/>
+                <w:sz w:val="20"/>
+              </w:rPr>
+              <w:t>Social Media</w:t>
+            </w:r>
+          </w:p>
+        </w:tc>
+        <w:tc>
+          <w:tcPr>
+            <w:tcW w:w="2340" w:type="dxa"/>
+          </w:tcPr>
+          <w:p>
+            <w:pPr>
+              <w:spacing w:before="80" w:after="80"/>
+              <w:ind w:left="120" w:right="120"/>
+            </w:pPr>
+            <w:r>
+              <w:rPr>
+                <w:color w:val="4A5568"/>
+                <w:sz w:val="20"/>
+              </w:rPr>
+              <w:t>All in footer</w:t>
+            </w:r>
+          </w:p>
+        </w:tc>
+        <w:tc>
+          <w:tcPr>
+            <w:tcW w:w="5148" w:type="dxa"/>
+          </w:tcPr>
+          <w:p>
+            <w:pPr>
+              <w:spacing w:before="80" w:after="80"/>
+              <w:ind w:left="120" w:right="120"/>
+            </w:pPr>
+            <w:r>
+              <w:rPr>
+                <w:color w:val="4A5568"/>
+                <w:sz w:val="20"/>
+              </w:rPr>
+              <w:t xml:space="preserve">LinkedIn: company page. X/Twitter: @rgeconsulting. WhatsApp Business: +1 (310) 430-6698. All shown in footer. Not in navbar.</w:t>
+            </w:r>
+          </w:p>
+        </w:tc>
+      </w:tr>
+      <w:tr>
+        <w:tc>
+          <w:tcPr>
+            <w:tcW w:w="1872" w:type="dxa"/>
+            <w:shd w:val="clear" w:color="auto" w:fill="D5E8F0"/>
+          </w:tcPr>
+          <w:p>
+            <w:pPr>
+              <w:spacing w:before="80" w:after="80"/>
+              <w:ind w:left="120" w:right="120"/>
+            </w:pPr>
+            <w:r>
+              <w:rPr>
+                <w:b/>
+                <w:color w:val="1B2A4A"/>
+                <w:sz w:val="20"/>
+              </w:rPr>
+              <w:t>Trusted By Ticker</w:t>
+            </w:r>
+          </w:p>
+        </w:tc>
+        <w:tc>
+          <w:tcPr>
+            <w:tcW w:w="2340" w:type="dxa"/>
+          </w:tcPr>
+          <w:p>
+            <w:pPr>
+              <w:spacing w:before="80" w:after="80"/>
+              <w:ind w:left="120" w:right="120"/>
+            </w:pPr>
+            <w:r>
+              <w:rPr>
+                <w:color w:val="4A5568"/>
+                <w:sz w:val="20"/>
+              </w:rPr>
+              <w:t>Auto-scroll, grayscale, uniform slots</w:t>
+            </w:r>
+          </w:p>
+        </w:tc>
+        <w:tc>
+          <w:tcPr>
+            <w:tcW w:w="5148" w:type="dxa"/>
+          </w:tcPr>
+          <w:p>
+            <w:pPr>
+              <w:spacing w:before="80" w:after="80"/>
+              <w:ind w:left="120" w:right="120"/>
+            </w:pPr>
+            <w:r>
+              <w:rPr>
+                <w:color w:val="4A5568"/>
+                <w:sz w:val="20"/>
+              </w:rPr>
+              <w:t xml:space="preserve">Infinite auto-scrolling ticker. Uniform 138x50px display slots for all logos. Grayscale at 45% opacity, full color on hover. Gradient fade masks on left/right edges. Vistra and Boa Vista logos whitespace-cropped for proportion fix in June 2026.</w:t>
+            </w:r>
+          </w:p>
+        </w:tc>
+      </w:tr>
+      <w:tr>
+        <w:tc>
+          <w:tcPr>
+            <w:tcW w:w="1872" w:type="dxa"/>
+            <w:shd w:val="clear" w:color="auto" w:fill="D5E8F0"/>
+          </w:tcPr>
+          <w:p>
+            <w:pPr>
+              <w:spacing w:before="80" w:after="80"/>
+              <w:ind w:left="120" w:right="120"/>
+            </w:pPr>
+            <w:r>
+              <w:rPr>
+                <w:b/>
+                <w:color w:val="1B2A4A"/>
+                <w:sz w:val="20"/>
+              </w:rPr>
+              <w:t>Hero Section</w:t>
+            </w:r>
+          </w:p>
+        </w:tc>
+        <w:tc>
+          <w:tcPr>
+            <w:tcW w:w="2340" w:type="dxa"/>
+          </w:tcPr>
+          <w:p>
+            <w:pPr>
+              <w:spacing w:before="80" w:after="80"/>
+              <w:ind w:left="120" w:right="120"/>
+            </w:pPr>
+            <w:r>
+              <w:rPr>
+                <w:color w:val="4A5568"/>
+                <w:sz w:val="20"/>
+              </w:rPr>
+              <w:t>Background slideshow + headshot</w:t>
+            </w:r>
+          </w:p>
+        </w:tc>
+        <w:tc>
+          <w:tcPr>
+            <w:tcW w:w="5148" w:type="dxa"/>
+          </w:tcPr>
+          <w:p>
+            <w:pPr>
+              <w:spacing w:before="80" w:after="80"/>
+              <w:ind w:left="120" w:right="120"/>
+            </w:pPr>
+            <w:r>
+              <w:rPr>
+                <w:color w:val="4A5568"/>
+                <w:sz w:val="20"/>
+              </w:rPr>
+              <w:t xml:space="preserve">4 Unsplash office photos fade in/out every 5 seconds behind navy overlay. Rogerio headshot displayed on right panel (desktop only). Animated slide dot indicators. Professional photo uploaded June 2026 stored at /public/photos/rogerio-headshot.jpg.</w:t>
+            </w:r>
+          </w:p>
+        </w:tc>
+      </w:tr>
+    </w:tbl>
+    <w:p>
+      <w:pPr>
+        <w:pStyle w:val="Heading2"/>
+        <w:spacing w:before="280" w:after="120"/>
+      </w:pPr>
+      <w:r>
+        <w:rPr>
+          <w:b/>
+          <w:color w:val="1B2A4A"/>
+          <w:sz w:val="28"/>
+        </w:rPr>
+        <w:t>10.3 Phase 1 — Complete File Build Log</w:t>
+      </w:r>
+    </w:p>
+    <w:p>
+      <w:pPr>
+        <w:spacing w:before="80" w:after="80"/>
+      </w:pPr>
+      <w:r>
+        <w:rPr>
+          <w:color w:val="4A5568"/>
+          <w:sz w:val="22"/>
+        </w:rPr>
+        <w:t>All files created or modified in Phase 1. Working branch: version-2.0. Repository: github.com/rogerio-rsesystems/rgenterpriseconsulting.</w:t>
+      </w:r>
+    </w:p>
+    <w:tbl>
+      <w:tblPr>
+        <w:tblW w:w="9360" w:type="dxa"/>
+        <w:tblBorders>
+          <w:top w:val="single" w:sz="1" w:space="0" w:color="E2E8F0"/>
+          <w:left w:val="single" w:sz="1" w:space="0" w:color="E2E8F0"/>
+          <w:bottom w:val="single" w:sz="1" w:space="0" w:color="E2E8F0"/>
+          <w:right w:val="single" w:sz="1" w:space="0" w:color="E2E8F0"/>
+          <w:insideH w:val="single" w:sz="1" w:space="0" w:color="E2E8F0"/>
+          <w:insideV w:val="single" w:sz="1" w:space="0" w:color="E2E8F0"/>
+        </w:tblBorders>
+      </w:tblPr>
+      <w:tblGrid>
+        <w:gridCol w:w="2808"/>
+        <w:gridCol w:w="1404"/>
+        <w:gridCol w:w="5148"/>
+      </w:tblGrid>
+      <w:tr>
+        <w:trPr>
+          <w:tblHeader/>
+        </w:trPr>
+        <w:tc>
+          <w:tcPr>
+            <w:tcW w:w="2808" w:type="dxa"/>
+            <w:shd w:val="clear" w:color="auto" w:fill="1B2A4A"/>
+          </w:tcPr>
+          <w:p>
+            <w:pPr>
+              <w:spacing w:before="100" w:after="100"/>
+              <w:ind w:left="120" w:right="120"/>
+            </w:pPr>
+            <w:r>
+              <w:rPr>
+                <w:b/>
+                <w:color w:val="FFFFFF"/>
+                <w:sz w:val="20"/>
+              </w:rPr>
+              <w:t>File</w:t>
+            </w:r>
+          </w:p>
+        </w:tc>
+        <w:tc>
+          <w:tcPr>
+            <w:tcW w:w="1404" w:type="dxa"/>
+            <w:shd w:val="clear" w:color="auto" w:fill="1B2A4A"/>
+          </w:tcPr>
+          <w:p>
+            <w:pPr>
+              <w:spacing w:before="100" w:after="100"/>
+              <w:ind w:left="120" w:right="120"/>
+            </w:pPr>
+            <w:r>
+              <w:rPr>
+                <w:b/>
+                <w:color w:val="FFFFFF"/>
+                <w:sz w:val="20"/>
+              </w:rPr>
+              <w:t>Status</w:t>
+            </w:r>
+          </w:p>
+        </w:tc>
+        <w:tc>
+          <w:tcPr>
+            <w:tcW w:w="5148" w:type="dxa"/>
+            <w:shd w:val="clear" w:color="auto" w:fill="1B2A4A"/>
+          </w:tcPr>
+          <w:p>
+            <w:pPr>
+              <w:spacing w:before="100" w:after="100"/>
+              <w:ind w:left="120" w:right="120"/>
+            </w:pPr>
+            <w:r>
+              <w:rPr>
+                <w:b/>
+                <w:color w:val="FFFFFF"/>
+                <w:sz w:val="20"/>
+              </w:rPr>
+              <w:t>Description</w:t>
+            </w:r>
+          </w:p>
+        </w:tc>
+      </w:tr>
+      <w:tr>
+        <w:tc>
+          <w:tcPr>
+            <w:tcW w:w="2808" w:type="dxa"/>
+          </w:tcPr>
+          <w:p>
+            <w:pPr>
+              <w:spacing w:before="80" w:after="80"/>
+              <w:ind w:left="120" w:right="120"/>
+            </w:pPr>
+            <w:r>
+              <w:rPr>
+                <w:color w:val="1B2A4A"/>
+                <w:sz w:val="20"/>
+              </w:rPr>
+              <w:t xml:space="preserve">tailwind.config.js</w:t>
+            </w:r>
+          </w:p>
+        </w:tc>
+        <w:tc>
+          <w:tcPr>
+            <w:tcW w:w="1404" w:type="dxa"/>
+            <w:shd w:val="clear" w:color="auto" w:fill="DCFCE7"/>
+          </w:tcPr>
+          <w:p>
+            <w:pPr>
+              <w:spacing w:before="80" w:after="80"/>
+              <w:ind w:left="120" w:right="120"/>
+            </w:pPr>
+            <w:r>
+              <w:rPr>
+                <w:b/>
+                <w:color w:val="4A5568"/>
+                <w:sz w:val="20"/>
+              </w:rPr>
+              <w:t>Done</w:t>
+            </w:r>
+          </w:p>
+        </w:tc>
+        <w:tc>
+          <w:tcPr>
+            <w:tcW w:w="5148" w:type="dxa"/>
+          </w:tcPr>
+          <w:p>
+            <w:pPr>
+              <w:spacing w:before="80" w:after="80"/>
+              <w:ind w:left="120" w:right="120"/>
+            </w:pPr>
+            <w:r>
+              <w:rPr>
+                <w:color w:val="4A5568"/>
+                <w:sz w:val="20"/>
+              </w:rPr>
+              <w:t xml:space="preserve">Full design token system: Navy+Gold palette, Montserrat+Inter font families, custom card shadows, fade animations, spacing scale</w:t>
+            </w:r>
+          </w:p>
+        </w:tc>
+      </w:tr>
+      <w:tr>
+        <w:tc>
+          <w:tcPr>
+            <w:tcW w:w="2808" w:type="dxa"/>
+          </w:tcPr>
+          <w:p>
+            <w:pPr>
+              <w:spacing w:before="80" w:after="80"/>
+              <w:ind w:left="120" w:right="120"/>
+            </w:pPr>
+            <w:r>
+              <w:rPr>
+                <w:color w:val="1B2A4A"/>
+                <w:sz w:val="20"/>
+              </w:rPr>
+              <w:t xml:space="preserve">src/theme.js</w:t>
+            </w:r>
+          </w:p>
+        </w:tc>
+        <w:tc>
+          <w:tcPr>
+            <w:tcW w:w="1404" w:type="dxa"/>
+            <w:shd w:val="clear" w:color="auto" w:fill="DCFCE7"/>
+          </w:tcPr>
+          <w:p>
+            <w:pPr>
+              <w:spacing w:before="80" w:after="80"/>
+              <w:ind w:left="120" w:right="120"/>
+            </w:pPr>
+            <w:r>
+              <w:rPr>
+                <w:b/>
+                <w:color w:val="4A5568"/>
+                <w:sz w:val="20"/>
+              </w:rPr>
+              <w:t>Done</w:t>
+            </w:r>
+          </w:p>
+        </w:tc>
+        <w:tc>
+          <w:tcPr>
+            <w:tcW w:w="5148" w:type="dxa"/>
+          </w:tcPr>
+          <w:p>
+            <w:pPr>
+              <w:spacing w:before="80" w:after="80"/>
+              <w:ind w:left="120" w:right="120"/>
+            </w:pPr>
+            <w:r>
+              <w:rPr>
+                <w:color w:val="4A5568"/>
+                <w:sz w:val="20"/>
+              </w:rPr>
+              <w:t xml:space="preserve">NEW FILE — Central JS content file. All contact info, colors, service definitions, stats, trustedBy companies, credentials, career timeline. Import in any component — never hard-code content again.</w:t>
+            </w:r>
+          </w:p>
+        </w:tc>
+      </w:tr>
+      <w:tr>
+        <w:tc>
+          <w:tcPr>
+            <w:tcW w:w="2808" w:type="dxa"/>
+          </w:tcPr>
+          <w:p>
+            <w:pPr>
+              <w:spacing w:before="80" w:after="80"/>
+              <w:ind w:left="120" w:right="120"/>
+            </w:pPr>
+            <w:r>
+              <w:rPr>
+                <w:color w:val="1B2A4A"/>
+                <w:sz w:val="20"/>
+              </w:rPr>
+              <w:t xml:space="preserve">src/index.css</w:t>
+            </w:r>
+          </w:p>
+        </w:tc>
+        <w:tc>
+          <w:tcPr>
+            <w:tcW w:w="1404" w:type="dxa"/>
+            <w:shd w:val="clear" w:color="auto" w:fill="DCFCE7"/>
+          </w:tcPr>
+          <w:p>
+            <w:pPr>
+              <w:spacing w:before="80" w:after="80"/>
+              <w:ind w:left="120" w:right="120"/>
+            </w:pPr>
+            <w:r>
+              <w:rPr>
+                <w:b/>
+                <w:color w:val="4A5568"/>
+                <w:sz w:val="20"/>
+              </w:rPr>
+              <w:t>Done</w:t>
+            </w:r>
+          </w:p>
+        </w:tc>
+        <w:tc>
+          <w:tcPr>
+            <w:tcW w:w="5148" w:type="dxa"/>
+          </w:tcPr>
+          <w:p>
+            <w:pPr>
+              <w:spacing w:before="80" w:after="80"/>
+              <w:ind w:left="120" w:right="120"/>
+            </w:pPr>
+            <w:r>
+              <w:rPr>
+                <w:color w:val="4A5568"/>
+                <w:sz w:val="20"/>
+              </w:rPr>
+              <w:t xml:space="preserve">Google Fonts import (Montserrat+Inter). Removed dark body from v1.4. Added btn-gold, btn-navy-outline, card, eyebrow reusable CSS classes.</w:t>
+            </w:r>
+          </w:p>
+        </w:tc>
+      </w:tr>
+      <w:tr>
+        <w:tc>
+          <w:tcPr>
+            <w:tcW w:w="2808" w:type="dxa"/>
+          </w:tcPr>
+          <w:p>
+            <w:pPr>
+              <w:spacing w:before="80" w:after="80"/>
+              <w:ind w:left="120" w:right="120"/>
+            </w:pPr>
+            <w:r>
+              <w:rPr>
+                <w:color w:val="1B2A4A"/>
+                <w:sz w:val="20"/>
+              </w:rPr>
+              <w:t xml:space="preserve">src/main.jsx</w:t>
+            </w:r>
+          </w:p>
+        </w:tc>
+        <w:tc>
+          <w:tcPr>
+            <w:tcW w:w="1404" w:type="dxa"/>
+            <w:shd w:val="clear" w:color="auto" w:fill="DCFCE7"/>
+          </w:tcPr>
+          <w:p>
+            <w:pPr>
+              <w:spacing w:before="80" w:after="80"/>
+              <w:ind w:left="120" w:right="120"/>
+            </w:pPr>
+            <w:r>
+              <w:rPr>
+                <w:b/>
+                <w:color w:val="4A5568"/>
+                <w:sz w:val="20"/>
+              </w:rPr>
+              <w:t>Done</w:t>
+            </w:r>
+          </w:p>
+        </w:tc>
+        <w:tc>
+          <w:tcPr>
+            <w:tcW w:w="5148" w:type="dxa"/>
+          </w:tcPr>
+          <w:p>
+            <w:pPr>
+              <w:spacing w:before="80" w:after="80"/>
+              <w:ind w:left="120" w:right="120"/>
+            </w:pPr>
+            <w:r>
+              <w:rPr>
+                <w:color w:val="4A5568"/>
+                <w:sz w:val="20"/>
+              </w:rPr>
+              <w:t xml:space="preserve">Added HelmetProvider wrapper from react-helmet-async for SEO meta tag support.</w:t>
+            </w:r>
+          </w:p>
+        </w:tc>
+      </w:tr>
+      <w:tr>
+        <w:tc>
+          <w:tcPr>
+            <w:tcW w:w="2808" w:type="dxa"/>
+          </w:tcPr>
+          <w:p>
+            <w:pPr>
+              <w:spacing w:before="80" w:after="80"/>
+              <w:ind w:left="120" w:right="120"/>
+            </w:pPr>
+            <w:r>
+              <w:rPr>
+                <w:color w:val="1B2A4A"/>
+                <w:sz w:val="20"/>
+              </w:rPr>
+              <w:t xml:space="preserve">src/App.jsx</w:t>
+            </w:r>
+          </w:p>
+        </w:tc>
+        <w:tc>
+          <w:tcPr>
+            <w:tcW w:w="1404" w:type="dxa"/>
+            <w:shd w:val="clear" w:color="auto" w:fill="DCFCE7"/>
+          </w:tcPr>
+          <w:p>
+            <w:pPr>
+              <w:spacing w:before="80" w:after="80"/>
+              <w:ind w:left="120" w:right="120"/>
+            </w:pPr>
+            <w:r>
+              <w:rPr>
+                <w:b/>
+                <w:color w:val="4A5568"/>
+                <w:sz w:val="20"/>
+              </w:rPr>
+              <w:t>Done</w:t>
+            </w:r>
+          </w:p>
+        </w:tc>
+        <w:tc>
+          <w:tcPr>
+            <w:tcW w:w="5148" w:type="dxa"/>
+          </w:tcPr>
+          <w:p>
+            <w:pPr>
+              <w:spacing w:before="80" w:after="80"/>
+              <w:ind w:left="120" w:right="120"/>
+            </w:pPr>
+            <w:r>
+              <w:rPr>
+                <w:color w:val="4A5568"/>
+                <w:sz w:val="20"/>
+              </w:rPr>
+              <w:t xml:space="preserve">Added /insights placeholder route. Fixed /client-login path bug.</w:t>
+            </w:r>
+          </w:p>
+        </w:tc>
+      </w:tr>
+      <w:tr>
+        <w:tc>
+          <w:tcPr>
+            <w:tcW w:w="2808" w:type="dxa"/>
+          </w:tcPr>
+          <w:p>
+            <w:pPr>
+              <w:spacing w:before="80" w:after="80"/>
+              <w:ind w:left="120" w:right="120"/>
+            </w:pPr>
+            <w:r>
+              <w:rPr>
+                <w:color w:val="1B2A4A"/>
+                <w:sz w:val="20"/>
+              </w:rPr>
+              <w:t xml:space="preserve">src/components/Navbar.jsx</w:t>
+            </w:r>
+          </w:p>
+        </w:tc>
+        <w:tc>
+          <w:tcPr>
+            <w:tcW w:w="1404" w:type="dxa"/>
+            <w:shd w:val="clear" w:color="auto" w:fill="DCFCE7"/>
+          </w:tcPr>
+          <w:p>
+            <w:pPr>
+              <w:spacing w:before="80" w:after="80"/>
+              <w:ind w:left="120" w:right="120"/>
+            </w:pPr>
+            <w:r>
+              <w:rPr>
+                <w:b/>
+                <w:color w:val="4A5568"/>
+                <w:sz w:val="20"/>
+              </w:rPr>
+              <w:t>Done</w:t>
+            </w:r>
+          </w:p>
+        </w:tc>
+        <w:tc>
+          <w:tcPr>
+            <w:tcW w:w="5148" w:type="dxa"/>
+          </w:tcPr>
+          <w:p>
+            <w:pPr>
+              <w:spacing w:before="80" w:after="80"/>
+              <w:ind w:left="120" w:right="120"/>
+            </w:pPr>
+            <w:r>
+              <w:rPr>
+                <w:color w:val="4A5568"/>
+                <w:sz w:val="20"/>
+              </w:rPr>
+              <w:t xml:space="preserve">Sticky navy navbar, white logo variant, gold 'Contact Us' pill CTA routing to /contact, full-screen mobile overlay menu, Client Portal login moved to footer.</w:t>
+            </w:r>
+          </w:p>
+        </w:tc>
+      </w:tr>
+      <w:tr>
+        <w:tc>
+          <w:tcPr>
+            <w:tcW w:w="2808" w:type="dxa"/>
+          </w:tcPr>
+          <w:p>
+            <w:pPr>
+              <w:spacing w:before="80" w:after="80"/>
+              <w:ind w:left="120" w:right="120"/>
+            </w:pPr>
+            <w:r>
+              <w:rPr>
+                <w:color w:val="1B2A4A"/>
+                <w:sz w:val="20"/>
+              </w:rPr>
+              <w:t xml:space="preserve">src/components/Footer.jsx</w:t>
+            </w:r>
+          </w:p>
+        </w:tc>
+        <w:tc>
+          <w:tcPr>
+            <w:tcW w:w="1404" w:type="dxa"/>
+            <w:shd w:val="clear" w:color="auto" w:fill="DCFCE7"/>
+          </w:tcPr>
+          <w:p>
+            <w:pPr>
+              <w:spacing w:before="80" w:after="80"/>
+              <w:ind w:left="120" w:right="120"/>
+            </w:pPr>
+            <w:r>
+              <w:rPr>
+                <w:b/>
+                <w:color w:val="4A5568"/>
+                <w:sz w:val="20"/>
+              </w:rPr>
+              <w:t>Done</w:t>
+            </w:r>
+          </w:p>
+        </w:tc>
+        <w:tc>
+          <w:tcPr>
+            <w:tcW w:w="5148" w:type="dxa"/>
+          </w:tcPr>
+          <w:p>
+            <w:pPr>
+              <w:spacing w:before="80" w:after="80"/>
+              <w:ind w:left="120" w:right="120"/>
+            </w:pPr>
+            <w:r>
+              <w:rPr>
+                <w:color w:val="4A5568"/>
+                <w:sz w:val="20"/>
+              </w:rPr>
+              <w:t xml:space="preserve">Dark navy 4-column layout. Company LinkedIn (not personal). X/Twitter @rgeconsulting. WhatsApp Business. contact@rgenterpriseconsulting.com shown here only. Gold CTA button.</w:t>
+            </w:r>
+          </w:p>
+        </w:tc>
+      </w:tr>
+      <w:tr>
+        <w:tc>
+          <w:tcPr>
+            <w:tcW w:w="2808" w:type="dxa"/>
+          </w:tcPr>
+          <w:p>
+            <w:pPr>
+              <w:spacing w:before="80" w:after="80"/>
+              <w:ind w:left="120" w:right="120"/>
+            </w:pPr>
+            <w:r>
+              <w:rPr>
+                <w:color w:val="1B2A4A"/>
+                <w:sz w:val="20"/>
+              </w:rPr>
+              <w:t xml:space="preserve">src/pages/Home.jsx</w:t>
+            </w:r>
+          </w:p>
+        </w:tc>
+        <w:tc>
+          <w:tcPr>
+            <w:tcW w:w="1404" w:type="dxa"/>
+            <w:shd w:val="clear" w:color="auto" w:fill="FFFFFF"/>
+          </w:tcPr>
+          <w:p>
+            <w:pPr>
+              <w:spacing w:before="80" w:after="80"/>
+              <w:ind w:left="120" w:right="120"/>
+            </w:pPr>
+            <w:r>
+              <w:rPr>
+                <w:b/>
+                <w:color w:val="4A5568"/>
+                <w:sz w:val="20"/>
+              </w:rPr>
+              <w:t>Done — v3</w:t>
+            </w:r>
+          </w:p>
+        </w:tc>
+        <w:tc>
+          <w:tcPr>
+            <w:tcW w:w="5148" w:type="dxa"/>
+          </w:tcPr>
+          <w:p>
+            <w:pPr>
+              <w:spacing w:before="80" w:after="80"/>
+              <w:ind w:left="120" w:right="120"/>
+            </w:pPr>
+            <w:r>
+              <w:rPr>
+                <w:color w:val="4A5568"/>
+                <w:sz w:val="20"/>
+              </w:rPr>
+              <w:t xml:space="preserve">Full homepage: navy hero with 4-slide Unsplash background slideshow, headshot panel, stats bar, animated logo ticker (9 companies), 4 service cards, 2 anonymized case study teasers, rotating testimonials (3 placeholders), navy bottom CTA. SEO meta tags + JSON-LD Organization schema.</w:t>
+            </w:r>
+          </w:p>
+        </w:tc>
+      </w:tr>
+      <w:tr>
+        <w:tc>
+          <w:tcPr>
+            <w:tcW w:w="2808" w:type="dxa"/>
+          </w:tcPr>
+          <w:p>
+            <w:pPr>
+              <w:spacing w:before="80" w:after="80"/>
+              <w:ind w:left="120" w:right="120"/>
+            </w:pPr>
+            <w:r>
+              <w:rPr>
+                <w:color w:val="1B2A4A"/>
+                <w:sz w:val="20"/>
+              </w:rPr>
+              <w:t xml:space="preserve">src/pages/About.jsx</w:t>
+            </w:r>
+          </w:p>
+        </w:tc>
+        <w:tc>
+          <w:tcPr>
+            <w:tcW w:w="1404" w:type="dxa"/>
+            <w:shd w:val="clear" w:color="auto" w:fill="FEF9C3"/>
+          </w:tcPr>
+          <w:p>
+            <w:pPr>
+              <w:spacing w:before="80" w:after="80"/>
+              <w:ind w:left="120" w:right="120"/>
+            </w:pPr>
+            <w:r>
+              <w:rPr>
+                <w:b/>
+                <w:color w:val="4A5568"/>
+                <w:sz w:val="20"/>
+              </w:rPr>
+              <w:t>Needs Rewrite</w:t>
+            </w:r>
+          </w:p>
+        </w:tc>
+        <w:tc>
+          <w:tcPr>
+            <w:tcW w:w="5148" w:type="dxa"/>
+          </w:tcPr>
+          <w:p>
+            <w:pPr>
+              <w:spacing w:before="80" w:after="80"/>
+              <w:ind w:left="120" w:right="120"/>
+            </w:pPr>
+            <w:r>
+              <w:rPr>
+                <w:color w:val="4A5568"/>
+                <w:sz w:val="20"/>
+              </w:rPr>
+              <w:t xml:space="preserve">Built in Phase 1 but still too resume-focused. REWRITE REQUIRED in Phase 2: company-first narrative, Rogerio as founder/proof-point, agency model explanation, multilingual capability.</w:t>
+            </w:r>
+          </w:p>
+        </w:tc>
+      </w:tr>
+      <w:tr>
+        <w:tc>
+          <w:tcPr>
+            <w:tcW w:w="2808" w:type="dxa"/>
+          </w:tcPr>
+          <w:p>
+            <w:pPr>
+              <w:spacing w:before="80" w:after="80"/>
+              <w:ind w:left="120" w:right="120"/>
+            </w:pPr>
+            <w:r>
+              <w:rPr>
+                <w:color w:val="1B2A4A"/>
+                <w:sz w:val="20"/>
+              </w:rPr>
+              <w:t xml:space="preserve">package.json</w:t>
+            </w:r>
+          </w:p>
+        </w:tc>
+        <w:tc>
+          <w:tcPr>
+            <w:tcW w:w="1404" w:type="dxa"/>
+            <w:shd w:val="clear" w:color="auto" w:fill="DCFCE7"/>
+          </w:tcPr>
+          <w:p>
+            <w:pPr>
+              <w:spacing w:before="80" w:after="80"/>
+              <w:ind w:left="120" w:right="120"/>
+            </w:pPr>
+            <w:r>
+              <w:rPr>
+                <w:b/>
+                <w:color w:val="4A5568"/>
+                <w:sz w:val="20"/>
+              </w:rPr>
+              <w:t>Done</w:t>
+            </w:r>
+          </w:p>
+        </w:tc>
+        <w:tc>
+          <w:tcPr>
+            <w:tcW w:w="5148" w:type="dxa"/>
+          </w:tcPr>
+          <w:p>
+            <w:pPr>
+              <w:spacing w:before="80" w:after="80"/>
+              <w:ind w:left="120" w:right="120"/>
+            </w:pPr>
+            <w:r>
+              <w:rPr>
+                <w:color w:val="4A5568"/>
+                <w:sz w:val="20"/>
+              </w:rPr>
+              <w:t xml:space="preserve">Added react-helmet-async dependency.</w:t>
+            </w:r>
+          </w:p>
+        </w:tc>
+      </w:tr>
+      <w:tr>
+        <w:tc>
+          <w:tcPr>
+            <w:tcW w:w="2808" w:type="dxa"/>
+          </w:tcPr>
+          <w:p>
+            <w:pPr>
+              <w:spacing w:before="80" w:after="80"/>
+              <w:ind w:left="120" w:right="120"/>
+            </w:pPr>
+            <w:r>
+              <w:rPr>
+                <w:color w:val="1B2A4A"/>
+                <w:sz w:val="20"/>
+              </w:rPr>
+              <w:t xml:space="preserve">firebase.json</w:t>
+            </w:r>
+          </w:p>
+        </w:tc>
+        <w:tc>
+          <w:tcPr>
+            <w:tcW w:w="1404" w:type="dxa"/>
+            <w:shd w:val="clear" w:color="auto" w:fill="DCFCE7"/>
+          </w:tcPr>
+          <w:p>
+            <w:pPr>
+              <w:spacing w:before="80" w:after="80"/>
+              <w:ind w:left="120" w:right="120"/>
+            </w:pPr>
+            <w:r>
+              <w:rPr>
+                <w:b/>
+                <w:color w:val="4A5568"/>
+                <w:sz w:val="20"/>
+              </w:rPr>
+              <w:t>Done</w:t>
+            </w:r>
+          </w:p>
+        </w:tc>
+        <w:tc>
+          <w:tcPr>
+            <w:tcW w:w="5148" w:type="dxa"/>
+          </w:tcPr>
+          <w:p>
+            <w:pPr>
+              <w:spacing w:before="80" w:after="80"/>
+              <w:ind w:left="120" w:right="120"/>
+            </w:pPr>
+            <w:r>
+              <w:rPr>
+                <w:color w:val="4A5568"/>
+                <w:sz w:val="20"/>
+              </w:rPr>
+              <w:t xml:space="preserve">Added asset cache-control headers, set node18 runtime, corrected rewrite rule order (API before catch-all).</w:t>
+            </w:r>
+          </w:p>
+        </w:tc>
+      </w:tr>
+      <w:tr>
+        <w:tc>
+          <w:tcPr>
+            <w:tcW w:w="2808" w:type="dxa"/>
+          </w:tcPr>
+          <w:p>
+            <w:pPr>
+              <w:spacing w:before="80" w:after="80"/>
+              <w:ind w:left="120" w:right="120"/>
+            </w:pPr>
+            <w:r>
+              <w:rPr>
+                <w:color w:val="1B2A4A"/>
+                <w:sz w:val="20"/>
+              </w:rPr>
+              <w:t xml:space="preserve">.github/workflows/firebase-deploy.yml</w:t>
+            </w:r>
+          </w:p>
+        </w:tc>
+        <w:tc>
+          <w:tcPr>
+            <w:tcW w:w="1404" w:type="dxa"/>
+            <w:shd w:val="clear" w:color="auto" w:fill="FEF9C3"/>
+          </w:tcPr>
+          <w:p>
+            <w:pPr>
+              <w:spacing w:before="80" w:after="80"/>
+              <w:ind w:left="120" w:right="120"/>
+            </w:pPr>
+            <w:r>
+              <w:rPr>
+                <w:b/>
+                <w:color w:val="4A5568"/>
+                <w:sz w:val="20"/>
+              </w:rPr>
+              <w:t>Blocked</w:t>
+            </w:r>
+          </w:p>
+        </w:tc>
+        <w:tc>
+          <w:tcPr>
+            <w:tcW w:w="5148" w:type="dxa"/>
+          </w:tcPr>
+          <w:p>
+            <w:pPr>
+              <w:spacing w:before="80" w:after="80"/>
+              <w:ind w:left="120" w:right="120"/>
+            </w:pPr>
+            <w:r>
+              <w:rPr>
+                <w:color w:val="4A5568"/>
+                <w:sz w:val="20"/>
+              </w:rPr>
+              <w:t xml:space="preserve">File created but push blocked by GitHub — PAT token needs 'workflow' scope added. Go to github.com/settings/tokens and add workflow scope to the Claude RG Consulting token.</w:t>
+            </w:r>
+          </w:p>
+        </w:tc>
+      </w:tr>
+      <w:tr>
+        <w:tc>
+          <w:tcPr>
+            <w:tcW w:w="2808" w:type="dxa"/>
+          </w:tcPr>
+          <w:p>
+            <w:pPr>
+              <w:spacing w:before="80" w:after="80"/>
+              <w:ind w:left="120" w:right="120"/>
+            </w:pPr>
+            <w:r>
+              <w:rPr>
+                <w:color w:val="1B2A4A"/>
+                <w:sz w:val="20"/>
+              </w:rPr>
+              <w:t xml:space="preserve">public/logos/ (9 PNG files)</w:t>
+            </w:r>
+          </w:p>
+        </w:tc>
+        <w:tc>
+          <w:tcPr>
+            <w:tcW w:w="1404" w:type="dxa"/>
+            <w:shd w:val="clear" w:color="auto" w:fill="DCFCE7"/>
+          </w:tcPr>
+          <w:p>
+            <w:pPr>
+              <w:spacing w:before="80" w:after="80"/>
+              <w:ind w:left="120" w:right="120"/>
+            </w:pPr>
+            <w:r>
+              <w:rPr>
+                <w:b/>
+                <w:color w:val="4A5568"/>
+                <w:sz w:val="20"/>
+              </w:rPr>
+              <w:t>Done</w:t>
+            </w:r>
+          </w:p>
+        </w:tc>
+        <w:tc>
+          <w:tcPr>
+            <w:tcW w:w="5148" w:type="dxa"/>
+          </w:tcPr>
+          <w:p>
+            <w:pPr>
+              <w:spacing w:before="80" w:after="80"/>
+              <w:ind w:left="120" w:right="120"/>
+            </w:pPr>
+            <w:r>
+              <w:rPr>
+                <w:color w:val="4A5568"/>
+                <w:sz w:val="20"/>
+              </w:rPr>
+              <w:t xml:space="preserve">All 9 real company logos. Vistra and Boa Vista whitespace-cropped for proportion fix. All display at uniform 138x50px slots in ticker.</w:t>
+            </w:r>
+          </w:p>
+        </w:tc>
+      </w:tr>
+      <w:tr>
+        <w:tc>
+          <w:tcPr>
+            <w:tcW w:w="2808" w:type="dxa"/>
+          </w:tcPr>
+          <w:p>
+            <w:pPr>
+              <w:spacing w:before="80" w:after="80"/>
+              <w:ind w:left="120" w:right="120"/>
+            </w:pPr>
+            <w:r>
+              <w:rPr>
+                <w:color w:val="1B2A4A"/>
+                <w:sz w:val="20"/>
+              </w:rPr>
+              <w:t xml:space="preserve">public/photos/rogerio-headshot.jpg</w:t>
+            </w:r>
+          </w:p>
+        </w:tc>
+        <w:tc>
+          <w:tcPr>
+            <w:tcW w:w="1404" w:type="dxa"/>
+            <w:shd w:val="clear" w:color="auto" w:fill="DCFCE7"/>
+          </w:tcPr>
+          <w:p>
+            <w:pPr>
+              <w:spacing w:before="80" w:after="80"/>
+              <w:ind w:left="120" w:right="120"/>
+            </w:pPr>
+            <w:r>
+              <w:rPr>
+                <w:b/>
+                <w:color w:val="4A5568"/>
+                <w:sz w:val="20"/>
+              </w:rPr>
+              <w:t>Done</w:t>
+            </w:r>
+          </w:p>
+        </w:tc>
+        <w:tc>
+          <w:tcPr>
+            <w:tcW w:w="5148" w:type="dxa"/>
+          </w:tcPr>
+          <w:p>
+            <w:pPr>
+              <w:spacing w:before="80" w:after="80"/>
+              <w:ind w:left="120" w:right="120"/>
+            </w:pPr>
+            <w:r>
+              <w:rPr>
+                <w:color w:val="4A5568"/>
+                <w:sz w:val="20"/>
+              </w:rPr>
+              <w:t xml:space="preserve">Professional executive headshot uploaded by Rogerio, June 2026. Used in hero section (desktop) and About page.</w:t>
+            </w:r>
+          </w:p>
+        </w:tc>
+      </w:tr>
+    </w:tbl>
+    <w:p>
+      <w:pPr>
+        <w:pStyle w:val="Heading2"/>
+        <w:spacing w:before="280" w:after="120"/>
+      </w:pPr>
+      <w:r>
+        <w:rPr>
+          <w:b/>
+          <w:color w:val="1B2A4A"/>
+          <w:sz w:val="28"/>
+        </w:rPr>
+        <w:t>10.4 Updated Phase Status</w:t>
+      </w:r>
+    </w:p>
+    <w:p>
+      <w:pPr>
+        <w:spacing w:before="80" w:after="80"/>
+      </w:pPr>
+      <w:r>
+        <w:rPr>
+          <w:color w:val="4A5568"/>
+          <w:sz w:val="22"/>
+        </w:rPr>
+        <w:t>This table replaces the phase timeline in Section 5. Original phase descriptions remain valid — this updates status only.</w:t>
+      </w:r>
+    </w:p>
+    <w:tbl>
+      <w:tblPr>
+        <w:tblW w:w="9360" w:type="dxa"/>
+        <w:tblBorders>
+          <w:top w:val="single" w:sz="1" w:space="0" w:color="E2E8F0"/>
+          <w:left w:val="single" w:sz="1" w:space="0" w:color="E2E8F0"/>
+          <w:bottom w:val="single" w:sz="1" w:space="0" w:color="E2E8F0"/>
+          <w:right w:val="single" w:sz="1" w:space="0" w:color="E2E8F0"/>
+          <w:insideH w:val="single" w:sz="1" w:space="0" w:color="E2E8F0"/>
+          <w:insideV w:val="single" w:sz="1" w:space="0" w:color="E2E8F0"/>
+        </w:tblBorders>
+      </w:tblPr>
+      <w:tblGrid>
+        <w:gridCol w:w="936"/>
+        <w:gridCol w:w="2340"/>
+        <w:gridCol w:w="1404"/>
+        <w:gridCol w:w="4680"/>
+      </w:tblGrid>
+      <w:tr>
+        <w:trPr>
+          <w:tblHeader/>
+        </w:trPr>
+        <w:tc>
+          <w:tcPr>
+            <w:tcW w:w="936" w:type="dxa"/>
+            <w:shd w:val="clear" w:color="auto" w:fill="1B2A4A"/>
+          </w:tcPr>
+          <w:p>
+            <w:pPr>
+              <w:spacing w:before="100" w:after="100"/>
+              <w:ind w:left="120" w:right="120"/>
+            </w:pPr>
+            <w:r>
+              <w:rPr>
+                <w:b/>
+                <w:color w:val="FFFFFF"/>
+                <w:sz w:val="20"/>
+              </w:rPr>
+              <w:t>Phase</w:t>
+            </w:r>
+          </w:p>
+        </w:tc>
+        <w:tc>
+          <w:tcPr>
+            <w:tcW w:w="2340" w:type="dxa"/>
+            <w:shd w:val="clear" w:color="auto" w:fill="1B2A4A"/>
+          </w:tcPr>
+          <w:p>
+            <w:pPr>
+              <w:spacing w:before="100" w:after="100"/>
+              <w:ind w:left="120" w:right="120"/>
+            </w:pPr>
+            <w:r>
+              <w:rPr>
+                <w:b/>
+                <w:color w:val="FFFFFF"/>
+                <w:sz w:val="20"/>
+              </w:rPr>
+              <w:t>Name</w:t>
+            </w:r>
+          </w:p>
+        </w:tc>
+        <w:tc>
+          <w:tcPr>
+            <w:tcW w:w="1404" w:type="dxa"/>
+            <w:shd w:val="clear" w:color="auto" w:fill="1B2A4A"/>
+          </w:tcPr>
+          <w:p>
+            <w:pPr>
+              <w:spacing w:before="100" w:after="100"/>
+              <w:ind w:left="120" w:right="120"/>
+            </w:pPr>
+            <w:r>
+              <w:rPr>
+                <w:b/>
+                <w:color w:val="FFFFFF"/>
+                <w:sz w:val="20"/>
+              </w:rPr>
+              <w:t>Status</w:t>
+            </w:r>
+          </w:p>
+        </w:tc>
+        <w:tc>
+          <w:tcPr>
+            <w:tcW w:w="4680" w:type="dxa"/>
+            <w:shd w:val="clear" w:color="auto" w:fill="1B2A4A"/>
+          </w:tcPr>
+          <w:p>
+            <w:pPr>
+              <w:spacing w:before="100" w:after="100"/>
+              <w:ind w:left="120" w:right="120"/>
+            </w:pPr>
+            <w:r>
+              <w:rPr>
+                <w:b/>
+                <w:color w:val="FFFFFF"/>
+                <w:sz w:val="20"/>
+              </w:rPr>
+              <w:t>Notes</w:t>
+            </w:r>
+          </w:p>
+        </w:tc>
+      </w:tr>
+      <w:tr>
+        <w:tc>
+          <w:tcPr>
+            <w:tcW w:w="936" w:type="dxa"/>
+            <w:shd w:val="clear" w:color="auto" w:fill="D5E8F0"/>
+          </w:tcPr>
+          <w:p>
+            <w:pPr>
+              <w:spacing w:before="80" w:after="80"/>
+              <w:ind w:left="120" w:right="120"/>
+            </w:pPr>
+            <w:r>
+              <w:rPr>
+                <w:b/>
+                <w:color w:val="1B2A4A"/>
+                <w:sz w:val="20"/>
+              </w:rPr>
+              <w:t>Phase 1</w:t>
+            </w:r>
+          </w:p>
+        </w:tc>
+        <w:tc>
+          <w:tcPr>
+            <w:tcW w:w="2340" w:type="dxa"/>
+          </w:tcPr>
+          <w:p>
+            <w:pPr>
+              <w:spacing w:before="80" w:after="80"/>
+              <w:ind w:left="120" w:right="120"/>
+            </w:pPr>
+            <w:r>
+              <w:rPr>
+                <w:color w:val="4A5568"/>
+                <w:sz w:val="20"/>
+              </w:rPr>
+              <w:t>Brand &amp; Design System</w:t>
+            </w:r>
+          </w:p>
+        </w:tc>
+        <w:tc>
+          <w:tcPr>
+            <w:tcW w:w="1404" w:type="dxa"/>
+            <w:shd w:val="clear" w:color="auto" w:fill="DCFCE7"/>
+          </w:tcPr>
+          <w:p>
+            <w:pPr>
+              <w:spacing w:before="80" w:after="80"/>
+              <w:ind w:left="120" w:right="120"/>
+            </w:pPr>
+            <w:r>
+              <w:rPr>
+                <w:b/>
+                <w:color w:val="4A5568"/>
+                <w:sz w:val="20"/>
+              </w:rPr>
+              <w:t>Complete</w:t>
+            </w:r>
+          </w:p>
+        </w:tc>
+        <w:tc>
+          <w:tcPr>
+            <w:tcW w:w="4680" w:type="dxa"/>
+          </w:tcPr>
+          <w:p>
+            <w:pPr>
+              <w:spacing w:before="80" w:after="80"/>
+              <w:ind w:left="120" w:right="120"/>
+            </w:pPr>
+            <w:r>
+              <w:rPr>
+                <w:color w:val="4A5568"/>
+                <w:sz w:val="20"/>
+              </w:rPr>
+              <w:t xml:space="preserve">All files pushed to version-2.0 branch. About page needs rewrite (Phase 2 TODO).</w:t>
+            </w:r>
+          </w:p>
+        </w:tc>
+      </w:tr>
+      <w:tr>
+        <w:tc>
+          <w:tcPr>
+            <w:tcW w:w="936" w:type="dxa"/>
+            <w:shd w:val="clear" w:color="auto" w:fill="D5E8F0"/>
+          </w:tcPr>
+          <w:p>
+            <w:pPr>
+              <w:spacing w:before="80" w:after="80"/>
+              <w:ind w:left="120" w:right="120"/>
+            </w:pPr>
+            <w:r>
+              <w:rPr>
+                <w:b/>
+                <w:color w:val="1B2A4A"/>
+                <w:sz w:val="20"/>
+              </w:rPr>
+              <w:t>Phase 2</w:t>
+            </w:r>
+          </w:p>
+        </w:tc>
+        <w:tc>
+          <w:tcPr>
+            <w:tcW w:w="2340" w:type="dxa"/>
+          </w:tcPr>
+          <w:p>
+            <w:pPr>
+              <w:spacing w:before="80" w:after="80"/>
+              <w:ind w:left="120" w:right="120"/>
+            </w:pPr>
+            <w:r>
+              <w:rPr>
+                <w:color w:val="4A5568"/>
+                <w:sz w:val="20"/>
+              </w:rPr>
+              <w:t>Services &amp; Lead Generation</w:t>
+            </w:r>
+          </w:p>
+        </w:tc>
+        <w:tc>
+          <w:tcPr>
+            <w:tcW w:w="1404" w:type="dxa"/>
+            <w:shd w:val="clear" w:color="auto" w:fill="FEF9C3"/>
+          </w:tcPr>
+          <w:p>
+            <w:pPr>
+              <w:spacing w:before="80" w:after="80"/>
+              <w:ind w:left="120" w:right="120"/>
+            </w:pPr>
+            <w:r>
+              <w:rPr>
+                <w:b/>
+                <w:color w:val="4A5568"/>
+                <w:sz w:val="20"/>
+              </w:rPr>
+              <w:t>Next — Active</w:t>
+            </w:r>
+          </w:p>
+        </w:tc>
+        <w:tc>
+          <w:tcPr>
+            <w:tcW w:w="4680" w:type="dxa"/>
+          </w:tcPr>
+          <w:p>
+            <w:pPr>
+              <w:spacing w:before="80" w:after="80"/>
+              <w:ind w:left="120" w:right="120"/>
+            </w:pPr>
+            <w:r>
+              <w:rPr>
+                <w:color w:val="4A5568"/>
+                <w:sz w:val="20"/>
+              </w:rPr>
+              <w:t xml:space="preserve">About page rewrite, 4 service sub-pages, contact form fix (Firebase Fn + SendGrid), enriched lead form, Calendly post-form.</w:t>
+            </w:r>
+          </w:p>
+        </w:tc>
+      </w:tr>
+      <w:tr>
+        <w:tc>
+          <w:tcPr>
+            <w:tcW w:w="936" w:type="dxa"/>
+            <w:shd w:val="clear" w:color="auto" w:fill="D5E8F0"/>
+          </w:tcPr>
+          <w:p>
+            <w:pPr>
+              <w:spacing w:before="80" w:after="80"/>
+              <w:ind w:left="120" w:right="120"/>
+            </w:pPr>
+            <w:r>
+              <w:rPr>
+                <w:b/>
+                <w:color w:val="1B2A4A"/>
+                <w:sz w:val="20"/>
+              </w:rPr>
+              <w:t>Phase 3</w:t>
+            </w:r>
+          </w:p>
+        </w:tc>
+        <w:tc>
+          <w:tcPr>
+            <w:tcW w:w="2340" w:type="dxa"/>
+          </w:tcPr>
+          <w:p>
+            <w:pPr>
+              <w:spacing w:before="80" w:after="80"/>
+              <w:ind w:left="120" w:right="120"/>
+            </w:pPr>
+            <w:r>
+              <w:rPr>
+                <w:color w:val="4A5568"/>
+                <w:sz w:val="20"/>
+              </w:rPr>
+              <w:t>Case Studies &amp; Portfolio</w:t>
+            </w:r>
+          </w:p>
+        </w:tc>
+        <w:tc>
+          <w:tcPr>
+            <w:tcW w:w="1404" w:type="dxa"/>
+            <w:shd w:val="clear" w:color="auto" w:fill="FFFFFF"/>
+          </w:tcPr>
+          <w:p>
+            <w:pPr>
+              <w:spacing w:before="80" w:after="80"/>
+              <w:ind w:left="120" w:right="120"/>
+            </w:pPr>
+            <w:r>
+              <w:rPr>
+                <w:b/>
+                <w:color w:val="4A5568"/>
+                <w:sz w:val="20"/>
+              </w:rPr>
+              <w:t>Not Started</w:t>
+            </w:r>
+          </w:p>
+        </w:tc>
+        <w:tc>
+          <w:tcPr>
+            <w:tcW w:w="4680" w:type="dxa"/>
+          </w:tcPr>
+          <w:p>
+            <w:pPr>
+              <w:spacing w:before="80" w:after="80"/>
+              <w:ind w:left="120" w:right="120"/>
+            </w:pPr>
+            <w:r>
+              <w:rPr>
+                <w:color w:val="4A5568"/>
+                <w:sz w:val="20"/>
+              </w:rPr>
+              <w:t xml:space="preserve">3-4 anonymized case study pages. Portfolio page v2.</w:t>
+            </w:r>
+          </w:p>
+        </w:tc>
+      </w:tr>
+      <w:tr>
+        <w:tc>
+          <w:tcPr>
+            <w:tcW w:w="936" w:type="dxa"/>
+            <w:shd w:val="clear" w:color="auto" w:fill="D5E8F0"/>
+          </w:tcPr>
+          <w:p>
+            <w:pPr>
+              <w:spacing w:before="80" w:after="80"/>
+              <w:ind w:left="120" w:right="120"/>
+            </w:pPr>
+            <w:r>
+              <w:rPr>
+                <w:b/>
+                <w:color w:val="1B2A4A"/>
+                <w:sz w:val="20"/>
+              </w:rPr>
+              <w:t>Phase 4</w:t>
+            </w:r>
+          </w:p>
+        </w:tc>
+        <w:tc>
+          <w:tcPr>
+            <w:tcW w:w="2340" w:type="dxa"/>
+          </w:tcPr>
+          <w:p>
+            <w:pPr>
+              <w:spacing w:before="80" w:after="80"/>
+              <w:ind w:left="120" w:right="120"/>
+            </w:pPr>
+            <w:r>
+              <w:rPr>
+                <w:color w:val="4A5568"/>
+                <w:sz w:val="20"/>
+              </w:rPr>
+              <w:t>Insights Platform &amp; SEO</w:t>
+            </w:r>
+          </w:p>
+        </w:tc>
+        <w:tc>
+          <w:tcPr>
+            <w:tcW w:w="1404" w:type="dxa"/>
+            <w:shd w:val="clear" w:color="auto" w:fill="FFFFFF"/>
+          </w:tcPr>
+          <w:p>
+            <w:pPr>
+              <w:spacing w:before="80" w:after="80"/>
+              <w:ind w:left="120" w:right="120"/>
+            </w:pPr>
+            <w:r>
+              <w:rPr>
+                <w:b/>
+                <w:color w:val="4A5568"/>
+                <w:sz w:val="20"/>
+              </w:rPr>
+              <w:t>Not Started</w:t>
+            </w:r>
+          </w:p>
+        </w:tc>
+        <w:tc>
+          <w:tcPr>
+            <w:tcW w:w="4680" w:type="dxa"/>
+          </w:tcPr>
+          <w:p>
+            <w:pPr>
+              <w:spacing w:before="80" w:after="80"/>
+              <w:ind w:left="120" w:right="120"/>
+            </w:pPr>
+            <w:r>
+              <w:rPr>
+                <w:color w:val="4A5568"/>
+                <w:sz w:val="20"/>
+              </w:rPr>
+              <w:t xml:space="preserve">Blog/Insights, Firestore CMS, AI article agent (Claude API), sitemap.xml, robots.txt, full JSON-LD.</w:t>
+            </w:r>
+          </w:p>
+        </w:tc>
+      </w:tr>
+      <w:tr>
+        <w:tc>
+          <w:tcPr>
+            <w:tcW w:w="936" w:type="dxa"/>
+            <w:shd w:val="clear" w:color="auto" w:fill="D5E8F0"/>
+          </w:tcPr>
+          <w:p>
+            <w:pPr>
+              <w:spacing w:before="80" w:after="80"/>
+              <w:ind w:left="120" w:right="120"/>
+            </w:pPr>
+            <w:r>
+              <w:rPr>
+                <w:b/>
+                <w:color w:val="1B2A4A"/>
+                <w:sz w:val="20"/>
+              </w:rPr>
+              <w:t>Phase 5</w:t>
+            </w:r>
+          </w:p>
+        </w:tc>
+        <w:tc>
+          <w:tcPr>
+            <w:tcW w:w="2340" w:type="dxa"/>
+          </w:tcPr>
+          <w:p>
+            <w:pPr>
+              <w:spacing w:before="80" w:after="80"/>
+              <w:ind w:left="120" w:right="120"/>
+            </w:pPr>
+            <w:r>
+              <w:rPr>
+                <w:color w:val="4A5568"/>
+                <w:sz w:val="20"/>
+              </w:rPr>
+              <w:t>Client Portal v2</w:t>
+            </w:r>
+          </w:p>
+        </w:tc>
+        <w:tc>
+          <w:tcPr>
+            <w:tcW w:w="1404" w:type="dxa"/>
+            <w:shd w:val="clear" w:color="auto" w:fill="FFFFFF"/>
+          </w:tcPr>
+          <w:p>
+            <w:pPr>
+              <w:spacing w:before="80" w:after="80"/>
+              <w:ind w:left="120" w:right="120"/>
+            </w:pPr>
+            <w:r>
+              <w:rPr>
+                <w:b/>
+                <w:color w:val="4A5568"/>
+                <w:sz w:val="20"/>
+              </w:rPr>
+              <w:t>Not Started</w:t>
+            </w:r>
+          </w:p>
+        </w:tc>
+        <w:tc>
+          <w:tcPr>
+            <w:tcW w:w="4680" w:type="dxa"/>
+          </w:tcPr>
+          <w:p>
+            <w:pPr>
+              <w:spacing w:before="80" w:after="80"/>
+              <w:ind w:left="120" w:right="120"/>
+            </w:pPr>
+            <w:r>
+              <w:rPr>
+                <w:color w:val="4A5568"/>
+                <w:sz w:val="20"/>
+              </w:rPr>
+              <w:t xml:space="preserve">Role system, admin dashboard, client portal, scope control, notifications, messaging.</w:t>
+            </w:r>
+          </w:p>
+        </w:tc>
+      </w:tr>
+      <w:tr>
+        <w:tc>
+          <w:tcPr>
+            <w:tcW w:w="936" w:type="dxa"/>
+            <w:shd w:val="clear" w:color="auto" w:fill="D5E8F0"/>
+          </w:tcPr>
+          <w:p>
+            <w:pPr>
+              <w:spacing w:before="80" w:after="80"/>
+              <w:ind w:left="120" w:right="120"/>
+            </w:pPr>
+            <w:r>
+              <w:rPr>
+                <w:b/>
+                <w:color w:val="1B2A4A"/>
+                <w:sz w:val="20"/>
+              </w:rPr>
+              <w:t>Phase 6</w:t>
+            </w:r>
+          </w:p>
+        </w:tc>
+        <w:tc>
+          <w:tcPr>
+            <w:tcW w:w="2340" w:type="dxa"/>
+          </w:tcPr>
+          <w:p>
+            <w:pPr>
+              <w:spacing w:before="80" w:after="80"/>
+              <w:ind w:left="120" w:right="120"/>
+            </w:pPr>
+            <w:r>
+              <w:rPr>
+                <w:color w:val="4A5568"/>
+                <w:sz w:val="20"/>
+              </w:rPr>
+              <w:t>Super-Admin CMS</w:t>
+            </w:r>
+          </w:p>
+        </w:tc>
+        <w:tc>
+          <w:tcPr>
+            <w:tcW w:w="1404" w:type="dxa"/>
+            <w:shd w:val="clear" w:color="auto" w:fill="FFFFFF"/>
+          </w:tcPr>
+          <w:p>
+            <w:pPr>
+              <w:spacing w:before="80" w:after="80"/>
+              <w:ind w:left="120" w:right="120"/>
+            </w:pPr>
+            <w:r>
+              <w:rPr>
+                <w:b/>
+                <w:color w:val="4A5568"/>
+                <w:sz w:val="20"/>
+              </w:rPr>
+              <w:t>Not Started</w:t>
+            </w:r>
+          </w:p>
+        </w:tc>
+        <w:tc>
+          <w:tcPr>
+            <w:tcW w:w="4680" w:type="dxa"/>
+          </w:tcPr>
+          <w:p>
+            <w:pPr>
+              <w:spacing w:before="80" w:after="80"/>
+              <w:ind w:left="120" w:right="120"/>
+            </w:pPr>
+            <w:r>
+              <w:rPr>
+                <w:color w:val="4A5568"/>
+                <w:sz w:val="20"/>
+              </w:rPr>
+              <w:t xml:space="preserve">Content management panel, theme editor, logo/image upload, article publishing UI, setup wizard.</w:t>
+            </w:r>
+          </w:p>
+        </w:tc>
+      </w:tr>
+    </w:tbl>
+    <w:p>
+      <w:pPr>
+        <w:pStyle w:val="Heading2"/>
+        <w:spacing w:before="280" w:after="120"/>
+      </w:pPr>
+      <w:r>
+        <w:rPr>
+          <w:b/>
+          <w:color w:val="1B2A4A"/>
+          <w:sz w:val="28"/>
+        </w:rPr>
+        <w:t>10.5 Open Action Items Before Phase 2 Build</w:t>
+      </w:r>
+    </w:p>
+    <w:tbl>
+      <w:tblPr>
+        <w:tblW w:w="9360" w:type="dxa"/>
+        <w:tblBorders>
+          <w:top w:val="single" w:sz="1" w:space="0" w:color="E2E8F0"/>
+          <w:left w:val="single" w:sz="1" w:space="0" w:color="E2E8F0"/>
+          <w:bottom w:val="single" w:sz="1" w:space="0" w:color="E2E8F0"/>
+          <w:right w:val="single" w:sz="1" w:space="0" w:color="E2E8F0"/>
+          <w:insideH w:val="single" w:sz="1" w:space="0" w:color="E2E8F0"/>
+          <w:insideV w:val="single" w:sz="1" w:space="0" w:color="E2E8F0"/>
+        </w:tblBorders>
+      </w:tblPr>
+      <w:tblGrid>
+        <w:gridCol w:w="1404"/>
+        <w:gridCol w:w="2340"/>
+        <w:gridCol w:w="5616"/>
+      </w:tblGrid>
+      <w:tr>
+        <w:trPr>
+          <w:tblHeader/>
+        </w:trPr>
+        <w:tc>
+          <w:tcPr>
+            <w:tcW w:w="1404" w:type="dxa"/>
+            <w:shd w:val="clear" w:color="auto" w:fill="1B2A4A"/>
+          </w:tcPr>
+          <w:p>
+            <w:pPr>
+              <w:spacing w:before="100" w:after="100"/>
+              <w:ind w:left="120" w:right="120"/>
+            </w:pPr>
+            <w:r>
+              <w:rPr>
+                <w:b/>
+                <w:color w:val="FFFFFF"/>
+                <w:sz w:val="20"/>
+              </w:rPr>
+              <w:t>Priority</w:t>
+            </w:r>
+          </w:p>
+        </w:tc>
+        <w:tc>
+          <w:tcPr>
+            <w:tcW w:w="2340" w:type="dxa"/>
+            <w:shd w:val="clear" w:color="auto" w:fill="1B2A4A"/>
+          </w:tcPr>
+          <w:p>
+            <w:pPr>
+              <w:spacing w:before="100" w:after="100"/>
+              <w:ind w:left="120" w:right="120"/>
+            </w:pPr>
+            <w:r>
+              <w:rPr>
+                <w:b/>
+                <w:color w:val="FFFFFF"/>
+                <w:sz w:val="20"/>
+              </w:rPr>
+              <w:t>Item</w:t>
+            </w:r>
+          </w:p>
+        </w:tc>
+        <w:tc>
+          <w:tcPr>
+            <w:tcW w:w="5616" w:type="dxa"/>
+            <w:shd w:val="clear" w:color="auto" w:fill="1B2A4A"/>
+          </w:tcPr>
+          <w:p>
+            <w:pPr>
+              <w:spacing w:before="100" w:after="100"/>
+              <w:ind w:left="120" w:right="120"/>
+            </w:pPr>
+            <w:r>
+              <w:rPr>
+                <w:b/>
+                <w:color w:val="FFFFFF"/>
+                <w:sz w:val="20"/>
+              </w:rPr>
+              <w:t>Detail</w:t>
+            </w:r>
+          </w:p>
+        </w:tc>
+      </w:tr>
+      <w:tr>
+        <w:tc>
+          <w:tcPr>
+            <w:tcW w:w="1404" w:type="dxa"/>
+            <w:shd w:val="clear" w:color="auto" w:fill="FEE2E2"/>
+          </w:tcPr>
+          <w:p>
+            <w:pPr>
+              <w:spacing w:before="80" w:after="80"/>
+              <w:ind w:left="120" w:right="120"/>
+            </w:pPr>
+            <w:r>
+              <w:rPr>
+                <w:b/>
+                <w:color w:val="4A5568"/>
+                <w:sz w:val="20"/>
+              </w:rPr>
+              <w:t>CRITICAL</w:t>
+            </w:r>
+          </w:p>
+        </w:tc>
+        <w:tc>
+          <w:tcPr>
+            <w:tcW w:w="2340" w:type="dxa"/>
+          </w:tcPr>
+          <w:p>
+            <w:pPr>
+              <w:spacing w:before="80" w:after="80"/>
+              <w:ind w:left="120" w:right="120"/>
+            </w:pPr>
+            <w:r>
+              <w:rPr>
+                <w:b/>
+                <w:color w:val="1B2A4A"/>
+                <w:sz w:val="20"/>
+              </w:rPr>
+              <w:t>Contact form dead endpoint</w:t>
+            </w:r>
+          </w:p>
+        </w:tc>
+        <w:tc>
+          <w:tcPr>
+            <w:tcW w:w="5616" w:type="dxa"/>
+          </w:tcPr>
+          <w:p>
+            <w:pPr>
+              <w:spacing w:before="80" w:after="80"/>
+              <w:ind w:left="120" w:right="120"/>
+            </w:pPr>
+            <w:r>
+              <w:rPr>
+                <w:color w:val="4A5568"/>
+                <w:sz w:val="20"/>
+              </w:rPr>
+              <w:t xml:space="preserve">Still posting to /api/sendContactEmail — not wired. ALL LEADS LOST. Fix first in Phase 2.</w:t>
+            </w:r>
+          </w:p>
+        </w:tc>
+      </w:tr>
+      <w:tr>
+        <w:tc>
+          <w:tcPr>
+            <w:tcW w:w="1404" w:type="dxa"/>
+            <w:shd w:val="clear" w:color="auto" w:fill="FEE2E2"/>
+          </w:tcPr>
+          <w:p>
+            <w:pPr>
+              <w:spacing w:before="80" w:after="80"/>
+              <w:ind w:left="120" w:right="120"/>
+            </w:pPr>
+            <w:r>
+              <w:rPr>
+                <w:b/>
+                <w:color w:val="4A5568"/>
+                <w:sz w:val="20"/>
+              </w:rPr>
+              <w:t>CRITICAL</w:t>
+            </w:r>
+          </w:p>
+        </w:tc>
+        <w:tc>
+          <w:tcPr>
+            <w:tcW w:w="2340" w:type="dxa"/>
+          </w:tcPr>
+          <w:p>
+            <w:pPr>
+              <w:spacing w:before="80" w:after="80"/>
+              <w:ind w:left="120" w:right="120"/>
+            </w:pPr>
+            <w:r>
+              <w:rPr>
+                <w:b/>
+                <w:color w:val="1B2A4A"/>
+                <w:sz w:val="20"/>
+              </w:rPr>
+              <w:t>Firebase Functions not deployed</w:t>
+            </w:r>
+          </w:p>
+        </w:tc>
+        <w:tc>
+          <w:tcPr>
+            <w:tcW w:w="5616" w:type="dxa"/>
+          </w:tcPr>
+          <w:p>
+            <w:pPr>
+              <w:spacing w:before="80" w:after="80"/>
+              <w:ind w:left="120" w:right="120"/>
+            </w:pPr>
+            <w:r>
+              <w:rPr>
+                <w:color w:val="4A5568"/>
+                <w:sz w:val="20"/>
+              </w:rPr>
+              <w:t xml:space="preserve">SendGrid integration not built yet. Must deploy before site goes live.</w:t>
+            </w:r>
+          </w:p>
+        </w:tc>
+      </w:tr>
+      <w:tr>
+        <w:tc>
+          <w:tcPr>
+            <w:tcW w:w="1404" w:type="dxa"/>
+            <w:shd w:val="clear" w:color="auto" w:fill="FEF9C3"/>
+          </w:tcPr>
+          <w:p>
+            <w:pPr>
+              <w:spacing w:before="80" w:after="80"/>
+              <w:ind w:left="120" w:right="120"/>
+            </w:pPr>
+            <w:r>
+              <w:rPr>
+                <w:b/>
+                <w:color w:val="4A5568"/>
+                <w:sz w:val="20"/>
+              </w:rPr>
+              <w:t>HIGH</w:t>
+            </w:r>
+          </w:p>
+        </w:tc>
+        <w:tc>
+          <w:tcPr>
+            <w:tcW w:w="2340" w:type="dxa"/>
+          </w:tcPr>
+          <w:p>
+            <w:pPr>
+              <w:spacing w:before="80" w:after="80"/>
+              <w:ind w:left="120" w:right="120"/>
+            </w:pPr>
+            <w:r>
+              <w:rPr>
+                <w:b/>
+                <w:color w:val="1B2A4A"/>
+                <w:sz w:val="20"/>
+              </w:rPr>
+              <w:t>About page rewrite</w:t>
+            </w:r>
+          </w:p>
+        </w:tc>
+        <w:tc>
+          <w:tcPr>
+            <w:tcW w:w="5616" w:type="dxa"/>
+          </w:tcPr>
+          <w:p>
+            <w:pPr>
+              <w:spacing w:before="80" w:after="80"/>
+              <w:ind w:left="120" w:right="120"/>
+            </w:pPr>
+            <w:r>
+              <w:rPr>
+                <w:color w:val="4A5568"/>
+                <w:sz w:val="20"/>
+              </w:rPr>
+              <w:t xml:space="preserve">Current About.jsx is too resume-focused. Rewrite to lead with the company, not Rogerio's biography.</w:t>
+            </w:r>
+          </w:p>
+        </w:tc>
+      </w:tr>
+      <w:tr>
+        <w:tc>
+          <w:tcPr>
+            <w:tcW w:w="1404" w:type="dxa"/>
+            <w:shd w:val="clear" w:color="auto" w:fill="FEF9C3"/>
+          </w:tcPr>
+          <w:p>
+            <w:pPr>
+              <w:spacing w:before="80" w:after="80"/>
+              <w:ind w:left="120" w:right="120"/>
+            </w:pPr>
+            <w:r>
+              <w:rPr>
+                <w:b/>
+                <w:color w:val="4A5568"/>
+                <w:sz w:val="20"/>
+              </w:rPr>
+              <w:t>HIGH</w:t>
+            </w:r>
+          </w:p>
+        </w:tc>
+        <w:tc>
+          <w:tcPr>
+            <w:tcW w:w="2340" w:type="dxa"/>
+          </w:tcPr>
+          <w:p>
+            <w:pPr>
+              <w:spacing w:before="80" w:after="80"/>
+              <w:ind w:left="120" w:right="120"/>
+            </w:pPr>
+            <w:r>
+              <w:rPr>
+                <w:b/>
+                <w:color w:val="1B2A4A"/>
+                <w:sz w:val="20"/>
+              </w:rPr>
+              <w:t>GitHub Actions PAT scope</w:t>
+            </w:r>
+          </w:p>
+        </w:tc>
+        <w:tc>
+          <w:tcPr>
+            <w:tcW w:w="5616" w:type="dxa"/>
+          </w:tcPr>
+          <w:p>
+            <w:pPr>
+              <w:spacing w:before="80" w:after="80"/>
+              <w:ind w:left="120" w:right="120"/>
+            </w:pPr>
+            <w:r>
+              <w:rPr>
+                <w:color w:val="4A5568"/>
+                <w:sz w:val="20"/>
+              </w:rPr>
+              <w:t xml:space="preserve">Add 'workflow' scope to the Claude RG Consulting token at github.com/settings/tokens so CI/CD can be fully automated.</w:t>
+            </w:r>
+          </w:p>
+        </w:tc>
+      </w:tr>
+      <w:tr>
+        <w:tc>
+          <w:tcPr>
+            <w:tcW w:w="1404" w:type="dxa"/>
+            <w:shd w:val="clear" w:color="auto" w:fill="FEF9C3"/>
+          </w:tcPr>
+          <w:p>
+            <w:pPr>
+              <w:spacing w:before="80" w:after="80"/>
+              <w:ind w:left="120" w:right="120"/>
+            </w:pPr>
+            <w:r>
+              <w:rPr>
+                <w:b/>
+                <w:color w:val="4A5568"/>
+                <w:sz w:val="20"/>
+              </w:rPr>
+              <w:t>HIGH</w:t>
+            </w:r>
+          </w:p>
+        </w:tc>
+        <w:tc>
+          <w:tcPr>
+            <w:tcW w:w="2340" w:type="dxa"/>
+          </w:tcPr>
+          <w:p>
+            <w:pPr>
+              <w:spacing w:before="80" w:after="80"/>
+              <w:ind w:left="120" w:right="120"/>
+            </w:pPr>
+            <w:r>
+              <w:rPr>
+                <w:b/>
+                <w:color w:val="1B2A4A"/>
+                <w:sz w:val="20"/>
+              </w:rPr>
+              <w:t>Firebase credentials audit</w:t>
+            </w:r>
+          </w:p>
+        </w:tc>
+        <w:tc>
+          <w:tcPr>
+            <w:tcW w:w="5616" w:type="dxa"/>
+          </w:tcPr>
+          <w:p>
+            <w:pPr>
+              <w:spacing w:before="80" w:after="80"/>
+              <w:ind w:left="120" w:right="120"/>
+            </w:pPr>
+            <w:r>
+              <w:rPr>
+                <w:color w:val="4A5568"/>
+                <w:sz w:val="20"/>
+              </w:rPr>
+              <w:t xml:space="preserve">src/firebase-config.js likely has API keys committed to Git. Move to .env files before going live.</w:t>
+            </w:r>
+          </w:p>
+        </w:tc>
+      </w:tr>
+      <w:tr>
+        <w:tc>
+          <w:tcPr>
+            <w:tcW w:w="1404" w:type="dxa"/>
+            <w:shd w:val="clear" w:color="auto" w:fill="FFFFFF"/>
+          </w:tcPr>
+          <w:p>
+            <w:pPr>
+              <w:spacing w:before="80" w:after="80"/>
+              <w:ind w:left="120" w:right="120"/>
+            </w:pPr>
+            <w:r>
+              <w:rPr>
+                <w:b/>
+                <w:color w:val="4A5568"/>
+                <w:sz w:val="20"/>
+              </w:rPr>
+              <w:t>MEDIUM</w:t>
+            </w:r>
+          </w:p>
+        </w:tc>
+        <w:tc>
+          <w:tcPr>
+            <w:tcW w:w="2340" w:type="dxa"/>
+          </w:tcPr>
+          <w:p>
+            <w:pPr>
+              <w:spacing w:before="80" w:after="80"/>
+              <w:ind w:left="120" w:right="120"/>
+            </w:pPr>
+            <w:r>
+              <w:rPr>
+                <w:b/>
+                <w:color w:val="1B2A4A"/>
+                <w:sz w:val="20"/>
+              </w:rPr>
+              <w:t>Firebase Hosting auto-deploy</w:t>
+            </w:r>
+          </w:p>
+        </w:tc>
+        <w:tc>
+          <w:tcPr>
+            <w:tcW w:w="5616" w:type="dxa"/>
+          </w:tcPr>
+          <w:p>
+            <w:pPr>
+              <w:spacing w:before="80" w:after="80"/>
+              <w:ind w:left="120" w:right="120"/>
+            </w:pPr>
+            <w:r>
+              <w:rPr>
+                <w:color w:val="4A5568"/>
+                <w:sz w:val="20"/>
+              </w:rPr>
+              <w:t xml:space="preserve">Connect version-2.0 branch to Firebase Hosting for automatic deploys on push.</w:t>
+            </w:r>
+          </w:p>
+        </w:tc>
+      </w:tr>
+      <w:tr>
+        <w:tc>
+          <w:tcPr>
+            <w:tcW w:w="1404" w:type="dxa"/>
+            <w:shd w:val="clear" w:color="auto" w:fill="FFFFFF"/>
+          </w:tcPr>
+          <w:p>
+            <w:pPr>
+              <w:spacing w:before="80" w:after="80"/>
+              <w:ind w:left="120" w:right="120"/>
+            </w:pPr>
+            <w:r>
+              <w:rPr>
+                <w:b/>
+                <w:color w:val="4A5568"/>
+                <w:sz w:val="20"/>
+              </w:rPr>
+              <w:t>MEDIUM</w:t>
+            </w:r>
+          </w:p>
+        </w:tc>
+        <w:tc>
+          <w:tcPr>
+            <w:tcW w:w="2340" w:type="dxa"/>
+          </w:tcPr>
+          <w:p>
+            <w:pPr>
+              <w:spacing w:before="80" w:after="80"/>
+              <w:ind w:left="120" w:right="120"/>
+            </w:pPr>
+            <w:r>
+              <w:rPr>
+                <w:b/>
+                <w:color w:val="1B2A4A"/>
+                <w:sz w:val="20"/>
+              </w:rPr>
+              <w:t>Services sub-pages</w:t>
+            </w:r>
+          </w:p>
+        </w:tc>
+        <w:tc>
+          <w:tcPr>
+            <w:tcW w:w="5616" w:type="dxa"/>
+          </w:tcPr>
+          <w:p>
+            <w:pPr>
+              <w:spacing w:before="80" w:after="80"/>
+              <w:ind w:left="120" w:right="120"/>
+            </w:pPr>
+            <w:r>
+              <w:rPr>
+                <w:color w:val="4A5568"/>
+                <w:sz w:val="20"/>
+              </w:rPr>
+              <w:t xml:space="preserve">4 individual service pages not yet built (/services/post-merger-integration, /services/ai-readiness, /services/digital-transformation, /services/business-transformation).</w:t>
+            </w:r>
+          </w:p>
+        </w:tc>
+      </w:tr>
+      <w:tr>
+        <w:tc>
+          <w:tcPr>
+            <w:tcW w:w="1404" w:type="dxa"/>
+            <w:shd w:val="clear" w:color="auto" w:fill="FFFFFF"/>
+          </w:tcPr>
+          <w:p>
+            <w:pPr>
+              <w:spacing w:before="80" w:after="80"/>
+              <w:ind w:left="120" w:right="120"/>
+            </w:pPr>
+            <w:r>
+              <w:rPr>
+                <w:b/>
+                <w:color w:val="4A5568"/>
+                <w:sz w:val="20"/>
+              </w:rPr>
+              <w:t>LOW</w:t>
+            </w:r>
+          </w:p>
+        </w:tc>
+        <w:tc>
+          <w:tcPr>
+            <w:tcW w:w="2340" w:type="dxa"/>
+          </w:tcPr>
+          <w:p>
+            <w:pPr>
+              <w:spacing w:before="80" w:after="80"/>
+              <w:ind w:left="120" w:right="120"/>
+            </w:pPr>
+            <w:r>
+              <w:rPr>
+                <w:b/>
+                <w:color w:val="1B2A4A"/>
+                <w:sz w:val="20"/>
+              </w:rPr>
+              <w:t>About page headshot</w:t>
+            </w:r>
+          </w:p>
+        </w:tc>
+        <w:tc>
+          <w:tcPr>
+            <w:tcW w:w="5616" w:type="dxa"/>
+          </w:tcPr>
+          <w:p>
+            <w:pPr>
+              <w:spacing w:before="80" w:after="80"/>
+              <w:ind w:left="120" w:right="120"/>
+            </w:pPr>
+            <w:r>
+              <w:rPr>
+                <w:color w:val="4A5568"/>
+                <w:sz w:val="20"/>
+              </w:rPr>
+              <w:t xml:space="preserve">About.jsx still uses LinkedIn CDN URL. Should reference local /photos/rogerio-headshot.jpg.</w:t>
+            </w:r>
+          </w:p>
+        </w:tc>
+      </w:tr>
+      <w:tr>
+        <w:tc>
+          <w:tcPr>
+            <w:tcW w:w="1404" w:type="dxa"/>
+            <w:shd w:val="clear" w:color="auto" w:fill="FFFFFF"/>
+          </w:tcPr>
+          <w:p>
+            <w:pPr>
+              <w:spacing w:before="80" w:after="80"/>
+              <w:ind w:left="120" w:right="120"/>
+            </w:pPr>
+            <w:r>
+              <w:rPr>
+                <w:b/>
+                <w:color w:val="4A5568"/>
+                <w:sz w:val="20"/>
+              </w:rPr>
+              <w:t>LOW</w:t>
+            </w:r>
+          </w:p>
+        </w:tc>
+        <w:tc>
+          <w:tcPr>
+            <w:tcW w:w="2340" w:type="dxa"/>
+          </w:tcPr>
+          <w:p>
+            <w:pPr>
+              <w:spacing w:before="80" w:after="80"/>
+              <w:ind w:left="120" w:right="120"/>
+            </w:pPr>
+            <w:r>
+              <w:rPr>
+                <w:b/>
+                <w:color w:val="1B2A4A"/>
+                <w:sz w:val="20"/>
+              </w:rPr>
+              <w:t>reCAPTCHA upgrade</w:t>
+            </w:r>
+          </w:p>
+        </w:tc>
+        <w:tc>
+          <w:tcPr>
+            <w:tcW w:w="5616" w:type="dxa"/>
+          </w:tcPr>
+          <w:p>
+            <w:pPr>
+              <w:spacing w:before="80" w:after="80"/>
+              <w:ind w:left="120" w:right="120"/>
+            </w:pPr>
+            <w:r>
+              <w:rPr>
+                <w:color w:val="4A5568"/>
+                <w:sz w:val="20"/>
+              </w:rPr>
+              <w:t xml:space="preserve">Upgrade from v2 checkbox to v3 invisible when building Phase 2 contact form.</w:t>
+            </w:r>
+          </w:p>
+        </w:tc>
+      </w:tr>
+    </w:tbl>
+    <w:p>
+      <w:pPr>
+        <w:pStyle w:val="Heading2"/>
+        <w:spacing w:before="280" w:after="120"/>
+      </w:pPr>
+      <w:r>
+        <w:rPr>
+          <w:b/>
+          <w:color w:val="1B2A4A"/>
+          <w:sz w:val="28"/>
+        </w:rPr>
+        <w:t>10.6 Development Environment &amp; Tooling</w:t>
+      </w:r>
+    </w:p>
+    <w:tbl>
+      <w:tblPr>
+        <w:tblW w:w="9360" w:type="dxa"/>
+        <w:tblBorders>
+          <w:top w:val="single" w:sz="1" w:space="0" w:color="E2E8F0"/>
+          <w:left w:val="single" w:sz="1" w:space="0" w:color="E2E8F0"/>
+          <w:bottom w:val="single" w:sz="1" w:space="0" w:color="E2E8F0"/>
+          <w:right w:val="single" w:sz="1" w:space="0" w:color="E2E8F0"/>
+          <w:insideH w:val="single" w:sz="1" w:space="0" w:color="E2E8F0"/>
+          <w:insideV w:val="single" w:sz="1" w:space="0" w:color="E2E8F0"/>
+        </w:tblBorders>
+      </w:tblPr>
+      <w:tblGrid>
+        <w:gridCol w:w="2340"/>
+        <w:gridCol w:w="7020"/>
+      </w:tblGrid>
+      <w:tr>
+        <w:tc>
+          <w:tcPr>
+            <w:tcW w:w="2340" w:type="dxa"/>
+            <w:shd w:val="clear" w:color="auto" w:fill="F7F8FC"/>
+          </w:tcPr>
+          <w:p>
+            <w:pPr>
+              <w:spacing w:before="80" w:after="80"/>
+              <w:ind w:left="120" w:right="120"/>
+            </w:pPr>
+            <w:r>
+              <w:rPr>
+                <w:b/>
+                <w:color w:val="1B2A4A"/>
+                <w:sz w:val="20"/>
+              </w:rPr>
+              <w:t>OS</w:t>
+            </w:r>
+          </w:p>
+        </w:tc>
+        <w:tc>
+          <w:tcPr>
+            <w:tcW w:w="7020" w:type="dxa"/>
+          </w:tcPr>
+          <w:p>
+            <w:pPr>
+              <w:spacing w:before="80" w:after="80"/>
+              <w:ind w:left="120" w:right="120"/>
+            </w:pPr>
+            <w:r>
+              <w:rPr>
+                <w:color w:val="4A5568"/>
+                <w:sz w:val="20"/>
+              </w:rPr>
+              <w:t xml:space="preserve">Windows</w:t>
+            </w:r>
+          </w:p>
+        </w:tc>
+      </w:tr>
+      <w:tr>
+        <w:tc>
+          <w:tcPr>
+            <w:tcW w:w="2340" w:type="dxa"/>
+            <w:shd w:val="clear" w:color="auto" w:fill="F7F8FC"/>
+          </w:tcPr>
+          <w:p>
+            <w:pPr>
+              <w:spacing w:before="80" w:after="80"/>
+              <w:ind w:left="120" w:right="120"/>
+            </w:pPr>
+            <w:r>
+              <w:rPr>
+                <w:b/>
+                <w:color w:val="1B2A4A"/>
+                <w:sz w:val="20"/>
+              </w:rPr>
+              <w:t>Node.js</w:t>
+            </w:r>
+          </w:p>
+        </w:tc>
+        <w:tc>
+          <w:tcPr>
+            <w:tcW w:w="7020" w:type="dxa"/>
+          </w:tcPr>
+          <w:p>
+            <w:pPr>
+              <w:spacing w:before="80" w:after="80"/>
+              <w:ind w:left="120" w:right="120"/>
+            </w:pPr>
+            <w:r>
+              <w:rPr>
+                <w:color w:val="4A5568"/>
+                <w:sz w:val="20"/>
+              </w:rPr>
+              <w:t xml:space="preserve">Installed — confirmed working</w:t>
+            </w:r>
+          </w:p>
+        </w:tc>
+      </w:tr>
+      <w:tr>
+        <w:tc>
+          <w:tcPr>
+            <w:tcW w:w="2340" w:type="dxa"/>
+            <w:shd w:val="clear" w:color="auto" w:fill="F7F8FC"/>
+          </w:tcPr>
+          <w:p>
+            <w:pPr>
+              <w:spacing w:before="80" w:after="80"/>
+              <w:ind w:left="120" w:right="120"/>
+            </w:pPr>
+            <w:r>
+              <w:rPr>
+                <w:b/>
+                <w:color w:val="1B2A4A"/>
+                <w:sz w:val="20"/>
+              </w:rPr>
+              <w:t>Git</w:t>
+            </w:r>
+          </w:p>
+        </w:tc>
+        <w:tc>
+          <w:tcPr>
+            <w:tcW w:w="7020" w:type="dxa"/>
+          </w:tcPr>
+          <w:p>
+            <w:pPr>
+              <w:spacing w:before="80" w:after="80"/>
+              <w:ind w:left="120" w:right="120"/>
+            </w:pPr>
+            <w:r>
+              <w:rPr>
+                <w:color w:val="4A5568"/>
+                <w:sz w:val="20"/>
+              </w:rPr>
+              <w:t xml:space="preserve">Installed — confirmed working</w:t>
+            </w:r>
+          </w:p>
+        </w:tc>
+      </w:tr>
+      <w:tr>
+        <w:tc>
+          <w:tcPr>
+            <w:tcW w:w="2340" w:type="dxa"/>
+            <w:shd w:val="clear" w:color="auto" w:fill="F7F8FC"/>
+          </w:tcPr>
+          <w:p>
+            <w:pPr>
+              <w:spacing w:before="80" w:after="80"/>
+              <w:ind w:left="120" w:right="120"/>
+            </w:pPr>
+            <w:r>
+              <w:rPr>
+                <w:b/>
+                <w:color w:val="1B2A4A"/>
+                <w:sz w:val="20"/>
+              </w:rPr>
+              <w:t>Local preview</w:t>
+            </w:r>
+          </w:p>
+        </w:tc>
+        <w:tc>
+          <w:tcPr>
+            <w:tcW w:w="7020" w:type="dxa"/>
+          </w:tcPr>
+          <w:p>
+            <w:pPr>
+              <w:spacing w:before="80" w:after="80"/>
+              <w:ind w:left="120" w:right="120"/>
+            </w:pPr>
+            <w:r>
+              <w:rPr>
+                <w:color w:val="4A5568"/>
+                <w:sz w:val="20"/>
+              </w:rPr>
+              <w:t xml:space="preserve">http://localhost:5173 via npm run dev — confirmed working</w:t>
+            </w:r>
+          </w:p>
+        </w:tc>
+      </w:tr>
+      <w:tr>
+        <w:tc>
+          <w:tcPr>
+            <w:tcW w:w="2340" w:type="dxa"/>
+            <w:shd w:val="clear" w:color="auto" w:fill="F7F8FC"/>
+          </w:tcPr>
+          <w:p>
+            <w:pPr>
+              <w:spacing w:before="80" w:after="80"/>
+              <w:ind w:left="120" w:right="120"/>
+            </w:pPr>
+            <w:r>
+              <w:rPr>
+                <w:b/>
+                <w:color w:val="1B2A4A"/>
+                <w:sz w:val="20"/>
+              </w:rPr>
+              <w:t>Active branch</w:t>
+            </w:r>
+          </w:p>
+        </w:tc>
+        <w:tc>
+          <w:tcPr>
+            <w:tcW w:w="7020" w:type="dxa"/>
+          </w:tcPr>
+          <w:p>
+            <w:pPr>
+              <w:spacing w:before="80" w:after="80"/>
+              <w:ind w:left="120" w:right="120"/>
+            </w:pPr>
+            <w:r>
+              <w:rPr>
+                <w:color w:val="4A5568"/>
+                <w:sz w:val="20"/>
+              </w:rPr>
+              <w:t xml:space="preserve">version-2.0 (version-1.4 preserved as backup)</w:t>
+            </w:r>
+          </w:p>
+        </w:tc>
+      </w:tr>
+      <w:tr>
+        <w:tc>
+          <w:tcPr>
+            <w:tcW w:w="2340" w:type="dxa"/>
+            <w:shd w:val="clear" w:color="auto" w:fill="F7F8FC"/>
+          </w:tcPr>
+          <w:p>
+            <w:pPr>
+              <w:spacing w:before="80" w:after="80"/>
+              <w:ind w:left="120" w:right="120"/>
+            </w:pPr>
+            <w:r>
+              <w:rPr>
+                <w:b/>
+                <w:color w:val="1B2A4A"/>
+                <w:sz w:val="20"/>
+              </w:rPr>
+              <w:t>Brand repo</w:t>
+            </w:r>
+          </w:p>
+        </w:tc>
+        <w:tc>
+          <w:tcPr>
+            <w:tcW w:w="7020" w:type="dxa"/>
+          </w:tcPr>
+          <w:p>
+            <w:pPr>
+              <w:spacing w:before="80" w:after="80"/>
+              <w:ind w:left="120" w:right="120"/>
+            </w:pPr>
+            <w:r>
+              <w:rPr>
+                <w:color w:val="4A5568"/>
+                <w:sz w:val="20"/>
+              </w:rPr>
+              <w:t xml:space="preserve">https://github.com/rogerio-rsesystems/brand — Claude reads this at session start</w:t>
+            </w:r>
+          </w:p>
+        </w:tc>
+      </w:tr>
+      <w:tr>
+        <w:tc>
+          <w:tcPr>
+            <w:tcW w:w="2340" w:type="dxa"/>
+            <w:shd w:val="clear" w:color="auto" w:fill="F7F8FC"/>
+          </w:tcPr>
+          <w:p>
+            <w:pPr>
+              <w:spacing w:before="80" w:after="80"/>
+              <w:ind w:left="120" w:right="120"/>
+            </w:pPr>
+            <w:r>
+              <w:rPr>
+                <w:b/>
+                <w:color w:val="1B2A4A"/>
+                <w:sz w:val="20"/>
+              </w:rPr>
+              <w:t>Website repo</w:t>
+            </w:r>
+          </w:p>
+        </w:tc>
+        <w:tc>
+          <w:tcPr>
+            <w:tcW w:w="7020" w:type="dxa"/>
+          </w:tcPr>
+          <w:p>
+            <w:pPr>
+              <w:spacing w:before="80" w:after="80"/>
+              <w:ind w:left="120" w:right="120"/>
+            </w:pPr>
+            <w:r>
+              <w:rPr>
+                <w:color w:val="4A5568"/>
+                <w:sz w:val="20"/>
+              </w:rPr>
+              <w:t xml:space="preserve">https://github.com/rogerio-rsesystems/rgenterpriseconsulting</w:t>
+            </w:r>
+          </w:p>
+        </w:tc>
+      </w:tr>
+      <w:tr>
+        <w:tc>
+          <w:tcPr>
+            <w:tcW w:w="2340" w:type="dxa"/>
+            <w:shd w:val="clear" w:color="auto" w:fill="F7F8FC"/>
+          </w:tcPr>
+          <w:p>
+            <w:pPr>
+              <w:spacing w:before="80" w:after="80"/>
+              <w:ind w:left="120" w:right="120"/>
+            </w:pPr>
+            <w:r>
+              <w:rPr>
+                <w:b/>
+                <w:color w:val="1B2A4A"/>
+                <w:sz w:val="20"/>
+              </w:rPr>
+              <w:t>Dev tool</w:t>
+            </w:r>
+          </w:p>
+        </w:tc>
+        <w:tc>
+          <w:tcPr>
+            <w:tcW w:w="7020" w:type="dxa"/>
+          </w:tcPr>
+          <w:p>
+            <w:pPr>
+              <w:spacing w:before="80" w:after="80"/>
+              <w:ind w:left="120" w:right="120"/>
+            </w:pPr>
+            <w:r>
+              <w:rPr>
+                <w:color w:val="4A5568"/>
+                <w:sz w:val="20"/>
+              </w:rPr>
+              <w:t xml:space="preserve">Claude Code (migrated from claude.ai chat, June 2026)</w:t>
+            </w:r>
+          </w:p>
+        </w:tc>
+      </w:tr>
+      <w:tr>
+        <w:tc>
+          <w:tcPr>
+            <w:tcW w:w="2340" w:type="dxa"/>
+            <w:shd w:val="clear" w:color="auto" w:fill="F7F8FC"/>
+          </w:tcPr>
+          <w:p>
+            <w:pPr>
+              <w:spacing w:before="80" w:after="80"/>
+              <w:ind w:left="120" w:right="120"/>
+            </w:pPr>
+            <w:r>
+              <w:rPr>
+                <w:b/>
+                <w:color w:val="1B2A4A"/>
+                <w:sz w:val="20"/>
+              </w:rPr>
+              <w:t>Firebase project</w:t>
+            </w:r>
+          </w:p>
+        </w:tc>
+        <w:tc>
+          <w:tcPr>
+            <w:tcW w:w="7020" w:type="dxa"/>
+          </w:tcPr>
+          <w:p>
+            <w:pPr>
+              <w:spacing w:before="80" w:after="80"/>
+              <w:ind w:left="120" w:right="120"/>
+            </w:pPr>
+            <w:r>
+              <w:rPr>
+                <w:color w:val="4A5568"/>
+                <w:sz w:val="20"/>
+              </w:rPr>
+              <w:t xml:space="preserve">rgenterpriseconsulting-d90fa</w:t>
+            </w:r>
+          </w:p>
+        </w:tc>
+      </w:tr>
+      <w:tr>
+        <w:tc>
+          <w:tcPr>
+            <w:tcW w:w="2340" w:type="dxa"/>
+            <w:shd w:val="clear" w:color="auto" w:fill="F7F8FC"/>
+          </w:tcPr>
+          <w:p>
+            <w:pPr>
+              <w:spacing w:before="80" w:after="80"/>
+              <w:ind w:left="120" w:right="120"/>
+            </w:pPr>
+            <w:r>
+              <w:rPr>
+                <w:b/>
+                <w:color w:val="1B2A4A"/>
+                <w:sz w:val="20"/>
+              </w:rPr>
+              <w:t>Deploy command</w:t>
+            </w:r>
+          </w:p>
+        </w:tc>
+        <w:tc>
+          <w:tcPr>
+            <w:tcW w:w="7020" w:type="dxa"/>
+          </w:tcPr>
+          <w:p>
+            <w:pPr>
+              <w:spacing w:before="80" w:after="80"/>
+              <w:ind w:left="120" w:right="120"/>
+            </w:pPr>
+            <w:r>
+              <w:rPr>
+                <w:color w:val="4A5568"/>
+                <w:sz w:val="20"/>
+              </w:rPr>
+              <w:t xml:space="preserve">npx firebase deploy --only hosting (manual until GitHub Actions PAT is fixed)</w:t>
+            </w:r>
+          </w:p>
+        </w:tc>
+      </w:tr>
+    </w:tbl>
+    <w:p>
+      <w:pPr>
         <w:pBdr>
           <w:bottom w:val="single" w:sz="4" w:space="1" w:color="C8A84B"/>
         </w:pBdr>
@@ -14269,7 +18423,7 @@
           <w:color w:val="1B2A4A"/>
           <w:sz w:val="36"/>
         </w:rPr>
-        <w:t>11. Phase 2 — Backend Complete (June 2026)</w:t>
+        <w:t>11. Phase 2 Backend — Completed Decisions (June 2026)</w:t>
       </w:r>
     </w:p>
     <w:p>
@@ -14281,7 +18435,7 @@
           <w:color w:val="4A5568"/>
           <w:sz w:val="22"/>
         </w:rPr>
-        <w:t>This section documents all decisions finalized and infrastructure completed during Phase 2 backend work (June 2026). Sections 1-10 remain unchanged. The frontend contact form (Contact.jsx) and services sub-pages remain pending.</w:t>
+        <w:t>This section is appended to the original BRD (Sections 1-9) and Phase 1 build log (Section 10). All previous sections remain unchanged. This section documents infrastructure decisions completed during Phase 2 backend work in June 2026. Frontend Contact.jsx and Services sub-pages remain pending as of this version.</w:t>
       </w:r>
     </w:p>
     <w:p>
@@ -14294,7 +18448,7 @@
           <w:color w:val="1B2A4A"/>
           <w:sz w:val="28"/>
         </w:rPr>
-        <w:t>11.1 Email Infrastructure Decision — SendGrid Replaced</w:t>
+        <w:t>11.1 Email Infrastructure — SendGrid Replaced by Ionos SMTP</w:t>
       </w:r>
     </w:p>
     <w:p>
@@ -14306,55 +18460,7 @@
           <w:color w:val="4A5568"/>
           <w:sz w:val="22"/>
         </w:rPr>
-        <w:t>Original BRD (Section 8, Q7) specified SendGrid for email notifications. This decision was reversed in Phase 2 for the following reasons:</w:t>
-      </w:r>
-    </w:p>
-    <w:p>
-      <w:pPr>
-        <w:numPr>
-          <w:ilvl w:val="0"/>
-          <w:numId w:val="1"/>
-        </w:numPr>
-        <w:spacing w:before="40" w:after="40"/>
-      </w:pPr>
-      <w:r>
-        <w:rPr>
-          <w:color w:val="4A5568"/>
-          <w:sz w:val="22"/>
-        </w:rPr>
-        <w:t>SendGrid was acquired by Twilio and its free tier now requires credit card verification and is unreliable for production use.</w:t>
-      </w:r>
-    </w:p>
-    <w:p>
-      <w:pPr>
-        <w:numPr>
-          <w:ilvl w:val="0"/>
-          <w:numId w:val="1"/>
-        </w:numPr>
-        <w:spacing w:before="40" w:after="40"/>
-      </w:pPr>
-      <w:r>
-        <w:rPr>
-          <w:color w:val="4A5568"/>
-          <w:sz w:val="22"/>
-        </w:rPr>
-        <w:t>RG Enterprise Consulting already hosts DNS and email on Ionos — using own SMTP eliminates third-party dependency entirely.</w:t>
-      </w:r>
-    </w:p>
-    <w:p>
-      <w:pPr>
-        <w:numPr>
-          <w:ilvl w:val="0"/>
-          <w:numId w:val="1"/>
-        </w:numPr>
-        <w:spacing w:before="40" w:after="40"/>
-      </w:pPr>
-      <w:r>
-        <w:rPr>
-          <w:color w:val="4A5568"/>
-          <w:sz w:val="22"/>
-        </w:rPr>
-        <w:t>Nodemailer with Ionos SMTP (smtp.ionos.com, port 587, STARTTLS) is now the confirmed approach. The leads@rgenterpriseconsulting.com mailbox is active on Ionos.</w:t>
+        <w:t>Original BRD Section 8 Q7 specified SendGrid. Decision reversed in Phase 2. SendGrid was acquired by Twilio and its free tier now requires credit card verification and has become unreliable. RG Enterprise Consulting already hosts DNS and email on Ionos, eliminating any third-party dependency. Nodemailer with Ionos SMTP (smtp.ionos.com, port 587, STARTTLS) is now the confirmed and deployed approach. The leads@rgenterpriseconsulting.com mailbox is active on Ionos as a standard mailbox (not forwarding).</w:t>
       </w:r>
     </w:p>
     <w:p>
@@ -14367,7 +18473,7 @@
           <w:color w:val="1B2A4A"/>
           <w:sz w:val="28"/>
         </w:rPr>
-        <w:t>11.2 Firebase Secrets — Configured in Production</w:t>
+        <w:t>11.2 Firebase Secrets — All Configured in Production</w:t>
       </w:r>
     </w:p>
     <w:p>
@@ -14379,7 +18485,7 @@
           <w:color w:val="4A5568"/>
           <w:sz w:val="22"/>
         </w:rPr>
-        <w:t>All credentials stored via Firebase Secret Manager (firebase functions:secrets:set). Never committed to any code file or Git repository.</w:t>
+        <w:t>All credentials stored via Google Secret Manager using firebase functions:secrets:set CLI command. Never in any code file or Git repository. The Firebase service account was automatically granted secretAccessor role during deployment.</w:t>
       </w:r>
     </w:p>
     <w:tbl>
@@ -14511,7 +18617,7 @@
                 <w:color w:val="4A5568"/>
                 <w:sz w:val="20"/>
               </w:rPr>
-              <w:t>Ionos SMTP server address</w:t>
+              <w:t>Ionos SMTP server</w:t>
             </w:r>
           </w:p>
         </w:tc>
@@ -14621,7 +18727,7 @@
                 <w:color w:val="4A5568"/>
                 <w:sz w:val="20"/>
               </w:rPr>
-              <w:t>Sender / from address</w:t>
+              <w:t>Sender address</w:t>
             </w:r>
           </w:p>
         </w:tc>
@@ -14659,7 +18765,7 @@
                 <w:color w:val="4A5568"/>
                 <w:sz w:val="20"/>
               </w:rPr>
-              <w:t>[secured in Secret Manager]</w:t>
+              <w:t>[secured]</w:t>
             </w:r>
           </w:p>
         </w:tc>
@@ -14714,7 +18820,7 @@
                 <w:color w:val="4A5568"/>
                 <w:sz w:val="20"/>
               </w:rPr>
-              <w:t>[secured in Secret Manager]</w:t>
+              <w:t>[secured]</w:t>
             </w:r>
           </w:p>
         </w:tc>
@@ -14731,7 +18837,7 @@
                 <w:color w:val="4A5568"/>
                 <w:sz w:val="20"/>
               </w:rPr>
-              <w:t>Claude API for AI company enrichment</w:t>
+              <w:t>Claude API for AI enrichment</w:t>
             </w:r>
           </w:p>
         </w:tc>
@@ -14747,7 +18853,7 @@
           <w:color w:val="1B2A4A"/>
           <w:sz w:val="28"/>
         </w:rPr>
-        <w:t>11.3 Lead Intelligence System — AI Enrichment</w:t>
+        <w:t>11.3 Opportunity ID — Sequential Lead Identifier (NEW REQUIREMENT)</w:t>
       </w:r>
     </w:p>
     <w:p>
@@ -14759,7 +18865,7 @@
           <w:color w:val="4A5568"/>
           <w:sz w:val="22"/>
         </w:rPr>
-        <w:t>A new requirement added during Phase 2: every lead submission triggers an automated AI research call using the Claude API (model: claude-sonnet-4-5). The enrichment generates a 150-200 word business intelligence paragraph about the prospect company and appears at the top of the notification email to Rogerio.</w:t>
+        <w:t>Every lead must receive a sequential, human-readable Opportunity ID as the primary business identifier. This is in addition to the Firestore auto-generated document ID (which is the database key). The Opportunity ID is the identifier used in all human communication, email notifications, follow-up tracking, and future CRM migration.</w:t>
       </w:r>
     </w:p>
     <w:p>
@@ -14772,10 +18878,18 @@
       </w:pPr>
       <w:r>
         <w:rPr>
+          <w:b/>
+          <w:color w:val="1B2A4A"/>
+          <w:sz w:val="22"/>
+        </w:rPr>
+        <w:t xml:space="preserve">Format: </w:t>
+      </w:r>
+      <w:r>
+        <w:rPr>
           <w:color w:val="4A5568"/>
           <w:sz w:val="22"/>
         </w:rPr>
-        <w:t>Company description and market position</w:t>
+        <w:t>RGE-YYYY-NNNN — e.g. RGE-2026-0001, RGE-2026-0002. Prefix RGE = RG Enterprise. Year resets counter annually. Padded to 4 digits.</w:t>
       </w:r>
     </w:p>
     <w:p>
@@ -14788,10 +18902,18 @@
       </w:pPr>
       <w:r>
         <w:rPr>
+          <w:b/>
+          <w:color w:val="1B2A4A"/>
+          <w:sz w:val="22"/>
+        </w:rPr>
+        <w:t xml:space="preserve">Implementation: </w:t>
+      </w:r>
+      <w:r>
+        <w:rPr>
           <w:color w:val="4A5568"/>
           <w:sz w:val="22"/>
         </w:rPr>
-        <w:t>Recent M&amp;A activity, acquisitions, divestitures, or PE involvement (last 12-18 months)</w:t>
+        <w:t>Firestore counter document at meta/leadCounter incremented atomically using Firestore transaction on every new lead submission. Counter never skips, never duplicates.</w:t>
       </w:r>
     </w:p>
     <w:p>
@@ -14804,10 +18926,18 @@
       </w:pPr>
       <w:r>
         <w:rPr>
+          <w:b/>
+          <w:color w:val="1B2A4A"/>
+          <w:sz w:val="22"/>
+        </w:rPr>
+        <w:t xml:space="preserve">Stored in: </w:t>
+      </w:r>
+      <w:r>
+        <w:rPr>
           <w:color w:val="4A5568"/>
           <w:sz w:val="22"/>
         </w:rPr>
-        <w:t>Digital transformation or AI initiatives mentioned publicly</w:t>
+        <w:t>Firestore leads document as field opportunityId. Also stored in leads/meta/leadCounter as {year, count}.</w:t>
       </w:r>
     </w:p>
     <w:p>
@@ -14820,10 +18950,18 @@
       </w:pPr>
       <w:r>
         <w:rPr>
+          <w:b/>
+          <w:color w:val="1B2A4A"/>
+          <w:sz w:val="22"/>
+        </w:rPr>
+        <w:t xml:space="preserve">Appears in: </w:t>
+      </w:r>
+      <w:r>
+        <w:rPr>
           <w:color w:val="4A5568"/>
           <w:sz w:val="22"/>
         </w:rPr>
-        <w:t>Why this company might need RG's specific service right now</w:t>
+        <w:t>Email notification subject line, email body header, auto-reply to client, Firestore record, future admin dashboard lead list, future CRM export.</w:t>
       </w:r>
     </w:p>
     <w:p>
@@ -14836,22 +18974,18 @@
       </w:pPr>
       <w:r>
         <w:rPr>
-          <w:color w:val="4A5568"/>
+          <w:b/>
+          <w:color w:val="1B2A4A"/>
           <w:sz w:val="22"/>
         </w:rPr>
-        <w:t>One key talking point for the first conversation</w:t>
-      </w:r>
-    </w:p>
-    <w:p>
-      <w:pPr>
-        <w:spacing w:before="80" w:after="80"/>
-      </w:pPr>
+        <w:t xml:space="preserve">Example email subject: </w:t>
+      </w:r>
       <w:r>
         <w:rPr>
           <w:color w:val="4A5568"/>
           <w:sz w:val="22"/>
         </w:rPr>
-        <w:t>Cost: approximately $0.01-0.05 per lead enrichment call. Enrichment runs asynchronously and does not block the form submission response. If enrichment fails, the lead is still saved to Firestore and the email is still sent — enrichment failure is non-fatal.</w:t>
+        <w:t>RGE-2026-0001 | HOT New Lead: Post-Merger Integration — John Smith (Acme Corp) | Score: 92/100</w:t>
       </w:r>
     </w:p>
     <w:p>
@@ -14864,7 +18998,7 @@
           <w:color w:val="1B2A4A"/>
           <w:sz w:val="28"/>
         </w:rPr>
-        <w:t>11.4 Lead Scoring System</w:t>
+        <w:t>11.4 AI Company Intelligence — Lead Enrichment</w:t>
       </w:r>
     </w:p>
     <w:p>
@@ -14876,7 +19010,108 @@
           <w:color w:val="4A5568"/>
           <w:sz w:val="22"/>
         </w:rPr>
-        <w:t>Every lead submission receives an automatic score from 0-100 based on qualifying signals. Score and label appear in the email subject line and notification body to help Rogerio prioritize follow-up.</w:t>
+        <w:t>Every lead triggers a Claude API call (model: claude-sonnet-4-5) that researches the prospect company and generates a 150-200 word intelligence paragraph. This appears at the top of the notification email to Rogerio before all other lead details.</w:t>
+      </w:r>
+    </w:p>
+    <w:p>
+      <w:pPr>
+        <w:numPr>
+          <w:ilvl w:val="0"/>
+          <w:numId w:val="1"/>
+        </w:numPr>
+        <w:spacing w:before="40" w:after="40"/>
+      </w:pPr>
+      <w:r>
+        <w:rPr>
+          <w:color w:val="4A5568"/>
+          <w:sz w:val="22"/>
+        </w:rPr>
+        <w:t>Company description and estimated market position</w:t>
+      </w:r>
+    </w:p>
+    <w:p>
+      <w:pPr>
+        <w:numPr>
+          <w:ilvl w:val="0"/>
+          <w:numId w:val="1"/>
+        </w:numPr>
+        <w:spacing w:before="40" w:after="40"/>
+      </w:pPr>
+      <w:r>
+        <w:rPr>
+          <w:color w:val="4A5568"/>
+          <w:sz w:val="22"/>
+        </w:rPr>
+        <w:t>Recent M&amp;A activity, acquisitions, divestitures, PE involvement (last 12-18 months)</w:t>
+      </w:r>
+    </w:p>
+    <w:p>
+      <w:pPr>
+        <w:numPr>
+          <w:ilvl w:val="0"/>
+          <w:numId w:val="1"/>
+        </w:numPr>
+        <w:spacing w:before="40" w:after="40"/>
+      </w:pPr>
+      <w:r>
+        <w:rPr>
+          <w:color w:val="4A5568"/>
+          <w:sz w:val="22"/>
+        </w:rPr>
+        <w:t>Recent digital transformation or AI initiatives mentioned publicly</w:t>
+      </w:r>
+    </w:p>
+    <w:p>
+      <w:pPr>
+        <w:numPr>
+          <w:ilvl w:val="0"/>
+          <w:numId w:val="1"/>
+        </w:numPr>
+        <w:spacing w:before="40" w:after="40"/>
+      </w:pPr>
+      <w:r>
+        <w:rPr>
+          <w:color w:val="4A5568"/>
+          <w:sz w:val="22"/>
+        </w:rPr>
+        <w:t>Why this company needs RG’s specific service right now and one key talking point for the first call</w:t>
+      </w:r>
+    </w:p>
+    <w:p>
+      <w:pPr>
+        <w:spacing w:before="80" w:after="80"/>
+      </w:pPr>
+      <w:r>
+        <w:rPr>
+          <w:color w:val="4A5568"/>
+          <w:sz w:val="22"/>
+        </w:rPr>
+        <w:t>Enrichment cost: approximately $0.01-0.05 per lead. Runs asynchronously. If enrichment fails, lead is still saved to Firestore and emails are still sent. Failure is non-fatal and logged.</w:t>
+      </w:r>
+    </w:p>
+    <w:p>
+      <w:pPr>
+        <w:pStyle w:val="Heading2"/>
+      </w:pPr>
+      <w:r>
+        <w:rPr>
+          <w:b/>
+          <w:color w:val="1B2A4A"/>
+          <w:sz w:val="28"/>
+        </w:rPr>
+        <w:t>11.5 Lead Scoring System</w:t>
+      </w:r>
+    </w:p>
+    <w:p>
+      <w:pPr>
+        <w:spacing w:before="80" w:after="80"/>
+      </w:pPr>
+      <w:r>
+        <w:rPr>
+          <w:color w:val="4A5568"/>
+          <w:sz w:val="22"/>
+        </w:rPr>
+        <w:t>Auto-calculated score 0-100 on every submission. Score and label appear in email subject line. HOT leads (75+) should be followed up within 2 hours. WARM (50-74) within 24 hours. COLD (25-49) within 48 hours.</w:t>
       </w:r>
     </w:p>
     <w:tbl>
@@ -14893,8 +19128,8 @@
       </w:tblPr>
       <w:tblGrid>
         <w:gridCol w:w="2808"/>
-        <w:gridCol w:w="1872"/>
-        <w:gridCol w:w="4680"/>
+        <w:gridCol w:w="1404"/>
+        <w:gridCol w:w="5148"/>
       </w:tblGrid>
       <w:tr>
         <w:trPr>
@@ -14907,7 +19142,7 @@
           </w:tcPr>
           <w:p>
             <w:pPr>
-              <w:ind w:left="120" w:right="120"/>
+              <w:ind w:left="120"/>
             </w:pPr>
             <w:r>
               <w:rPr>
@@ -14921,12 +19156,12 @@
         </w:tc>
         <w:tc>
           <w:tcPr>
-            <w:tcW w:w="1872" w:type="dxa"/>
+            <w:tcW w:w="1404" w:type="dxa"/>
             <w:shd w:val="clear" w:color="auto" w:fill="1B2A4A"/>
           </w:tcPr>
           <w:p>
             <w:pPr>
-              <w:ind w:left="120" w:right="120"/>
+              <w:ind w:left="120"/>
             </w:pPr>
             <w:r>
               <w:rPr>
@@ -14940,12 +19175,12 @@
         </w:tc>
         <w:tc>
           <w:tcPr>
-            <w:tcW w:w="4680" w:type="dxa"/>
+            <w:tcW w:w="5148" w:type="dxa"/>
             <w:shd w:val="clear" w:color="auto" w:fill="1B2A4A"/>
           </w:tcPr>
           <w:p>
             <w:pPr>
-              <w:ind w:left="120" w:right="120"/>
+              <w:ind w:left="120"/>
             </w:pPr>
             <w:r>
               <w:rPr>
@@ -14953,7 +19188,7 @@
                 <w:color w:val="FFFFFF"/>
                 <w:sz w:val="20"/>
               </w:rPr>
-              <w:t>Detail</w:t>
+              <w:t>Scoring Detail</w:t>
             </w:r>
           </w:p>
         </w:tc>
@@ -14966,7 +19201,7 @@
           </w:tcPr>
           <w:p>
             <w:pPr>
-              <w:ind w:left="120" w:right="120"/>
+              <w:ind w:left="120"/>
             </w:pPr>
             <w:r>
               <w:rPr>
@@ -14980,11 +19215,11 @@
         </w:tc>
         <w:tc>
           <w:tcPr>
-            <w:tcW w:w="1872" w:type="dxa"/>
-          </w:tcPr>
-          <w:p>
-            <w:pPr>
-              <w:ind w:left="120" w:right="120"/>
+            <w:tcW w:w="1404" w:type="dxa"/>
+          </w:tcPr>
+          <w:p>
+            <w:pPr>
+              <w:ind w:left="120"/>
             </w:pPr>
             <w:r>
               <w:rPr>
@@ -14998,11 +19233,11 @@
         </w:tc>
         <w:tc>
           <w:tcPr>
-            <w:tcW w:w="4680" w:type="dxa"/>
-          </w:tcPr>
-          <w:p>
-            <w:pPr>
-              <w:ind w:left="120" w:right="120"/>
+            <w:tcW w:w="5148" w:type="dxa"/>
+          </w:tcPr>
+          <w:p>
+            <w:pPr>
+              <w:ind w:left="120"/>
             </w:pPr>
             <w:r>
               <w:rPr>
@@ -15022,7 +19257,7 @@
           </w:tcPr>
           <w:p>
             <w:pPr>
-              <w:ind w:left="120" w:right="120"/>
+              <w:ind w:left="120"/>
             </w:pPr>
             <w:r>
               <w:rPr>
@@ -15036,11 +19271,11 @@
         </w:tc>
         <w:tc>
           <w:tcPr>
-            <w:tcW w:w="1872" w:type="dxa"/>
-          </w:tcPr>
-          <w:p>
-            <w:pPr>
-              <w:ind w:left="120" w:right="120"/>
+            <w:tcW w:w="1404" w:type="dxa"/>
+          </w:tcPr>
+          <w:p>
+            <w:pPr>
+              <w:ind w:left="120"/>
             </w:pPr>
             <w:r>
               <w:rPr>
@@ -15054,11 +19289,11 @@
         </w:tc>
         <w:tc>
           <w:tcPr>
-            <w:tcW w:w="4680" w:type="dxa"/>
-          </w:tcPr>
-          <w:p>
-            <w:pPr>
-              <w:ind w:left="120" w:right="120"/>
+            <w:tcW w:w="5148" w:type="dxa"/>
+          </w:tcPr>
+          <w:p>
+            <w:pPr>
+              <w:ind w:left="120"/>
             </w:pPr>
             <w:r>
               <w:rPr>
@@ -15078,7 +19313,7 @@
           </w:tcPr>
           <w:p>
             <w:pPr>
-              <w:ind w:left="120" w:right="120"/>
+              <w:ind w:left="120"/>
             </w:pPr>
             <w:r>
               <w:rPr>
@@ -15092,11 +19327,11 @@
         </w:tc>
         <w:tc>
           <w:tcPr>
-            <w:tcW w:w="1872" w:type="dxa"/>
-          </w:tcPr>
-          <w:p>
-            <w:pPr>
-              <w:ind w:left="120" w:right="120"/>
+            <w:tcW w:w="1404" w:type="dxa"/>
+          </w:tcPr>
+          <w:p>
+            <w:pPr>
+              <w:ind w:left="120"/>
             </w:pPr>
             <w:r>
               <w:rPr>
@@ -15110,11 +19345,11 @@
         </w:tc>
         <w:tc>
           <w:tcPr>
-            <w:tcW w:w="4680" w:type="dxa"/>
-          </w:tcPr>
-          <w:p>
-            <w:pPr>
-              <w:ind w:left="120" w:right="120"/>
+            <w:tcW w:w="5148" w:type="dxa"/>
+          </w:tcPr>
+          <w:p>
+            <w:pPr>
+              <w:ind w:left="120"/>
             </w:pPr>
             <w:r>
               <w:rPr>
@@ -15134,7 +19369,7 @@
           </w:tcPr>
           <w:p>
             <w:pPr>
-              <w:ind w:left="120" w:right="120"/>
+              <w:ind w:left="120"/>
             </w:pPr>
             <w:r>
               <w:rPr>
@@ -15148,11 +19383,11 @@
         </w:tc>
         <w:tc>
           <w:tcPr>
-            <w:tcW w:w="1872" w:type="dxa"/>
-          </w:tcPr>
-          <w:p>
-            <w:pPr>
-              <w:ind w:left="120" w:right="120"/>
+            <w:tcW w:w="1404" w:type="dxa"/>
+          </w:tcPr>
+          <w:p>
+            <w:pPr>
+              <w:ind w:left="120"/>
             </w:pPr>
             <w:r>
               <w:rPr>
@@ -15166,11 +19401,11 @@
         </w:tc>
         <w:tc>
           <w:tcPr>
-            <w:tcW w:w="4680" w:type="dxa"/>
-          </w:tcPr>
-          <w:p>
-            <w:pPr>
-              <w:ind w:left="120" w:right="120"/>
+            <w:tcW w:w="5148" w:type="dxa"/>
+          </w:tcPr>
+          <w:p>
+            <w:pPr>
+              <w:ind w:left="120"/>
             </w:pPr>
             <w:r>
               <w:rPr>
@@ -15190,7 +19425,7 @@
           </w:tcPr>
           <w:p>
             <w:pPr>
-              <w:ind w:left="120" w:right="120"/>
+              <w:ind w:left="120"/>
             </w:pPr>
             <w:r>
               <w:rPr>
@@ -15204,11 +19439,11 @@
         </w:tc>
         <w:tc>
           <w:tcPr>
-            <w:tcW w:w="1872" w:type="dxa"/>
-          </w:tcPr>
-          <w:p>
-            <w:pPr>
-              <w:ind w:left="120" w:right="120"/>
+            <w:tcW w:w="1404" w:type="dxa"/>
+          </w:tcPr>
+          <w:p>
+            <w:pPr>
+              <w:ind w:left="120"/>
             </w:pPr>
             <w:r>
               <w:rPr>
@@ -15222,18 +19457,18 @@
         </w:tc>
         <w:tc>
           <w:tcPr>
-            <w:tcW w:w="4680" w:type="dxa"/>
-          </w:tcPr>
-          <w:p>
-            <w:pPr>
-              <w:ind w:left="120" w:right="120"/>
+            <w:tcW w:w="5148" w:type="dxa"/>
+          </w:tcPr>
+          <w:p>
+            <w:pPr>
+              <w:ind w:left="120"/>
             </w:pPr>
             <w:r>
               <w:rPr>
                 <w:color w:val="4A5568"/>
                 <w:sz w:val="20"/>
               </w:rPr>
-              <w:t>Provided a website URL = 10 pts (signals real business)</w:t>
+              <w:t>Provided website URL = 10 pts (signals real business inquiry)</w:t>
             </w:r>
           </w:p>
         </w:tc>
@@ -15246,7 +19481,7 @@
           </w:tcPr>
           <w:p>
             <w:pPr>
-              <w:ind w:left="120" w:right="120"/>
+              <w:ind w:left="120"/>
             </w:pPr>
             <w:r>
               <w:rPr>
@@ -15254,17 +19489,17 @@
                 <w:color w:val="1B2A4A"/>
                 <w:sz w:val="20"/>
               </w:rPr>
-              <w:t>Provided Phone</w:t>
-            </w:r>
-          </w:p>
-        </w:tc>
-        <w:tc>
-          <w:tcPr>
-            <w:tcW w:w="1872" w:type="dxa"/>
-          </w:tcPr>
-          <w:p>
-            <w:pPr>
-              <w:ind w:left="120" w:right="120"/>
+              <w:t>Provided Phone Number</w:t>
+            </w:r>
+          </w:p>
+        </w:tc>
+        <w:tc>
+          <w:tcPr>
+            <w:tcW w:w="1404" w:type="dxa"/>
+          </w:tcPr>
+          <w:p>
+            <w:pPr>
+              <w:ind w:left="120"/>
             </w:pPr>
             <w:r>
               <w:rPr>
@@ -15278,11 +19513,11 @@
         </w:tc>
         <w:tc>
           <w:tcPr>
-            <w:tcW w:w="4680" w:type="dxa"/>
-          </w:tcPr>
-          <w:p>
-            <w:pPr>
-              <w:ind w:left="120" w:right="120"/>
+            <w:tcW w:w="5148" w:type="dxa"/>
+          </w:tcPr>
+          <w:p>
+            <w:pPr>
+              <w:ind w:left="120"/>
             </w:pPr>
             <w:r>
               <w:rPr>
@@ -15302,7 +19537,7 @@
           </w:tcPr>
           <w:p>
             <w:pPr>
-              <w:ind w:left="120" w:right="120"/>
+              <w:ind w:left="120"/>
             </w:pPr>
             <w:r>
               <w:rPr>
@@ -15316,11 +19551,11 @@
         </w:tc>
         <w:tc>
           <w:tcPr>
-            <w:tcW w:w="1872" w:type="dxa"/>
-          </w:tcPr>
-          <w:p>
-            <w:pPr>
-              <w:ind w:left="120" w:right="120"/>
+            <w:tcW w:w="1404" w:type="dxa"/>
+          </w:tcPr>
+          <w:p>
+            <w:pPr>
+              <w:ind w:left="120"/>
             </w:pPr>
             <w:r>
               <w:rPr>
@@ -15334,18 +19569,18 @@
         </w:tc>
         <w:tc>
           <w:tcPr>
-            <w:tcW w:w="4680" w:type="dxa"/>
-          </w:tcPr>
-          <w:p>
-            <w:pPr>
-              <w:ind w:left="120" w:right="120"/>
+            <w:tcW w:w="5148" w:type="dxa"/>
+          </w:tcPr>
+          <w:p>
+            <w:pPr>
+              <w:ind w:left="120"/>
             </w:pPr>
             <w:r>
               <w:rPr>
                 <w:color w:val="4A5568"/>
                 <w:sz w:val="20"/>
               </w:rPr>
-              <w:t>75-100 = HOT | 50-74 = WARM | 25-49 = COLD | Below 25 = UNSCORED</w:t>
+              <w:t>75-100 = HOT (follow up 2hrs) | 50-74 = WARM (24hrs) | 25-49 = COLD (48hrs) | Below 25 = UNSCORED</w:t>
             </w:r>
           </w:p>
         </w:tc>
@@ -15361,7 +19596,7 @@
           <w:color w:val="1B2A4A"/>
           <w:sz w:val="28"/>
         </w:rPr>
-        <w:t>11.5 Firestore Lead Database Schema</w:t>
+        <w:t>11.6 Firestore Lead Database Schema — Complete Field Reference</w:t>
       </w:r>
     </w:p>
     <w:p>
@@ -15373,7 +19608,7 @@
           <w:color w:val="4A5568"/>
           <w:sz w:val="22"/>
         </w:rPr>
-        <w:t>Collection: leads. Every form submission creates one document. Schema is designed to scale and migrate to any CRM or relational database. All fields documented below.</w:t>
+        <w:t>Collection: leads. One document per form submission. Designed to export to any CRM (HubSpot, Salesforce) or relational database. All fields documented below including new opportunityId field added in Phase 2.</w:t>
       </w:r>
     </w:p>
     <w:tbl>
@@ -15404,7 +19639,7 @@
           </w:tcPr>
           <w:p>
             <w:pPr>
-              <w:ind w:left="120" w:right="120"/>
+              <w:ind w:left="120"/>
             </w:pPr>
             <w:r>
               <w:rPr>
@@ -15423,7 +19658,7 @@
           </w:tcPr>
           <w:p>
             <w:pPr>
-              <w:ind w:left="120" w:right="120"/>
+              <w:ind w:left="120"/>
             </w:pPr>
             <w:r>
               <w:rPr>
@@ -15442,7 +19677,7 @@
           </w:tcPr>
           <w:p>
             <w:pPr>
-              <w:ind w:left="120" w:right="120"/>
+              <w:ind w:left="120"/>
             </w:pPr>
             <w:r>
               <w:rPr>
@@ -15459,10 +19694,11 @@
         <w:tc>
           <w:tcPr>
             <w:tcW w:w="2340" w:type="dxa"/>
-          </w:tcPr>
-          <w:p>
-            <w:pPr>
-              <w:ind w:left="120" w:right="120"/>
+            <w:shd w:val="clear" w:color="auto" w:fill="FDFAF3"/>
+          </w:tcPr>
+          <w:p>
+            <w:pPr>
+              <w:ind w:left="120"/>
             </w:pPr>
             <w:r>
               <w:rPr>
@@ -15470,7 +19706,7 @@
                 <w:color w:val="1B2A4A"/>
                 <w:sz w:val="20"/>
               </w:rPr>
-              <w:t>fullName</w:t>
+              <w:t>opportunityId</w:t>
             </w:r>
           </w:p>
         </w:tc>
@@ -15481,7 +19717,7 @@
           </w:tcPr>
           <w:p>
             <w:pPr>
-              <w:ind w:left="120" w:right="120"/>
+              <w:ind w:left="120"/>
             </w:pPr>
             <w:r>
               <w:rPr>
@@ -15498,14 +19734,14 @@
           </w:tcPr>
           <w:p>
             <w:pPr>
-              <w:ind w:left="120" w:right="120"/>
+              <w:ind w:left="120"/>
             </w:pPr>
             <w:r>
               <w:rPr>
                 <w:color w:val="4A5568"/>
                 <w:sz w:val="20"/>
               </w:rPr>
-              <w:t>Required. Contact first + last name.</w:t>
+              <w:t>PRIMARY IDENTIFIER. Format: RGE-YYYY-NNNN. Sequential, human-readable. Used in all communications and email subjects. Generated via Firestore atomic transaction counter.</w:t>
             </w:r>
           </w:p>
         </w:tc>
@@ -15514,18 +19750,18 @@
         <w:tc>
           <w:tcPr>
             <w:tcW w:w="2340" w:type="dxa"/>
-          </w:tcPr>
-          <w:p>
-            <w:pPr>
-              <w:ind w:left="120" w:right="120"/>
-            </w:pPr>
-            <w:r>
-              <w:rPr>
-                <w:b/>
+            <w:shd w:val="clear" w:color="auto" w:fill="FFFFFF"/>
+          </w:tcPr>
+          <w:p>
+            <w:pPr>
+              <w:ind w:left="120"/>
+            </w:pPr>
+            <w:r>
+              <w:rPr>
                 <w:color w:val="1B2A4A"/>
                 <w:sz w:val="20"/>
               </w:rPr>
-              <w:t>jobTitle</w:t>
+              <w:t>fullName</w:t>
             </w:r>
           </w:p>
         </w:tc>
@@ -15536,7 +19772,7 @@
           </w:tcPr>
           <w:p>
             <w:pPr>
-              <w:ind w:left="120" w:right="120"/>
+              <w:ind w:left="120"/>
             </w:pPr>
             <w:r>
               <w:rPr>
@@ -15553,14 +19789,14 @@
           </w:tcPr>
           <w:p>
             <w:pPr>
-              <w:ind w:left="120" w:right="120"/>
+              <w:ind w:left="120"/>
             </w:pPr>
             <w:r>
               <w:rPr>
                 <w:color w:val="4A5568"/>
                 <w:sz w:val="20"/>
               </w:rPr>
-              <w:t>NEW in Phase 2. Used for lead scoring seniority.</w:t>
+              <w:t>Required. Contact first + last name.</w:t>
             </w:r>
           </w:p>
         </w:tc>
@@ -15569,18 +19805,18 @@
         <w:tc>
           <w:tcPr>
             <w:tcW w:w="2340" w:type="dxa"/>
-          </w:tcPr>
-          <w:p>
-            <w:pPr>
-              <w:ind w:left="120" w:right="120"/>
-            </w:pPr>
-            <w:r>
-              <w:rPr>
-                <w:b/>
+            <w:shd w:val="clear" w:color="auto" w:fill="FFFFFF"/>
+          </w:tcPr>
+          <w:p>
+            <w:pPr>
+              <w:ind w:left="120"/>
+            </w:pPr>
+            <w:r>
+              <w:rPr>
                 <w:color w:val="1B2A4A"/>
                 <w:sz w:val="20"/>
               </w:rPr>
-              <w:t>email</w:t>
+              <w:t>jobTitle</w:t>
             </w:r>
           </w:p>
         </w:tc>
@@ -15591,7 +19827,7 @@
           </w:tcPr>
           <w:p>
             <w:pPr>
-              <w:ind w:left="120" w:right="120"/>
+              <w:ind w:left="120"/>
             </w:pPr>
             <w:r>
               <w:rPr>
@@ -15608,14 +19844,14 @@
           </w:tcPr>
           <w:p>
             <w:pPr>
-              <w:ind w:left="120" w:right="120"/>
+              <w:ind w:left="120"/>
             </w:pPr>
             <w:r>
               <w:rPr>
                 <w:color w:val="4A5568"/>
                 <w:sz w:val="20"/>
               </w:rPr>
-              <w:t>Required. Work email address.</w:t>
+              <w:t>NEW Phase 2. Used for lead scoring seniority calculation.</w:t>
             </w:r>
           </w:p>
         </w:tc>
@@ -15624,18 +19860,18 @@
         <w:tc>
           <w:tcPr>
             <w:tcW w:w="2340" w:type="dxa"/>
-          </w:tcPr>
-          <w:p>
-            <w:pPr>
-              <w:ind w:left="120" w:right="120"/>
-            </w:pPr>
-            <w:r>
-              <w:rPr>
-                <w:b/>
+            <w:shd w:val="clear" w:color="auto" w:fill="FFFFFF"/>
+          </w:tcPr>
+          <w:p>
+            <w:pPr>
+              <w:ind w:left="120"/>
+            </w:pPr>
+            <w:r>
+              <w:rPr>
                 <w:color w:val="1B2A4A"/>
                 <w:sz w:val="20"/>
               </w:rPr>
-              <w:t>phoneNumber</w:t>
+              <w:t>email</w:t>
             </w:r>
           </w:p>
         </w:tc>
@@ -15646,7 +19882,7 @@
           </w:tcPr>
           <w:p>
             <w:pPr>
-              <w:ind w:left="120" w:right="120"/>
+              <w:ind w:left="120"/>
             </w:pPr>
             <w:r>
               <w:rPr>
@@ -15663,14 +19899,14 @@
           </w:tcPr>
           <w:p>
             <w:pPr>
-              <w:ind w:left="120" w:right="120"/>
+              <w:ind w:left="120"/>
             </w:pPr>
             <w:r>
               <w:rPr>
                 <w:color w:val="4A5568"/>
                 <w:sz w:val="20"/>
               </w:rPr>
-              <w:t>Optional. +5 pts to lead score if provided.</w:t>
+              <w:t>Required. Work email address.</w:t>
             </w:r>
           </w:p>
         </w:tc>
@@ -15679,18 +19915,18 @@
         <w:tc>
           <w:tcPr>
             <w:tcW w:w="2340" w:type="dxa"/>
-          </w:tcPr>
-          <w:p>
-            <w:pPr>
-              <w:ind w:left="120" w:right="120"/>
-            </w:pPr>
-            <w:r>
-              <w:rPr>
-                <w:b/>
+            <w:shd w:val="clear" w:color="auto" w:fill="FFFFFF"/>
+          </w:tcPr>
+          <w:p>
+            <w:pPr>
+              <w:ind w:left="120"/>
+            </w:pPr>
+            <w:r>
+              <w:rPr>
                 <w:color w:val="1B2A4A"/>
                 <w:sz w:val="20"/>
               </w:rPr>
-              <w:t>companyName</w:t>
+              <w:t>phoneNumber</w:t>
             </w:r>
           </w:p>
         </w:tc>
@@ -15701,7 +19937,7 @@
           </w:tcPr>
           <w:p>
             <w:pPr>
-              <w:ind w:left="120" w:right="120"/>
+              <w:ind w:left="120"/>
             </w:pPr>
             <w:r>
               <w:rPr>
@@ -15718,14 +19954,14 @@
           </w:tcPr>
           <w:p>
             <w:pPr>
-              <w:ind w:left="120" w:right="120"/>
+              <w:ind w:left="120"/>
             </w:pPr>
             <w:r>
               <w:rPr>
                 <w:color w:val="4A5568"/>
                 <w:sz w:val="20"/>
               </w:rPr>
-              <w:t>Required. Used for AI enrichment lookup.</w:t>
+              <w:t>Optional. +5 pts to lead score if provided.</w:t>
             </w:r>
           </w:p>
         </w:tc>
@@ -15734,18 +19970,18 @@
         <w:tc>
           <w:tcPr>
             <w:tcW w:w="2340" w:type="dxa"/>
-          </w:tcPr>
-          <w:p>
-            <w:pPr>
-              <w:ind w:left="120" w:right="120"/>
-            </w:pPr>
-            <w:r>
-              <w:rPr>
-                <w:b/>
+            <w:shd w:val="clear" w:color="auto" w:fill="FFFFFF"/>
+          </w:tcPr>
+          <w:p>
+            <w:pPr>
+              <w:ind w:left="120"/>
+            </w:pPr>
+            <w:r>
+              <w:rPr>
                 <w:color w:val="1B2A4A"/>
                 <w:sz w:val="20"/>
               </w:rPr>
-              <w:t>companyWebsite</w:t>
+              <w:t>companyName</w:t>
             </w:r>
           </w:p>
         </w:tc>
@@ -15756,7 +19992,7 @@
           </w:tcPr>
           <w:p>
             <w:pPr>
-              <w:ind w:left="120" w:right="120"/>
+              <w:ind w:left="120"/>
             </w:pPr>
             <w:r>
               <w:rPr>
@@ -15773,14 +20009,14 @@
           </w:tcPr>
           <w:p>
             <w:pPr>
-              <w:ind w:left="120" w:right="120"/>
+              <w:ind w:left="120"/>
             </w:pPr>
             <w:r>
               <w:rPr>
                 <w:color w:val="4A5568"/>
                 <w:sz w:val="20"/>
               </w:rPr>
-              <w:t>NEW in Phase 2. +10 pts score. Used as AI research input.</w:t>
+              <w:t>Required. Used for AI enrichment lookup.</w:t>
             </w:r>
           </w:p>
         </w:tc>
@@ -15789,18 +20025,18 @@
         <w:tc>
           <w:tcPr>
             <w:tcW w:w="2340" w:type="dxa"/>
-          </w:tcPr>
-          <w:p>
-            <w:pPr>
-              <w:ind w:left="120" w:right="120"/>
-            </w:pPr>
-            <w:r>
-              <w:rPr>
-                <w:b/>
+            <w:shd w:val="clear" w:color="auto" w:fill="FFFFFF"/>
+          </w:tcPr>
+          <w:p>
+            <w:pPr>
+              <w:ind w:left="120"/>
+            </w:pPr>
+            <w:r>
+              <w:rPr>
                 <w:color w:val="1B2A4A"/>
                 <w:sz w:val="20"/>
               </w:rPr>
-              <w:t>industry</w:t>
+              <w:t>companyWebsite</w:t>
             </w:r>
           </w:p>
         </w:tc>
@@ -15811,7 +20047,7 @@
           </w:tcPr>
           <w:p>
             <w:pPr>
-              <w:ind w:left="120" w:right="120"/>
+              <w:ind w:left="120"/>
             </w:pPr>
             <w:r>
               <w:rPr>
@@ -15828,14 +20064,14 @@
           </w:tcPr>
           <w:p>
             <w:pPr>
-              <w:ind w:left="120" w:right="120"/>
+              <w:ind w:left="120"/>
             </w:pPr>
             <w:r>
               <w:rPr>
                 <w:color w:val="4A5568"/>
                 <w:sz w:val="20"/>
               </w:rPr>
-              <w:t>NEW in Phase 2. Dropdown — 10 sectors.</w:t>
+              <w:t>NEW Phase 2. +10 pts score. Used as AI research input.</w:t>
             </w:r>
           </w:p>
         </w:tc>
@@ -15844,18 +20080,18 @@
         <w:tc>
           <w:tcPr>
             <w:tcW w:w="2340" w:type="dxa"/>
-          </w:tcPr>
-          <w:p>
-            <w:pPr>
-              <w:ind w:left="120" w:right="120"/>
-            </w:pPr>
-            <w:r>
-              <w:rPr>
-                <w:b/>
+            <w:shd w:val="clear" w:color="auto" w:fill="FFFFFF"/>
+          </w:tcPr>
+          <w:p>
+            <w:pPr>
+              <w:ind w:left="120"/>
+            </w:pPr>
+            <w:r>
+              <w:rPr>
                 <w:color w:val="1B2A4A"/>
                 <w:sz w:val="20"/>
               </w:rPr>
-              <w:t>companySize</w:t>
+              <w:t>industry</w:t>
             </w:r>
           </w:p>
         </w:tc>
@@ -15866,7 +20102,7 @@
           </w:tcPr>
           <w:p>
             <w:pPr>
-              <w:ind w:left="120" w:right="120"/>
+              <w:ind w:left="120"/>
             </w:pPr>
             <w:r>
               <w:rPr>
@@ -15883,14 +20119,14 @@
           </w:tcPr>
           <w:p>
             <w:pPr>
-              <w:ind w:left="120" w:right="120"/>
+              <w:ind w:left="120"/>
             </w:pPr>
             <w:r>
               <w:rPr>
                 <w:color w:val="4A5568"/>
                 <w:sz w:val="20"/>
               </w:rPr>
-              <w:t>Dropdown. Contributes up to 20 pts to score.</w:t>
+              <w:t>NEW Phase 2. Dropdown — 10 sectors.</w:t>
             </w:r>
           </w:p>
         </w:tc>
@@ -15899,18 +20135,18 @@
         <w:tc>
           <w:tcPr>
             <w:tcW w:w="2340" w:type="dxa"/>
-          </w:tcPr>
-          <w:p>
-            <w:pPr>
-              <w:ind w:left="120" w:right="120"/>
-            </w:pPr>
-            <w:r>
-              <w:rPr>
-                <w:b/>
+            <w:shd w:val="clear" w:color="auto" w:fill="FFFFFF"/>
+          </w:tcPr>
+          <w:p>
+            <w:pPr>
+              <w:ind w:left="120"/>
+            </w:pPr>
+            <w:r>
+              <w:rPr>
                 <w:color w:val="1B2A4A"/>
                 <w:sz w:val="20"/>
               </w:rPr>
-              <w:t>serviceOfInterest</w:t>
+              <w:t>companySize</w:t>
             </w:r>
           </w:p>
         </w:tc>
@@ -15921,7 +20157,7 @@
           </w:tcPr>
           <w:p>
             <w:pPr>
-              <w:ind w:left="120" w:right="120"/>
+              <w:ind w:left="120"/>
             </w:pPr>
             <w:r>
               <w:rPr>
@@ -15938,14 +20174,14 @@
           </w:tcPr>
           <w:p>
             <w:pPr>
-              <w:ind w:left="120" w:right="120"/>
+              <w:ind w:left="120"/>
             </w:pPr>
             <w:r>
               <w:rPr>
                 <w:color w:val="4A5568"/>
                 <w:sz w:val="20"/>
               </w:rPr>
-              <w:t>Required. One of 4 RG service lines.</w:t>
+              <w:t>Dropdown. Up to 20 pts score contribution.</w:t>
             </w:r>
           </w:p>
         </w:tc>
@@ -15954,18 +20190,18 @@
         <w:tc>
           <w:tcPr>
             <w:tcW w:w="2340" w:type="dxa"/>
-          </w:tcPr>
-          <w:p>
-            <w:pPr>
-              <w:ind w:left="120" w:right="120"/>
-            </w:pPr>
-            <w:r>
-              <w:rPr>
-                <w:b/>
+            <w:shd w:val="clear" w:color="auto" w:fill="FFFFFF"/>
+          </w:tcPr>
+          <w:p>
+            <w:pPr>
+              <w:ind w:left="120"/>
+            </w:pPr>
+            <w:r>
+              <w:rPr>
                 <w:color w:val="1B2A4A"/>
                 <w:sz w:val="20"/>
               </w:rPr>
-              <w:t>challenge</w:t>
+              <w:t>serviceOfInterest</w:t>
             </w:r>
           </w:p>
         </w:tc>
@@ -15976,7 +20212,7 @@
           </w:tcPr>
           <w:p>
             <w:pPr>
-              <w:ind w:left="120" w:right="120"/>
+              <w:ind w:left="120"/>
             </w:pPr>
             <w:r>
               <w:rPr>
@@ -15993,14 +20229,14 @@
           </w:tcPr>
           <w:p>
             <w:pPr>
-              <w:ind w:left="120" w:right="120"/>
+              <w:ind w:left="120"/>
             </w:pPr>
             <w:r>
               <w:rPr>
                 <w:color w:val="4A5568"/>
                 <w:sz w:val="20"/>
               </w:rPr>
-              <w:t>Open text. Improves lead quality +28% per Deloitte/Accenture research.</w:t>
+              <w:t>Required. One of 4 RG service lines.</w:t>
             </w:r>
           </w:p>
         </w:tc>
@@ -16009,18 +20245,18 @@
         <w:tc>
           <w:tcPr>
             <w:tcW w:w="2340" w:type="dxa"/>
-          </w:tcPr>
-          <w:p>
-            <w:pPr>
-              <w:ind w:left="120" w:right="120"/>
-            </w:pPr>
-            <w:r>
-              <w:rPr>
-                <w:b/>
+            <w:shd w:val="clear" w:color="auto" w:fill="FFFFFF"/>
+          </w:tcPr>
+          <w:p>
+            <w:pPr>
+              <w:ind w:left="120"/>
+            </w:pPr>
+            <w:r>
+              <w:rPr>
                 <w:color w:val="1B2A4A"/>
                 <w:sz w:val="20"/>
               </w:rPr>
-              <w:t>timeline</w:t>
+              <w:t>challenge</w:t>
             </w:r>
           </w:p>
         </w:tc>
@@ -16031,7 +20267,7 @@
           </w:tcPr>
           <w:p>
             <w:pPr>
-              <w:ind w:left="120" w:right="120"/>
+              <w:ind w:left="120"/>
             </w:pPr>
             <w:r>
               <w:rPr>
@@ -16048,14 +20284,14 @@
           </w:tcPr>
           <w:p>
             <w:pPr>
-              <w:ind w:left="120" w:right="120"/>
+              <w:ind w:left="120"/>
             </w:pPr>
             <w:r>
               <w:rPr>
                 <w:color w:val="4A5568"/>
                 <w:sz w:val="20"/>
               </w:rPr>
-              <w:t>Dropdown. Contributes up to 25 pts to score.</w:t>
+              <w:t>Open text. Improves lead quality +28% per Deloitte/Accenture data.</w:t>
             </w:r>
           </w:p>
         </w:tc>
@@ -16064,18 +20300,18 @@
         <w:tc>
           <w:tcPr>
             <w:tcW w:w="2340" w:type="dxa"/>
-          </w:tcPr>
-          <w:p>
-            <w:pPr>
-              <w:ind w:left="120" w:right="120"/>
-            </w:pPr>
-            <w:r>
-              <w:rPr>
-                <w:b/>
+            <w:shd w:val="clear" w:color="auto" w:fill="FFFFFF"/>
+          </w:tcPr>
+          <w:p>
+            <w:pPr>
+              <w:ind w:left="120"/>
+            </w:pPr>
+            <w:r>
+              <w:rPr>
                 <w:color w:val="1B2A4A"/>
                 <w:sz w:val="20"/>
               </w:rPr>
-              <w:t>projectBudget</w:t>
+              <w:t>timeline</w:t>
             </w:r>
           </w:p>
         </w:tc>
@@ -16086,7 +20322,7 @@
           </w:tcPr>
           <w:p>
             <w:pPr>
-              <w:ind w:left="120" w:right="120"/>
+              <w:ind w:left="120"/>
             </w:pPr>
             <w:r>
               <w:rPr>
@@ -16103,14 +20339,14 @@
           </w:tcPr>
           <w:p>
             <w:pPr>
-              <w:ind w:left="120" w:right="120"/>
+              <w:ind w:left="120"/>
             </w:pPr>
             <w:r>
               <w:rPr>
                 <w:color w:val="4A5568"/>
                 <w:sz w:val="20"/>
               </w:rPr>
-              <w:t>Dropdown. Contributes up to 25 pts to score.</w:t>
+              <w:t>Dropdown. Up to 25 pts score contribution.</w:t>
             </w:r>
           </w:p>
         </w:tc>
@@ -16119,18 +20355,18 @@
         <w:tc>
           <w:tcPr>
             <w:tcW w:w="2340" w:type="dxa"/>
-          </w:tcPr>
-          <w:p>
-            <w:pPr>
-              <w:ind w:left="120" w:right="120"/>
-            </w:pPr>
-            <w:r>
-              <w:rPr>
-                <w:b/>
+            <w:shd w:val="clear" w:color="auto" w:fill="FFFFFF"/>
+          </w:tcPr>
+          <w:p>
+            <w:pPr>
+              <w:ind w:left="120"/>
+            </w:pPr>
+            <w:r>
+              <w:rPr>
                 <w:color w:val="1B2A4A"/>
                 <w:sz w:val="20"/>
               </w:rPr>
-              <w:t>howFoundUs</w:t>
+              <w:t>projectBudget</w:t>
             </w:r>
           </w:p>
         </w:tc>
@@ -16141,7 +20377,7 @@
           </w:tcPr>
           <w:p>
             <w:pPr>
-              <w:ind w:left="120" w:right="120"/>
+              <w:ind w:left="120"/>
             </w:pPr>
             <w:r>
               <w:rPr>
@@ -16158,14 +20394,14 @@
           </w:tcPr>
           <w:p>
             <w:pPr>
-              <w:ind w:left="120" w:right="120"/>
+              <w:ind w:left="120"/>
             </w:pPr>
             <w:r>
               <w:rPr>
                 <w:color w:val="4A5568"/>
                 <w:sz w:val="20"/>
               </w:rPr>
-              <w:t>Attribution tracking dropdown.</w:t>
+              <w:t>Dropdown. Up to 25 pts score contribution.</w:t>
             </w:r>
           </w:p>
         </w:tc>
@@ -16174,18 +20410,18 @@
         <w:tc>
           <w:tcPr>
             <w:tcW w:w="2340" w:type="dxa"/>
-          </w:tcPr>
-          <w:p>
-            <w:pPr>
-              <w:ind w:left="120" w:right="120"/>
-            </w:pPr>
-            <w:r>
-              <w:rPr>
-                <w:b/>
+            <w:shd w:val="clear" w:color="auto" w:fill="FFFFFF"/>
+          </w:tcPr>
+          <w:p>
+            <w:pPr>
+              <w:ind w:left="120"/>
+            </w:pPr>
+            <w:r>
+              <w:rPr>
                 <w:color w:val="1B2A4A"/>
                 <w:sz w:val="20"/>
               </w:rPr>
-              <w:t>message</w:t>
+              <w:t>howFoundUs</w:t>
             </w:r>
           </w:p>
         </w:tc>
@@ -16196,7 +20432,7 @@
           </w:tcPr>
           <w:p>
             <w:pPr>
-              <w:ind w:left="120" w:right="120"/>
+              <w:ind w:left="120"/>
             </w:pPr>
             <w:r>
               <w:rPr>
@@ -16213,14 +20449,14 @@
           </w:tcPr>
           <w:p>
             <w:pPr>
-              <w:ind w:left="120" w:right="120"/>
+              <w:ind w:left="120"/>
             </w:pPr>
             <w:r>
               <w:rPr>
                 <w:color w:val="4A5568"/>
                 <w:sz w:val="20"/>
               </w:rPr>
-              <w:t>Optional additional notes from prospect.</w:t>
+              <w:t>Attribution tracking.</w:t>
             </w:r>
           </w:p>
         </w:tc>
@@ -16229,18 +20465,18 @@
         <w:tc>
           <w:tcPr>
             <w:tcW w:w="2340" w:type="dxa"/>
-          </w:tcPr>
-          <w:p>
-            <w:pPr>
-              <w:ind w:left="120" w:right="120"/>
-            </w:pPr>
-            <w:r>
-              <w:rPr>
-                <w:b/>
+            <w:shd w:val="clear" w:color="auto" w:fill="FFFFFF"/>
+          </w:tcPr>
+          <w:p>
+            <w:pPr>
+              <w:ind w:left="120"/>
+            </w:pPr>
+            <w:r>
+              <w:rPr>
                 <w:color w:val="1B2A4A"/>
                 <w:sz w:val="20"/>
               </w:rPr>
-              <w:t>status</w:t>
+              <w:t>message</w:t>
             </w:r>
           </w:p>
         </w:tc>
@@ -16251,7 +20487,7 @@
           </w:tcPr>
           <w:p>
             <w:pPr>
-              <w:ind w:left="120" w:right="120"/>
+              <w:ind w:left="120"/>
             </w:pPr>
             <w:r>
               <w:rPr>
@@ -16268,14 +20504,14 @@
           </w:tcPr>
           <w:p>
             <w:pPr>
-              <w:ind w:left="120" w:right="120"/>
+              <w:ind w:left="120"/>
             </w:pPr>
             <w:r>
               <w:rPr>
                 <w:color w:val="4A5568"/>
                 <w:sz w:val="20"/>
               </w:rPr>
-              <w:t>new / contacted / qualified / proposal / won / lost</w:t>
+              <w:t>Optional additional notes from prospect.</w:t>
             </w:r>
           </w:p>
         </w:tc>
@@ -16284,18 +20520,18 @@
         <w:tc>
           <w:tcPr>
             <w:tcW w:w="2340" w:type="dxa"/>
-          </w:tcPr>
-          <w:p>
-            <w:pPr>
-              <w:ind w:left="120" w:right="120"/>
-            </w:pPr>
-            <w:r>
-              <w:rPr>
-                <w:b/>
+            <w:shd w:val="clear" w:color="auto" w:fill="FFFFFF"/>
+          </w:tcPr>
+          <w:p>
+            <w:pPr>
+              <w:ind w:left="120"/>
+            </w:pPr>
+            <w:r>
+              <w:rPr>
                 <w:color w:val="1B2A4A"/>
                 <w:sz w:val="20"/>
               </w:rPr>
-              <w:t>source</w:t>
+              <w:t>status</w:t>
             </w:r>
           </w:p>
         </w:tc>
@@ -16306,7 +20542,7 @@
           </w:tcPr>
           <w:p>
             <w:pPr>
-              <w:ind w:left="120" w:right="120"/>
+              <w:ind w:left="120"/>
             </w:pPr>
             <w:r>
               <w:rPr>
@@ -16323,14 +20559,14 @@
           </w:tcPr>
           <w:p>
             <w:pPr>
-              <w:ind w:left="120" w:right="120"/>
+              <w:ind w:left="120"/>
             </w:pPr>
             <w:r>
               <w:rPr>
                 <w:color w:val="4A5568"/>
                 <w:sz w:val="20"/>
               </w:rPr>
-              <w:t>contact_form (hardcoded). Future: linkedin, referral, etc.</w:t>
+              <w:t>new / contacted / qualified / proposal / won / lost</w:t>
             </w:r>
           </w:p>
         </w:tc>
@@ -16339,18 +20575,18 @@
         <w:tc>
           <w:tcPr>
             <w:tcW w:w="2340" w:type="dxa"/>
-          </w:tcPr>
-          <w:p>
-            <w:pPr>
-              <w:ind w:left="120" w:right="120"/>
-            </w:pPr>
-            <w:r>
-              <w:rPr>
-                <w:b/>
+            <w:shd w:val="clear" w:color="auto" w:fill="FFFFFF"/>
+          </w:tcPr>
+          <w:p>
+            <w:pPr>
+              <w:ind w:left="120"/>
+            </w:pPr>
+            <w:r>
+              <w:rPr>
                 <w:color w:val="1B2A4A"/>
                 <w:sz w:val="20"/>
               </w:rPr>
-              <w:t>score</w:t>
+              <w:t>source</w:t>
             </w:r>
           </w:p>
         </w:tc>
@@ -16361,14 +20597,14 @@
           </w:tcPr>
           <w:p>
             <w:pPr>
-              <w:ind w:left="120" w:right="120"/>
+              <w:ind w:left="120"/>
             </w:pPr>
             <w:r>
               <w:rPr>
                 <w:color w:val="64748B"/>
                 <w:sz w:val="20"/>
               </w:rPr>
-              <w:t>number</w:t>
+              <w:t>string</w:t>
             </w:r>
           </w:p>
         </w:tc>
@@ -16378,14 +20614,14 @@
           </w:tcPr>
           <w:p>
             <w:pPr>
-              <w:ind w:left="120" w:right="120"/>
+              <w:ind w:left="120"/>
             </w:pPr>
             <w:r>
               <w:rPr>
                 <w:color w:val="4A5568"/>
                 <w:sz w:val="20"/>
               </w:rPr>
-              <w:t>0-100 auto-calculated lead score.</w:t>
+              <w:t>contact_form (hardcoded). Future: linkedin, referral, etc.</w:t>
             </w:r>
           </w:p>
         </w:tc>
@@ -16394,18 +20630,18 @@
         <w:tc>
           <w:tcPr>
             <w:tcW w:w="2340" w:type="dxa"/>
-          </w:tcPr>
-          <w:p>
-            <w:pPr>
-              <w:ind w:left="120" w:right="120"/>
-            </w:pPr>
-            <w:r>
-              <w:rPr>
-                <w:b/>
+            <w:shd w:val="clear" w:color="auto" w:fill="FFFFFF"/>
+          </w:tcPr>
+          <w:p>
+            <w:pPr>
+              <w:ind w:left="120"/>
+            </w:pPr>
+            <w:r>
+              <w:rPr>
                 <w:color w:val="1B2A4A"/>
                 <w:sz w:val="20"/>
               </w:rPr>
-              <w:t>scoreLabel</w:t>
+              <w:t>score</w:t>
             </w:r>
           </w:p>
         </w:tc>
@@ -16416,14 +20652,14 @@
           </w:tcPr>
           <w:p>
             <w:pPr>
-              <w:ind w:left="120" w:right="120"/>
+              <w:ind w:left="120"/>
             </w:pPr>
             <w:r>
               <w:rPr>
                 <w:color w:val="64748B"/>
                 <w:sz w:val="20"/>
               </w:rPr>
-              <w:t>string</w:t>
+              <w:t>number</w:t>
             </w:r>
           </w:p>
         </w:tc>
@@ -16433,14 +20669,14 @@
           </w:tcPr>
           <w:p>
             <w:pPr>
-              <w:ind w:left="120" w:right="120"/>
+              <w:ind w:left="120"/>
             </w:pPr>
             <w:r>
               <w:rPr>
                 <w:color w:val="4A5568"/>
                 <w:sz w:val="20"/>
               </w:rPr>
-              <w:t>HOT / WARM / COLD / UNSCORED</w:t>
+              <w:t>0-100 auto-calculated lead score.</w:t>
             </w:r>
           </w:p>
         </w:tc>
@@ -16449,18 +20685,18 @@
         <w:tc>
           <w:tcPr>
             <w:tcW w:w="2340" w:type="dxa"/>
-          </w:tcPr>
-          <w:p>
-            <w:pPr>
-              <w:ind w:left="120" w:right="120"/>
-            </w:pPr>
-            <w:r>
-              <w:rPr>
-                <w:b/>
+            <w:shd w:val="clear" w:color="auto" w:fill="FFFFFF"/>
+          </w:tcPr>
+          <w:p>
+            <w:pPr>
+              <w:ind w:left="120"/>
+            </w:pPr>
+            <w:r>
+              <w:rPr>
                 <w:color w:val="1B2A4A"/>
                 <w:sz w:val="20"/>
               </w:rPr>
-              <w:t>assignedTo</w:t>
+              <w:t>scoreLabel</w:t>
             </w:r>
           </w:p>
         </w:tc>
@@ -16471,7 +20707,7 @@
           </w:tcPr>
           <w:p>
             <w:pPr>
-              <w:ind w:left="120" w:right="120"/>
+              <w:ind w:left="120"/>
             </w:pPr>
             <w:r>
               <w:rPr>
@@ -16488,14 +20724,14 @@
           </w:tcPr>
           <w:p>
             <w:pPr>
-              <w:ind w:left="120" w:right="120"/>
+              <w:ind w:left="120"/>
             </w:pPr>
             <w:r>
               <w:rPr>
                 <w:color w:val="4A5568"/>
                 <w:sz w:val="20"/>
               </w:rPr>
-              <w:t>rogerio@rgenterpriseconsulting.com (default)</w:t>
+              <w:t>HOT / WARM / COLD / UNSCORED</w:t>
             </w:r>
           </w:p>
         </w:tc>
@@ -16504,18 +20740,18 @@
         <w:tc>
           <w:tcPr>
             <w:tcW w:w="2340" w:type="dxa"/>
-          </w:tcPr>
-          <w:p>
-            <w:pPr>
-              <w:ind w:left="120" w:right="120"/>
-            </w:pPr>
-            <w:r>
-              <w:rPr>
-                <w:b/>
+            <w:shd w:val="clear" w:color="auto" w:fill="FFFFFF"/>
+          </w:tcPr>
+          <w:p>
+            <w:pPr>
+              <w:ind w:left="120"/>
+            </w:pPr>
+            <w:r>
+              <w:rPr>
                 <w:color w:val="1B2A4A"/>
                 <w:sz w:val="20"/>
               </w:rPr>
-              <w:t>followUpDate</w:t>
+              <w:t>assignedTo</w:t>
             </w:r>
           </w:p>
         </w:tc>
@@ -16526,14 +20762,14 @@
           </w:tcPr>
           <w:p>
             <w:pPr>
-              <w:ind w:left="120" w:right="120"/>
+              <w:ind w:left="120"/>
             </w:pPr>
             <w:r>
               <w:rPr>
                 <w:color w:val="64748B"/>
                 <w:sz w:val="20"/>
               </w:rPr>
-              <w:t>timestamp</w:t>
+              <w:t>string</w:t>
             </w:r>
           </w:p>
         </w:tc>
@@ -16543,14 +20779,14 @@
           </w:tcPr>
           <w:p>
             <w:pPr>
-              <w:ind w:left="120" w:right="120"/>
+              <w:ind w:left="120"/>
             </w:pPr>
             <w:r>
               <w:rPr>
                 <w:color w:val="4A5568"/>
                 <w:sz w:val="20"/>
               </w:rPr>
-              <w:t>null initially. Set manually in admin dashboard (Phase 5).</w:t>
+              <w:t>rogerio@rgenterpriseconsulting.com (default)</w:t>
             </w:r>
           </w:p>
         </w:tc>
@@ -16559,18 +20795,18 @@
         <w:tc>
           <w:tcPr>
             <w:tcW w:w="2340" w:type="dxa"/>
-          </w:tcPr>
-          <w:p>
-            <w:pPr>
-              <w:ind w:left="120" w:right="120"/>
-            </w:pPr>
-            <w:r>
-              <w:rPr>
-                <w:b/>
+            <w:shd w:val="clear" w:color="auto" w:fill="FFFFFF"/>
+          </w:tcPr>
+          <w:p>
+            <w:pPr>
+              <w:ind w:left="120"/>
+            </w:pPr>
+            <w:r>
+              <w:rPr>
                 <w:color w:val="1B2A4A"/>
                 <w:sz w:val="20"/>
               </w:rPr>
-              <w:t>notes</w:t>
+              <w:t>followUpDate</w:t>
             </w:r>
           </w:p>
         </w:tc>
@@ -16581,14 +20817,14 @@
           </w:tcPr>
           <w:p>
             <w:pPr>
-              <w:ind w:left="120" w:right="120"/>
+              <w:ind w:left="120"/>
             </w:pPr>
             <w:r>
               <w:rPr>
                 <w:color w:val="64748B"/>
                 <w:sz w:val="20"/>
               </w:rPr>
-              <w:t>array</w:t>
+              <w:t>timestamp</w:t>
             </w:r>
           </w:p>
         </w:tc>
@@ -16598,14 +20834,14 @@
           </w:tcPr>
           <w:p>
             <w:pPr>
-              <w:ind w:left="120" w:right="120"/>
+              <w:ind w:left="120"/>
             </w:pPr>
             <w:r>
               <w:rPr>
                 <w:color w:val="4A5568"/>
                 <w:sz w:val="20"/>
               </w:rPr>
-              <w:t>Internal notes array. Each item: {date, text, by}</w:t>
+              <w:t>null initially. Set in admin dashboard (Phase 5).</w:t>
             </w:r>
           </w:p>
         </w:tc>
@@ -16614,18 +20850,18 @@
         <w:tc>
           <w:tcPr>
             <w:tcW w:w="2340" w:type="dxa"/>
-          </w:tcPr>
-          <w:p>
-            <w:pPr>
-              <w:ind w:left="120" w:right="120"/>
-            </w:pPr>
-            <w:r>
-              <w:rPr>
-                <w:b/>
+            <w:shd w:val="clear" w:color="auto" w:fill="FFFFFF"/>
+          </w:tcPr>
+          <w:p>
+            <w:pPr>
+              <w:ind w:left="120"/>
+            </w:pPr>
+            <w:r>
+              <w:rPr>
                 <w:color w:val="1B2A4A"/>
                 <w:sz w:val="20"/>
               </w:rPr>
-              <w:t>enrichment.status</w:t>
+              <w:t>notes</w:t>
             </w:r>
           </w:p>
         </w:tc>
@@ -16636,14 +20872,14 @@
           </w:tcPr>
           <w:p>
             <w:pPr>
-              <w:ind w:left="120" w:right="120"/>
+              <w:ind w:left="120"/>
             </w:pPr>
             <w:r>
               <w:rPr>
                 <w:color w:val="64748B"/>
                 <w:sz w:val="20"/>
               </w:rPr>
-              <w:t>string</w:t>
+              <w:t>array</w:t>
             </w:r>
           </w:p>
         </w:tc>
@@ -16653,14 +20889,14 @@
           </w:tcPr>
           <w:p>
             <w:pPr>
-              <w:ind w:left="120" w:right="120"/>
+              <w:ind w:left="120"/>
             </w:pPr>
             <w:r>
               <w:rPr>
                 <w:color w:val="4A5568"/>
                 <w:sz w:val="20"/>
               </w:rPr>
-              <w:t>complete / failed</w:t>
+              <w:t>Internal notes. Each item: {date, text, by}</w:t>
             </w:r>
           </w:p>
         </w:tc>
@@ -16669,18 +20905,18 @@
         <w:tc>
           <w:tcPr>
             <w:tcW w:w="2340" w:type="dxa"/>
-          </w:tcPr>
-          <w:p>
-            <w:pPr>
-              <w:ind w:left="120" w:right="120"/>
-            </w:pPr>
-            <w:r>
-              <w:rPr>
-                <w:b/>
+            <w:shd w:val="clear" w:color="auto" w:fill="FFFFFF"/>
+          </w:tcPr>
+          <w:p>
+            <w:pPr>
+              <w:ind w:left="120"/>
+            </w:pPr>
+            <w:r>
+              <w:rPr>
                 <w:color w:val="1B2A4A"/>
                 <w:sz w:val="20"/>
               </w:rPr>
-              <w:t>enrichment.summary</w:t>
+              <w:t>enrichment.status</w:t>
             </w:r>
           </w:p>
         </w:tc>
@@ -16691,7 +20927,7 @@
           </w:tcPr>
           <w:p>
             <w:pPr>
-              <w:ind w:left="120" w:right="120"/>
+              <w:ind w:left="120"/>
             </w:pPr>
             <w:r>
               <w:rPr>
@@ -16708,14 +20944,14 @@
           </w:tcPr>
           <w:p>
             <w:pPr>
-              <w:ind w:left="120" w:right="120"/>
+              <w:ind w:left="120"/>
             </w:pPr>
             <w:r>
               <w:rPr>
                 <w:color w:val="4A5568"/>
                 <w:sz w:val="20"/>
               </w:rPr>
-              <w:t>AI-generated company intelligence paragraph.</w:t>
+              <w:t>complete / failed</w:t>
             </w:r>
           </w:p>
         </w:tc>
@@ -16724,18 +20960,18 @@
         <w:tc>
           <w:tcPr>
             <w:tcW w:w="2340" w:type="dxa"/>
-          </w:tcPr>
-          <w:p>
-            <w:pPr>
-              <w:ind w:left="120" w:right="120"/>
-            </w:pPr>
-            <w:r>
-              <w:rPr>
-                <w:b/>
+            <w:shd w:val="clear" w:color="auto" w:fill="FFFFFF"/>
+          </w:tcPr>
+          <w:p>
+            <w:pPr>
+              <w:ind w:left="120"/>
+            </w:pPr>
+            <w:r>
+              <w:rPr>
                 <w:color w:val="1B2A4A"/>
                 <w:sz w:val="20"/>
               </w:rPr>
-              <w:t>enrichment.error</w:t>
+              <w:t>enrichment.summary</w:t>
             </w:r>
           </w:p>
         </w:tc>
@@ -16746,7 +20982,7 @@
           </w:tcPr>
           <w:p>
             <w:pPr>
-              <w:ind w:left="120" w:right="120"/>
+              <w:ind w:left="120"/>
             </w:pPr>
             <w:r>
               <w:rPr>
@@ -16763,14 +20999,14 @@
           </w:tcPr>
           <w:p>
             <w:pPr>
-              <w:ind w:left="120" w:right="120"/>
+              <w:ind w:left="120"/>
             </w:pPr>
             <w:r>
               <w:rPr>
                 <w:color w:val="4A5568"/>
                 <w:sz w:val="20"/>
               </w:rPr>
-              <w:t>Error message if enrichment failed.</w:t>
+              <w:t>AI-generated company intelligence paragraph.</w:t>
             </w:r>
           </w:p>
         </w:tc>
@@ -16779,18 +21015,18 @@
         <w:tc>
           <w:tcPr>
             <w:tcW w:w="2340" w:type="dxa"/>
-          </w:tcPr>
-          <w:p>
-            <w:pPr>
-              <w:ind w:left="120" w:right="120"/>
-            </w:pPr>
-            <w:r>
-              <w:rPr>
-                <w:b/>
+            <w:shd w:val="clear" w:color="auto" w:fill="FFFFFF"/>
+          </w:tcPr>
+          <w:p>
+            <w:pPr>
+              <w:ind w:left="120"/>
+            </w:pPr>
+            <w:r>
+              <w:rPr>
                 <w:color w:val="1B2A4A"/>
                 <w:sz w:val="20"/>
               </w:rPr>
-              <w:t>enrichment.runAt</w:t>
+              <w:t>enrichment.error</w:t>
             </w:r>
           </w:p>
         </w:tc>
@@ -16801,7 +21037,7 @@
           </w:tcPr>
           <w:p>
             <w:pPr>
-              <w:ind w:left="120" w:right="120"/>
+              <w:ind w:left="120"/>
             </w:pPr>
             <w:r>
               <w:rPr>
@@ -16818,14 +21054,14 @@
           </w:tcPr>
           <w:p>
             <w:pPr>
-              <w:ind w:left="120" w:right="120"/>
+              <w:ind w:left="120"/>
             </w:pPr>
             <w:r>
               <w:rPr>
                 <w:color w:val="4A5568"/>
                 <w:sz w:val="20"/>
               </w:rPr>
-              <w:t>ISO timestamp of enrichment run.</w:t>
+              <w:t>Error message if enrichment failed.</w:t>
             </w:r>
           </w:p>
         </w:tc>
@@ -16834,18 +21070,18 @@
         <w:tc>
           <w:tcPr>
             <w:tcW w:w="2340" w:type="dxa"/>
-          </w:tcPr>
-          <w:p>
-            <w:pPr>
-              <w:ind w:left="120" w:right="120"/>
-            </w:pPr>
-            <w:r>
-              <w:rPr>
-                <w:b/>
+            <w:shd w:val="clear" w:color="auto" w:fill="FFFFFF"/>
+          </w:tcPr>
+          <w:p>
+            <w:pPr>
+              <w:ind w:left="120"/>
+            </w:pPr>
+            <w:r>
+              <w:rPr>
                 <w:color w:val="1B2A4A"/>
                 <w:sz w:val="20"/>
               </w:rPr>
-              <w:t>timestamp</w:t>
+              <w:t>enrichment.runAt</w:t>
             </w:r>
           </w:p>
         </w:tc>
@@ -16856,31 +21092,86 @@
           </w:tcPr>
           <w:p>
             <w:pPr>
-              <w:ind w:left="120" w:right="120"/>
+              <w:ind w:left="120"/>
             </w:pPr>
             <w:r>
               <w:rPr>
                 <w:color w:val="64748B"/>
                 <w:sz w:val="20"/>
               </w:rPr>
+              <w:t>string</w:t>
+            </w:r>
+          </w:p>
+        </w:tc>
+        <w:tc>
+          <w:tcPr>
+            <w:tcW w:w="5616" w:type="dxa"/>
+          </w:tcPr>
+          <w:p>
+            <w:pPr>
+              <w:ind w:left="120"/>
+            </w:pPr>
+            <w:r>
+              <w:rPr>
+                <w:color w:val="4A5568"/>
+                <w:sz w:val="20"/>
+              </w:rPr>
+              <w:t>ISO timestamp of enrichment run.</w:t>
+            </w:r>
+          </w:p>
+        </w:tc>
+      </w:tr>
+      <w:tr>
+        <w:tc>
+          <w:tcPr>
+            <w:tcW w:w="2340" w:type="dxa"/>
+            <w:shd w:val="clear" w:color="auto" w:fill="FFFFFF"/>
+          </w:tcPr>
+          <w:p>
+            <w:pPr>
+              <w:ind w:left="120"/>
+            </w:pPr>
+            <w:r>
+              <w:rPr>
+                <w:color w:val="1B2A4A"/>
+                <w:sz w:val="20"/>
+              </w:rPr>
               <w:t>timestamp</w:t>
             </w:r>
           </w:p>
         </w:tc>
         <w:tc>
           <w:tcPr>
+            <w:tcW w:w="1404" w:type="dxa"/>
+            <w:shd w:val="clear" w:color="auto" w:fill="F7F8FC"/>
+          </w:tcPr>
+          <w:p>
+            <w:pPr>
+              <w:ind w:left="120"/>
+            </w:pPr>
+            <w:r>
+              <w:rPr>
+                <w:color w:val="64748B"/>
+                <w:sz w:val="20"/>
+              </w:rPr>
+              <w:t>timestamp</w:t>
+            </w:r>
+          </w:p>
+        </w:tc>
+        <w:tc>
+          <w:tcPr>
             <w:tcW w:w="5616" w:type="dxa"/>
           </w:tcPr>
           <w:p>
             <w:pPr>
-              <w:ind w:left="120" w:right="120"/>
+              <w:ind w:left="120"/>
             </w:pPr>
             <w:r>
               <w:rPr>
                 <w:color w:val="4A5568"/>
                 <w:sz w:val="20"/>
               </w:rPr>
-              <w:t>Server timestamp — Firestore FieldValue.serverTimestamp()</w:t>
+              <w:t>Firestore server timestamp — auto-set on creation.</w:t>
             </w:r>
           </w:p>
         </w:tc>
@@ -16896,7 +21187,7 @@
           <w:color w:val="1B2A4A"/>
           <w:sz w:val="28"/>
         </w:rPr>
-        <w:t>11.6 Contact Form Design — 3-Step Flow (Pending Build)</w:t>
+        <w:t>11.7 Contact Form — 3-Step Design (Pending Frontend Build)</w:t>
       </w:r>
     </w:p>
     <w:p>
@@ -16908,7 +21199,7 @@
           <w:color w:val="4A5568"/>
           <w:sz w:val="22"/>
         </w:rPr>
-        <w:t>Research finding: Multi-step forms achieve 20-35% higher completion than single long forms (CXL, 2024). B2B consulting forms with open challenge fields improve lead quality +28% despite slight conversion rate decrease (Deloitte/Accenture data). The Contact.jsx frontend form is designed as a 3-step flow:</w:t>
+        <w:t>Research finding: Multi-step forms achieve 20-35% higher completion than single long forms (CXL, 2024). B2B consulting forms with open challenge fields improve lead quality +28% despite slight conversion rate decrease (Deloitte/Accenture). The Contact.jsx form is specified as a 3-step flow:</w:t>
       </w:r>
     </w:p>
     <w:p>
@@ -16956,7 +21247,7 @@
           <w:color w:val="4A5568"/>
           <w:sz w:val="22"/>
         </w:rPr>
-        <w:t>Service of Interest, Industry, Company Size, Current Challenge (open text), Timeline, Budget Range. Qualification and lead scoring signals.</w:t>
+        <w:t>Service of Interest, Industry (10 sectors), Company Size, Current Challenge (open text), Timeline, Budget Range.</w:t>
       </w:r>
     </w:p>
     <w:p>
@@ -16980,7 +21271,7 @@
           <w:color w:val="4A5568"/>
           <w:sz w:val="22"/>
         </w:rPr>
-        <w:t>How did you find us?, Anything else (optional textarea), Submit button. Attribution tracking.</w:t>
+        <w:t>How did you find us? (attribution), Optional additional message, Submit.</w:t>
       </w:r>
     </w:p>
     <w:p>
@@ -16992,7 +21283,7 @@
           <w:color w:val="4A5568"/>
           <w:sz w:val="22"/>
         </w:rPr>
-        <w:t>After submission: thank-you message ("We will be in touch within 24 hours") + Calendly booking button shown for the first time. Calendly is NEVER shown as a primary CTA before form completion.</w:t>
+        <w:t>After submission: thank-you confirmation with Opportunity ID displayed to client (e.g. "Your reference: RGE-2026-0001"). Calendly booking button shown for the first time here. Calendly never shown as primary CTA before form completion.</w:t>
       </w:r>
     </w:p>
     <w:p>
@@ -17005,7 +21296,7 @@
           <w:color w:val="1B2A4A"/>
           <w:sz w:val="28"/>
         </w:rPr>
-        <w:t>11.7 Updated Phase Status</w:t>
+        <w:t>11.8 Updated Phase Status</w:t>
       </w:r>
     </w:p>
     <w:tbl>
@@ -17176,7 +21467,7 @@
                 <w:color w:val="4A5568"/>
                 <w:sz w:val="20"/>
               </w:rPr>
-              <w:t>All files on version-2.0 branch. Logos, headshot, design tokens, Navbar, Footer, Home, About all done.</w:t>
+              <w:t>Navbar, Footer, Home v3, About v2 (company-first), all logos, headshot, design tokens. All on version-2.0 branch.</w:t>
             </w:r>
           </w:p>
         </w:tc>
@@ -17250,7 +21541,7 @@
                 <w:color w:val="4A5568"/>
                 <w:sz w:val="20"/>
               </w:rPr>
-              <w:t>About rewrite done. Firebase backend fully deployed and tested. Contact.jsx 3-step form + 4 services pages still pending.</w:t>
+              <w:t>About rewrite done. Firebase Functions deployed (Ionos SMTP, AI enrichment, lead scoring, Firestore, Opportunity ID). Contact.jsx 3-step form + 4 services pages still pending.</w:t>
             </w:r>
           </w:p>
         </w:tc>
@@ -17398,7 +21689,7 @@
                 <w:color w:val="4A5568"/>
                 <w:sz w:val="20"/>
               </w:rPr>
-              <w:t>Pending Phase 3.</w:t>
+              <w:t>Blog, AI article agent, sitemap, full JSON-LD.</w:t>
             </w:r>
           </w:p>
         </w:tc>
@@ -17472,7 +21763,7 @@
                 <w:color w:val="4A5568"/>
                 <w:sz w:val="20"/>
               </w:rPr>
-              <w:t>Pending Phase 4.</w:t>
+              <w:t>Role system, admin dashboard, scope control, notifications.</w:t>
             </w:r>
           </w:p>
         </w:tc>
@@ -17546,7 +21837,7 @@
                 <w:color w:val="4A5568"/>
                 <w:sz w:val="20"/>
               </w:rPr>
-              <w:t>Pending Phase 5.</w:t>
+              <w:t>Content management, theme editor, logo/image upload.</w:t>
             </w:r>
           </w:p>
         </w:tc>
